--- a/07Functional and Non-Functional.docx
+++ b/07Functional and Non-Functional.docx
@@ -453,10 +453,16 @@
     </w:p>
     <w:p>
       <w:pPr>
+        <w:pBdr>
+          <w:bottom w:val="single" w:sz="12" w:space="1" w:color="auto"/>
+        </w:pBdr>
         <w:spacing w:line="180" w:lineRule="auto"/>
         <w:rPr>
+          <w:b/>
+          <w:bCs/>
           <w:color w:val="4472C4" w:themeColor="accent1"/>
-          <w:lang w:val="en-US"/>
+          <w:sz w:val="32"/>
+          <w:szCs w:val="32"/>
         </w:rPr>
       </w:pPr>
       <w:r>
@@ -464,9 +470,5234 @@
           <w:b/>
           <w:bCs/>
           <w:color w:val="4472C4" w:themeColor="accent1"/>
+          <w:sz w:val="32"/>
+          <w:szCs w:val="32"/>
         </w:rPr>
         <w:t>PURPOSE &amp; SCOPE</w:t>
       </w:r>
+    </w:p>
+    <w:p>
+      <w:pPr>
+        <w:spacing w:line="180" w:lineRule="auto"/>
+        <w:rPr>
+          <w:color w:val="000000" w:themeColor="text1"/>
+        </w:rPr>
+      </w:pPr>
+      <w:r>
+        <w:rPr>
+          <w:color w:val="000000" w:themeColor="text1"/>
+        </w:rPr>
+        <w:t>This Functional Requirements Specification (FRS) defines what the RetailEasy Returns Automation Portal must do at the system level. Each functional requirement is derived from and traceable to a Business Requirement in the BRD. This document is intended for the development team and will be used as the basis for sprint planning and test case design.</w:t>
+      </w:r>
+    </w:p>
+    <w:p>
+      <w:pPr>
+        <w:pBdr>
+          <w:bottom w:val="single" w:sz="12" w:space="1" w:color="auto"/>
+        </w:pBdr>
+        <w:spacing w:line="180" w:lineRule="auto"/>
+        <w:rPr>
+          <w:color w:val="4472C4" w:themeColor="accent1"/>
+          <w:sz w:val="32"/>
+          <w:szCs w:val="32"/>
+        </w:rPr>
+      </w:pPr>
+      <w:r>
+        <w:rPr>
+          <w:color w:val="4472C4" w:themeColor="accent1"/>
+          <w:sz w:val="32"/>
+          <w:szCs w:val="32"/>
+        </w:rPr>
+        <w:t>RETURN REQUEST SUBMISSION</w:t>
+      </w:r>
+    </w:p>
+    <w:tbl>
+      <w:tblPr>
+        <w:tblStyle w:val="GridTable4-Accent2"/>
+        <w:tblW w:w="9770" w:type="dxa"/>
+        <w:tblLook w:val="04A0" w:firstRow="1" w:lastRow="0" w:firstColumn="1" w:lastColumn="0" w:noHBand="0" w:noVBand="1"/>
+      </w:tblPr>
+      <w:tblGrid>
+        <w:gridCol w:w="562"/>
+        <w:gridCol w:w="870"/>
+        <w:gridCol w:w="973"/>
+        <w:gridCol w:w="2693"/>
+        <w:gridCol w:w="4672"/>
+      </w:tblGrid>
+      <w:tr>
+        <w:trPr>
+          <w:cnfStyle w:val="100000000000" w:firstRow="1" w:lastRow="0" w:firstColumn="0" w:lastColumn="0" w:oddVBand="0" w:evenVBand="0" w:oddHBand="0" w:evenHBand="0" w:firstRowFirstColumn="0" w:firstRowLastColumn="0" w:lastRowFirstColumn="0" w:lastRowLastColumn="0"/>
+          <w:trHeight w:val="548"/>
+        </w:trPr>
+        <w:tc>
+          <w:tcPr>
+            <w:cnfStyle w:val="001000000000" w:firstRow="0" w:lastRow="0" w:firstColumn="1" w:lastColumn="0" w:oddVBand="0" w:evenVBand="0" w:oddHBand="0" w:evenHBand="0" w:firstRowFirstColumn="0" w:firstRowLastColumn="0" w:lastRowFirstColumn="0" w:lastRowLastColumn="0"/>
+            <w:tcW w:w="562" w:type="dxa"/>
+          </w:tcPr>
+          <w:p>
+            <w:pPr>
+              <w:spacing w:line="180" w:lineRule="auto"/>
+              <w:jc w:val="center"/>
+            </w:pPr>
+            <w:r>
+              <w:t>FR ID</w:t>
+            </w:r>
+          </w:p>
+        </w:tc>
+        <w:tc>
+          <w:tcPr>
+            <w:tcW w:w="870" w:type="dxa"/>
+          </w:tcPr>
+          <w:p>
+            <w:pPr>
+              <w:spacing w:line="180" w:lineRule="auto"/>
+              <w:jc w:val="center"/>
+              <w:cnfStyle w:val="100000000000" w:firstRow="1" w:lastRow="0" w:firstColumn="0" w:lastColumn="0" w:oddVBand="0" w:evenVBand="0" w:oddHBand="0" w:evenHBand="0" w:firstRowFirstColumn="0" w:firstRowLastColumn="0" w:lastRowFirstColumn="0" w:lastRowLastColumn="0"/>
+            </w:pPr>
+            <w:r>
+              <w:t>Linked BR</w:t>
+            </w:r>
+          </w:p>
+        </w:tc>
+        <w:tc>
+          <w:tcPr>
+            <w:tcW w:w="973" w:type="dxa"/>
+          </w:tcPr>
+          <w:p>
+            <w:pPr>
+              <w:spacing w:line="180" w:lineRule="auto"/>
+              <w:jc w:val="center"/>
+              <w:cnfStyle w:val="100000000000" w:firstRow="1" w:lastRow="0" w:firstColumn="0" w:lastColumn="0" w:oddVBand="0" w:evenVBand="0" w:oddHBand="0" w:evenHBand="0" w:firstRowFirstColumn="0" w:firstRowLastColumn="0" w:lastRowFirstColumn="0" w:lastRowLastColumn="0"/>
+            </w:pPr>
+            <w:r>
+              <w:t>Priority</w:t>
+            </w:r>
+          </w:p>
+        </w:tc>
+        <w:tc>
+          <w:tcPr>
+            <w:tcW w:w="2693" w:type="dxa"/>
+          </w:tcPr>
+          <w:p>
+            <w:pPr>
+              <w:spacing w:line="180" w:lineRule="auto"/>
+              <w:jc w:val="center"/>
+              <w:cnfStyle w:val="100000000000" w:firstRow="1" w:lastRow="0" w:firstColumn="0" w:lastColumn="0" w:oddVBand="0" w:evenVBand="0" w:oddHBand="0" w:evenHBand="0" w:firstRowFirstColumn="0" w:firstRowLastColumn="0" w:lastRowFirstColumn="0" w:lastRowLastColumn="0"/>
+            </w:pPr>
+            <w:r>
+              <w:t>Description</w:t>
+            </w:r>
+          </w:p>
+        </w:tc>
+        <w:tc>
+          <w:tcPr>
+            <w:tcW w:w="4672" w:type="dxa"/>
+          </w:tcPr>
+          <w:p>
+            <w:pPr>
+              <w:spacing w:line="180" w:lineRule="auto"/>
+              <w:jc w:val="center"/>
+              <w:cnfStyle w:val="100000000000" w:firstRow="1" w:lastRow="0" w:firstColumn="0" w:lastColumn="0" w:oddVBand="0" w:evenVBand="0" w:oddHBand="0" w:evenHBand="0" w:firstRowFirstColumn="0" w:firstRowLastColumn="0" w:lastRowFirstColumn="0" w:lastRowLastColumn="0"/>
+            </w:pPr>
+            <w:r>
+              <w:t>Acceptance Criteria</w:t>
+            </w:r>
+          </w:p>
+        </w:tc>
+      </w:tr>
+      <w:tr>
+        <w:trPr>
+          <w:cnfStyle w:val="000000100000" w:firstRow="0" w:lastRow="0" w:firstColumn="0" w:lastColumn="0" w:oddVBand="0" w:evenVBand="0" w:oddHBand="1" w:evenHBand="0" w:firstRowFirstColumn="0" w:firstRowLastColumn="0" w:lastRowFirstColumn="0" w:lastRowLastColumn="0"/>
+          <w:trHeight w:val="548"/>
+        </w:trPr>
+        <w:tc>
+          <w:tcPr>
+            <w:cnfStyle w:val="001000000000" w:firstRow="0" w:lastRow="0" w:firstColumn="1" w:lastColumn="0" w:oddVBand="0" w:evenVBand="0" w:oddHBand="0" w:evenHBand="0" w:firstRowFirstColumn="0" w:firstRowLastColumn="0" w:lastRowFirstColumn="0" w:lastRowLastColumn="0"/>
+            <w:tcW w:w="562" w:type="dxa"/>
+          </w:tcPr>
+          <w:p>
+            <w:pPr>
+              <w:spacing w:line="180" w:lineRule="auto"/>
+              <w:rPr>
+                <w:color w:val="000000" w:themeColor="text1"/>
+              </w:rPr>
+            </w:pPr>
+            <w:r>
+              <w:rPr>
+                <w:color w:val="000000" w:themeColor="text1"/>
+              </w:rPr>
+              <w:t>FR-01</w:t>
+            </w:r>
+          </w:p>
+        </w:tc>
+        <w:tc>
+          <w:tcPr>
+            <w:tcW w:w="870" w:type="dxa"/>
+          </w:tcPr>
+          <w:p>
+            <w:pPr>
+              <w:spacing w:line="180" w:lineRule="auto"/>
+              <w:cnfStyle w:val="000000100000" w:firstRow="0" w:lastRow="0" w:firstColumn="0" w:lastColumn="0" w:oddVBand="0" w:evenVBand="0" w:oddHBand="1" w:evenHBand="0" w:firstRowFirstColumn="0" w:firstRowLastColumn="0" w:lastRowFirstColumn="0" w:lastRowLastColumn="0"/>
+              <w:rPr>
+                <w:color w:val="000000" w:themeColor="text1"/>
+              </w:rPr>
+            </w:pPr>
+            <w:r>
+              <w:rPr>
+                <w:color w:val="000000" w:themeColor="text1"/>
+              </w:rPr>
+              <w:t>BR-01</w:t>
+            </w:r>
+          </w:p>
+        </w:tc>
+        <w:tc>
+          <w:tcPr>
+            <w:tcW w:w="973" w:type="dxa"/>
+            <w:shd w:val="clear" w:color="auto" w:fill="EE0000"/>
+          </w:tcPr>
+          <w:p>
+            <w:pPr>
+              <w:spacing w:line="180" w:lineRule="auto"/>
+              <w:cnfStyle w:val="000000100000" w:firstRow="0" w:lastRow="0" w:firstColumn="0" w:lastColumn="0" w:oddVBand="0" w:evenVBand="0" w:oddHBand="1" w:evenHBand="0" w:firstRowFirstColumn="0" w:firstRowLastColumn="0" w:lastRowFirstColumn="0" w:lastRowLastColumn="0"/>
+              <w:rPr>
+                <w:color w:val="000000" w:themeColor="text1"/>
+              </w:rPr>
+            </w:pPr>
+            <w:r>
+              <w:rPr>
+                <w:color w:val="000000" w:themeColor="text1"/>
+              </w:rPr>
+              <w:t>Must Have</w:t>
+            </w:r>
+          </w:p>
+        </w:tc>
+        <w:tc>
+          <w:tcPr>
+            <w:tcW w:w="2693" w:type="dxa"/>
+          </w:tcPr>
+          <w:p>
+            <w:pPr>
+              <w:spacing w:line="180" w:lineRule="auto"/>
+              <w:cnfStyle w:val="000000100000" w:firstRow="0" w:lastRow="0" w:firstColumn="0" w:lastColumn="0" w:oddVBand="0" w:evenVBand="0" w:oddHBand="1" w:evenHBand="0" w:firstRowFirstColumn="0" w:firstRowLastColumn="0" w:lastRowFirstColumn="0" w:lastRowLastColumn="0"/>
+              <w:rPr>
+                <w:color w:val="000000" w:themeColor="text1"/>
+              </w:rPr>
+            </w:pPr>
+            <w:r>
+              <w:rPr>
+                <w:color w:val="000000" w:themeColor="text1"/>
+              </w:rPr>
+              <w:t>The system shall provide an online return request form accessible from the customer’s order history page on both web and mobile.</w:t>
+            </w:r>
+          </w:p>
+        </w:tc>
+        <w:tc>
+          <w:tcPr>
+            <w:tcW w:w="4672" w:type="dxa"/>
+          </w:tcPr>
+          <w:p>
+            <w:pPr>
+              <w:pStyle w:val="ListParagraph"/>
+              <w:numPr>
+                <w:ilvl w:val="0"/>
+                <w:numId w:val="1"/>
+              </w:numPr>
+              <w:spacing w:line="180" w:lineRule="auto"/>
+              <w:ind w:left="324" w:hanging="324"/>
+              <w:cnfStyle w:val="000000100000" w:firstRow="0" w:lastRow="0" w:firstColumn="0" w:lastColumn="0" w:oddVBand="0" w:evenVBand="0" w:oddHBand="1" w:evenHBand="0" w:firstRowFirstColumn="0" w:firstRowLastColumn="0" w:lastRowFirstColumn="0" w:lastRowLastColumn="0"/>
+              <w:rPr>
+                <w:color w:val="000000" w:themeColor="text1"/>
+              </w:rPr>
+            </w:pPr>
+            <w:r>
+              <w:rPr>
+                <w:color w:val="000000" w:themeColor="text1"/>
+              </w:rPr>
+              <w:t>Customer can access return form directly from order history without logging out and back in</w:t>
+            </w:r>
+          </w:p>
+          <w:p>
+            <w:pPr>
+              <w:pStyle w:val="ListParagraph"/>
+              <w:numPr>
+                <w:ilvl w:val="0"/>
+                <w:numId w:val="1"/>
+              </w:numPr>
+              <w:spacing w:line="180" w:lineRule="auto"/>
+              <w:ind w:left="324" w:hanging="324"/>
+              <w:cnfStyle w:val="000000100000" w:firstRow="0" w:lastRow="0" w:firstColumn="0" w:lastColumn="0" w:oddVBand="0" w:evenVBand="0" w:oddHBand="1" w:evenHBand="0" w:firstRowFirstColumn="0" w:firstRowLastColumn="0" w:lastRowFirstColumn="0" w:lastRowLastColumn="0"/>
+              <w:rPr>
+                <w:color w:val="000000" w:themeColor="text1"/>
+              </w:rPr>
+            </w:pPr>
+            <w:r>
+              <w:rPr>
+                <w:color w:val="000000" w:themeColor="text1"/>
+              </w:rPr>
+              <w:t xml:space="preserve">Form is fully </w:t>
+            </w:r>
+            <w:r>
+              <w:rPr>
+                <w:color w:val="000000" w:themeColor="text1"/>
+              </w:rPr>
+              <w:t>functional on mobile screens (iOS and Android)</w:t>
+            </w:r>
+          </w:p>
+          <w:p>
+            <w:pPr>
+              <w:pStyle w:val="ListParagraph"/>
+              <w:numPr>
+                <w:ilvl w:val="0"/>
+                <w:numId w:val="1"/>
+              </w:numPr>
+              <w:spacing w:line="180" w:lineRule="auto"/>
+              <w:ind w:left="324" w:hanging="324"/>
+              <w:cnfStyle w:val="000000100000" w:firstRow="0" w:lastRow="0" w:firstColumn="0" w:lastColumn="0" w:oddVBand="0" w:evenVBand="0" w:oddHBand="1" w:evenHBand="0" w:firstRowFirstColumn="0" w:firstRowLastColumn="0" w:lastRowFirstColumn="0" w:lastRowLastColumn="0"/>
+              <w:rPr>
+                <w:color w:val="000000" w:themeColor="text1"/>
+              </w:rPr>
+            </w:pPr>
+            <w:r>
+              <w:rPr>
+                <w:color w:val="000000" w:themeColor="text1"/>
+              </w:rPr>
+              <w:t>Form loads within 3 seconds on a standard 4G connection</w:t>
+            </w:r>
+          </w:p>
+        </w:tc>
+      </w:tr>
+      <w:tr>
+        <w:trPr>
+          <w:trHeight w:val="584"/>
+        </w:trPr>
+        <w:tc>
+          <w:tcPr>
+            <w:cnfStyle w:val="001000000000" w:firstRow="0" w:lastRow="0" w:firstColumn="1" w:lastColumn="0" w:oddVBand="0" w:evenVBand="0" w:oddHBand="0" w:evenHBand="0" w:firstRowFirstColumn="0" w:firstRowLastColumn="0" w:lastRowFirstColumn="0" w:lastRowLastColumn="0"/>
+            <w:tcW w:w="562" w:type="dxa"/>
+          </w:tcPr>
+          <w:p>
+            <w:pPr>
+              <w:spacing w:line="180" w:lineRule="auto"/>
+              <w:rPr>
+                <w:color w:val="000000" w:themeColor="text1"/>
+              </w:rPr>
+            </w:pPr>
+            <w:r>
+              <w:rPr>
+                <w:color w:val="000000" w:themeColor="text1"/>
+              </w:rPr>
+              <w:t>FR-02</w:t>
+            </w:r>
+          </w:p>
+        </w:tc>
+        <w:tc>
+          <w:tcPr>
+            <w:tcW w:w="870" w:type="dxa"/>
+          </w:tcPr>
+          <w:p>
+            <w:pPr>
+              <w:spacing w:line="180" w:lineRule="auto"/>
+              <w:cnfStyle w:val="000000000000" w:firstRow="0" w:lastRow="0" w:firstColumn="0" w:lastColumn="0" w:oddVBand="0" w:evenVBand="0" w:oddHBand="0" w:evenHBand="0" w:firstRowFirstColumn="0" w:firstRowLastColumn="0" w:lastRowFirstColumn="0" w:lastRowLastColumn="0"/>
+              <w:rPr>
+                <w:color w:val="000000" w:themeColor="text1"/>
+              </w:rPr>
+            </w:pPr>
+            <w:r>
+              <w:rPr>
+                <w:color w:val="000000" w:themeColor="text1"/>
+              </w:rPr>
+              <w:t>BR-01</w:t>
+            </w:r>
+          </w:p>
+        </w:tc>
+        <w:tc>
+          <w:tcPr>
+            <w:tcW w:w="973" w:type="dxa"/>
+            <w:shd w:val="clear" w:color="auto" w:fill="EE0000"/>
+          </w:tcPr>
+          <w:p>
+            <w:pPr>
+              <w:spacing w:line="180" w:lineRule="auto"/>
+              <w:cnfStyle w:val="000000000000" w:firstRow="0" w:lastRow="0" w:firstColumn="0" w:lastColumn="0" w:oddVBand="0" w:evenVBand="0" w:oddHBand="0" w:evenHBand="0" w:firstRowFirstColumn="0" w:firstRowLastColumn="0" w:lastRowFirstColumn="0" w:lastRowLastColumn="0"/>
+              <w:rPr>
+                <w:color w:val="000000" w:themeColor="text1"/>
+              </w:rPr>
+            </w:pPr>
+            <w:r>
+              <w:rPr>
+                <w:color w:val="000000" w:themeColor="text1"/>
+              </w:rPr>
+              <w:t>Must Have</w:t>
+            </w:r>
+          </w:p>
+        </w:tc>
+        <w:tc>
+          <w:tcPr>
+            <w:tcW w:w="2693" w:type="dxa"/>
+          </w:tcPr>
+          <w:p>
+            <w:pPr>
+              <w:spacing w:line="180" w:lineRule="auto"/>
+              <w:cnfStyle w:val="000000000000" w:firstRow="0" w:lastRow="0" w:firstColumn="0" w:lastColumn="0" w:oddVBand="0" w:evenVBand="0" w:oddHBand="0" w:evenHBand="0" w:firstRowFirstColumn="0" w:firstRowLastColumn="0" w:lastRowFirstColumn="0" w:lastRowLastColumn="0"/>
+              <w:rPr>
+                <w:color w:val="000000" w:themeColor="text1"/>
+              </w:rPr>
+            </w:pPr>
+            <w:r>
+              <w:rPr>
+                <w:color w:val="000000" w:themeColor="text1"/>
+              </w:rPr>
+              <w:t>The return request form shall capture the following mandatory fields: Order ID (auto-populated), Item Name,</w:t>
+            </w:r>
+            <w:r>
+              <w:rPr>
+                <w:sz w:val="19"/>
+                <w:szCs w:val="19"/>
+              </w:rPr>
+              <w:t xml:space="preserve"> </w:t>
+            </w:r>
+            <w:r>
+              <w:rPr>
+                <w:color w:val="000000" w:themeColor="text1"/>
+              </w:rPr>
+              <w:t>Quantity, Return Reason (dropdown), Condition of Item (dropdown), and Photo Upload (min 1, max 5 images).</w:t>
+            </w:r>
+          </w:p>
+        </w:tc>
+        <w:tc>
+          <w:tcPr>
+            <w:tcW w:w="4672" w:type="dxa"/>
+          </w:tcPr>
+          <w:p>
+            <w:pPr>
+              <w:pStyle w:val="ListParagraph"/>
+              <w:numPr>
+                <w:ilvl w:val="0"/>
+                <w:numId w:val="3"/>
+              </w:numPr>
+              <w:spacing w:line="180" w:lineRule="auto"/>
+              <w:ind w:left="317" w:hanging="284"/>
+              <w:cnfStyle w:val="000000000000" w:firstRow="0" w:lastRow="0" w:firstColumn="0" w:lastColumn="0" w:oddVBand="0" w:evenVBand="0" w:oddHBand="0" w:evenHBand="0" w:firstRowFirstColumn="0" w:firstRowLastColumn="0" w:lastRowFirstColumn="0" w:lastRowLastColumn="0"/>
+              <w:rPr>
+                <w:color w:val="000000" w:themeColor="text1"/>
+              </w:rPr>
+            </w:pPr>
+            <w:r>
+              <w:rPr>
+                <w:color w:val="000000" w:themeColor="text1"/>
+              </w:rPr>
+              <w:t>All mandatory fields must be filled before form submission is enabled</w:t>
+            </w:r>
+          </w:p>
+          <w:p>
+            <w:pPr>
+              <w:pStyle w:val="ListParagraph"/>
+              <w:numPr>
+                <w:ilvl w:val="0"/>
+                <w:numId w:val="3"/>
+              </w:numPr>
+              <w:spacing w:line="180" w:lineRule="auto"/>
+              <w:ind w:left="317" w:hanging="284"/>
+              <w:cnfStyle w:val="000000000000" w:firstRow="0" w:lastRow="0" w:firstColumn="0" w:lastColumn="0" w:oddVBand="0" w:evenVBand="0" w:oddHBand="0" w:evenHBand="0" w:firstRowFirstColumn="0" w:firstRowLastColumn="0" w:lastRowFirstColumn="0" w:lastRowLastColumn="0"/>
+              <w:rPr>
+                <w:color w:val="000000" w:themeColor="text1"/>
+              </w:rPr>
+            </w:pPr>
+            <w:r>
+              <w:rPr>
+                <w:color w:val="000000" w:themeColor="text1"/>
+              </w:rPr>
+              <w:t>Order ID is auto-populated from the customer's order history — not manually entered</w:t>
+            </w:r>
+          </w:p>
+          <w:p>
+            <w:pPr>
+              <w:pStyle w:val="ListParagraph"/>
+              <w:numPr>
+                <w:ilvl w:val="0"/>
+                <w:numId w:val="3"/>
+              </w:numPr>
+              <w:spacing w:line="180" w:lineRule="auto"/>
+              <w:ind w:left="317" w:hanging="284"/>
+              <w:cnfStyle w:val="000000000000" w:firstRow="0" w:lastRow="0" w:firstColumn="0" w:lastColumn="0" w:oddVBand="0" w:evenVBand="0" w:oddHBand="0" w:evenHBand="0" w:firstRowFirstColumn="0" w:firstRowLastColumn="0" w:lastRowFirstColumn="0" w:lastRowLastColumn="0"/>
+              <w:rPr>
+                <w:color w:val="000000" w:themeColor="text1"/>
+              </w:rPr>
+            </w:pPr>
+            <w:r>
+              <w:rPr>
+                <w:color w:val="000000" w:themeColor="text1"/>
+              </w:rPr>
+              <w:t>Return Reason dropdown contains: Damaged/Defective, Wrong Item Received, Size/Fit Issue, Changed Mind, Product Not as Described, Other</w:t>
+            </w:r>
+          </w:p>
+          <w:p>
+            <w:pPr>
+              <w:pStyle w:val="ListParagraph"/>
+              <w:numPr>
+                <w:ilvl w:val="0"/>
+                <w:numId w:val="3"/>
+              </w:numPr>
+              <w:spacing w:line="180" w:lineRule="auto"/>
+              <w:ind w:left="317" w:hanging="284"/>
+              <w:cnfStyle w:val="000000000000" w:firstRow="0" w:lastRow="0" w:firstColumn="0" w:lastColumn="0" w:oddVBand="0" w:evenVBand="0" w:oddHBand="0" w:evenHBand="0" w:firstRowFirstColumn="0" w:firstRowLastColumn="0" w:lastRowFirstColumn="0" w:lastRowLastColumn="0"/>
+              <w:rPr>
+                <w:color w:val="000000" w:themeColor="text1"/>
+              </w:rPr>
+            </w:pPr>
+            <w:r>
+              <w:rPr>
+                <w:color w:val="000000" w:themeColor="text1"/>
+              </w:rPr>
+              <w:t>Photo upload accepts JPG and PNG formats, max 5MB per image</w:t>
+            </w:r>
+          </w:p>
+        </w:tc>
+      </w:tr>
+      <w:tr>
+        <w:trPr>
+          <w:cnfStyle w:val="000000100000" w:firstRow="0" w:lastRow="0" w:firstColumn="0" w:lastColumn="0" w:oddVBand="0" w:evenVBand="0" w:oddHBand="1" w:evenHBand="0" w:firstRowFirstColumn="0" w:firstRowLastColumn="0" w:lastRowFirstColumn="0" w:lastRowLastColumn="0"/>
+          <w:trHeight w:val="548"/>
+        </w:trPr>
+        <w:tc>
+          <w:tcPr>
+            <w:cnfStyle w:val="001000000000" w:firstRow="0" w:lastRow="0" w:firstColumn="1" w:lastColumn="0" w:oddVBand="0" w:evenVBand="0" w:oddHBand="0" w:evenHBand="0" w:firstRowFirstColumn="0" w:firstRowLastColumn="0" w:lastRowFirstColumn="0" w:lastRowLastColumn="0"/>
+            <w:tcW w:w="562" w:type="dxa"/>
+          </w:tcPr>
+          <w:p>
+            <w:pPr>
+              <w:spacing w:line="180" w:lineRule="auto"/>
+              <w:rPr>
+                <w:color w:val="000000" w:themeColor="text1"/>
+              </w:rPr>
+            </w:pPr>
+            <w:r>
+              <w:rPr>
+                <w:color w:val="000000" w:themeColor="text1"/>
+              </w:rPr>
+              <w:t>FR-03</w:t>
+            </w:r>
+          </w:p>
+        </w:tc>
+        <w:tc>
+          <w:tcPr>
+            <w:tcW w:w="870" w:type="dxa"/>
+          </w:tcPr>
+          <w:p>
+            <w:pPr>
+              <w:spacing w:line="180" w:lineRule="auto"/>
+              <w:cnfStyle w:val="000000100000" w:firstRow="0" w:lastRow="0" w:firstColumn="0" w:lastColumn="0" w:oddVBand="0" w:evenVBand="0" w:oddHBand="1" w:evenHBand="0" w:firstRowFirstColumn="0" w:firstRowLastColumn="0" w:lastRowFirstColumn="0" w:lastRowLastColumn="0"/>
+              <w:rPr>
+                <w:color w:val="000000" w:themeColor="text1"/>
+              </w:rPr>
+            </w:pPr>
+            <w:r>
+              <w:rPr>
+                <w:color w:val="000000" w:themeColor="text1"/>
+              </w:rPr>
+              <w:t>BR-02</w:t>
+            </w:r>
+          </w:p>
+        </w:tc>
+        <w:tc>
+          <w:tcPr>
+            <w:tcW w:w="973" w:type="dxa"/>
+            <w:shd w:val="clear" w:color="auto" w:fill="EE0000"/>
+          </w:tcPr>
+          <w:p>
+            <w:pPr>
+              <w:spacing w:line="180" w:lineRule="auto"/>
+              <w:cnfStyle w:val="000000100000" w:firstRow="0" w:lastRow="0" w:firstColumn="0" w:lastColumn="0" w:oddVBand="0" w:evenVBand="0" w:oddHBand="1" w:evenHBand="0" w:firstRowFirstColumn="0" w:firstRowLastColumn="0" w:lastRowFirstColumn="0" w:lastRowLastColumn="0"/>
+              <w:rPr>
+                <w:color w:val="000000" w:themeColor="text1"/>
+              </w:rPr>
+            </w:pPr>
+            <w:r>
+              <w:rPr>
+                <w:color w:val="000000" w:themeColor="text1"/>
+              </w:rPr>
+              <w:t>Must Have</w:t>
+            </w:r>
+          </w:p>
+        </w:tc>
+        <w:tc>
+          <w:tcPr>
+            <w:tcW w:w="2693" w:type="dxa"/>
+          </w:tcPr>
+          <w:p>
+            <w:pPr>
+              <w:cnfStyle w:val="000000100000" w:firstRow="0" w:lastRow="0" w:firstColumn="0" w:lastColumn="0" w:oddVBand="0" w:evenVBand="0" w:oddHBand="1" w:evenHBand="0" w:firstRowFirstColumn="0" w:firstRowLastColumn="0" w:lastRowFirstColumn="0" w:lastRowLastColumn="0"/>
+            </w:pPr>
+            <w:r>
+              <w:t>Upon form submission, the system shall automatically check eligibility: (a) delivery date must be within 7 calendar days, and (b) order value must be ≥ ₹299.</w:t>
+            </w:r>
+          </w:p>
+          <w:p>
+            <w:pPr>
+              <w:spacing w:line="180" w:lineRule="auto"/>
+              <w:cnfStyle w:val="000000100000" w:firstRow="0" w:lastRow="0" w:firstColumn="0" w:lastColumn="0" w:oddVBand="0" w:evenVBand="0" w:oddHBand="1" w:evenHBand="0" w:firstRowFirstColumn="0" w:firstRowLastColumn="0" w:lastRowFirstColumn="0" w:lastRowLastColumn="0"/>
+              <w:rPr>
+                <w:color w:val="000000" w:themeColor="text1"/>
+              </w:rPr>
+            </w:pPr>
+          </w:p>
+        </w:tc>
+        <w:tc>
+          <w:tcPr>
+            <w:tcW w:w="4672" w:type="dxa"/>
+          </w:tcPr>
+          <w:p>
+            <w:pPr>
+              <w:pStyle w:val="ListParagraph"/>
+              <w:numPr>
+                <w:ilvl w:val="0"/>
+                <w:numId w:val="5"/>
+              </w:numPr>
+              <w:spacing w:line="180" w:lineRule="auto"/>
+              <w:ind w:left="317" w:hanging="284"/>
+              <w:cnfStyle w:val="000000100000" w:firstRow="0" w:lastRow="0" w:firstColumn="0" w:lastColumn="0" w:oddVBand="0" w:evenVBand="0" w:oddHBand="1" w:evenHBand="0" w:firstRowFirstColumn="0" w:firstRowLastColumn="0" w:lastRowFirstColumn="0" w:lastRowLastColumn="0"/>
+              <w:rPr>
+                <w:color w:val="000000" w:themeColor="text1"/>
+              </w:rPr>
+            </w:pPr>
+            <w:r>
+              <w:rPr>
+                <w:color w:val="000000" w:themeColor="text1"/>
+              </w:rPr>
+              <w:t>Eligibility check runs within 2 seconds of form submission</w:t>
+            </w:r>
+          </w:p>
+          <w:p>
+            <w:pPr>
+              <w:pStyle w:val="ListParagraph"/>
+              <w:numPr>
+                <w:ilvl w:val="0"/>
+                <w:numId w:val="5"/>
+              </w:numPr>
+              <w:spacing w:line="180" w:lineRule="auto"/>
+              <w:ind w:left="317" w:hanging="284"/>
+              <w:cnfStyle w:val="000000100000" w:firstRow="0" w:lastRow="0" w:firstColumn="0" w:lastColumn="0" w:oddVBand="0" w:evenVBand="0" w:oddHBand="1" w:evenHBand="0" w:firstRowFirstColumn="0" w:firstRowLastColumn="0" w:lastRowFirstColumn="0" w:lastRowLastColumn="0"/>
+              <w:rPr>
+                <w:color w:val="000000" w:themeColor="text1"/>
+              </w:rPr>
+            </w:pPr>
+            <w:r>
+              <w:rPr>
+                <w:color w:val="000000" w:themeColor="text1"/>
+              </w:rPr>
+              <w:t>Delivery date is pulled from the order management system — not from the Google Sheet</w:t>
+            </w:r>
+          </w:p>
+          <w:p>
+            <w:pPr>
+              <w:pStyle w:val="ListParagraph"/>
+              <w:numPr>
+                <w:ilvl w:val="0"/>
+                <w:numId w:val="5"/>
+              </w:numPr>
+              <w:spacing w:line="180" w:lineRule="auto"/>
+              <w:ind w:left="317" w:hanging="284"/>
+              <w:cnfStyle w:val="000000100000" w:firstRow="0" w:lastRow="0" w:firstColumn="0" w:lastColumn="0" w:oddVBand="0" w:evenVBand="0" w:oddHBand="1" w:evenHBand="0" w:firstRowFirstColumn="0" w:firstRowLastColumn="0" w:lastRowFirstColumn="0" w:lastRowLastColumn="0"/>
+              <w:rPr>
+                <w:color w:val="000000" w:themeColor="text1"/>
+              </w:rPr>
+            </w:pPr>
+            <w:r>
+              <w:rPr>
+                <w:color w:val="000000" w:themeColor="text1"/>
+              </w:rPr>
+              <w:t>If ineligible, system displays a specific rejection reason (e.g., 'Return window of 7 days has passed')</w:t>
+            </w:r>
+          </w:p>
+          <w:p>
+            <w:pPr>
+              <w:pStyle w:val="ListParagraph"/>
+              <w:numPr>
+                <w:ilvl w:val="0"/>
+                <w:numId w:val="5"/>
+              </w:numPr>
+              <w:spacing w:line="180" w:lineRule="auto"/>
+              <w:ind w:left="317" w:hanging="284"/>
+              <w:cnfStyle w:val="000000100000" w:firstRow="0" w:lastRow="0" w:firstColumn="0" w:lastColumn="0" w:oddVBand="0" w:evenVBand="0" w:oddHBand="1" w:evenHBand="0" w:firstRowFirstColumn="0" w:firstRowLastColumn="0" w:lastRowFirstColumn="0" w:lastRowLastColumn="0"/>
+              <w:rPr>
+                <w:color w:val="000000" w:themeColor="text1"/>
+              </w:rPr>
+            </w:pPr>
+            <w:r>
+              <w:rPr>
+                <w:color w:val="000000" w:themeColor="text1"/>
+              </w:rPr>
+              <w:t>If order value &lt; ₹299, system informs customer they will receive store credit, not cash refund</w:t>
+            </w:r>
+          </w:p>
+        </w:tc>
+      </w:tr>
+      <w:tr>
+        <w:trPr>
+          <w:trHeight w:val="548"/>
+        </w:trPr>
+        <w:tc>
+          <w:tcPr>
+            <w:cnfStyle w:val="001000000000" w:firstRow="0" w:lastRow="0" w:firstColumn="1" w:lastColumn="0" w:oddVBand="0" w:evenVBand="0" w:oddHBand="0" w:evenHBand="0" w:firstRowFirstColumn="0" w:firstRowLastColumn="0" w:lastRowFirstColumn="0" w:lastRowLastColumn="0"/>
+            <w:tcW w:w="562" w:type="dxa"/>
+          </w:tcPr>
+          <w:p>
+            <w:pPr>
+              <w:spacing w:line="180" w:lineRule="auto"/>
+              <w:rPr>
+                <w:color w:val="000000" w:themeColor="text1"/>
+              </w:rPr>
+            </w:pPr>
+            <w:r>
+              <w:rPr>
+                <w:color w:val="000000" w:themeColor="text1"/>
+              </w:rPr>
+              <w:lastRenderedPageBreak/>
+              <w:t>FR-04</w:t>
+            </w:r>
+          </w:p>
+        </w:tc>
+        <w:tc>
+          <w:tcPr>
+            <w:tcW w:w="870" w:type="dxa"/>
+          </w:tcPr>
+          <w:p>
+            <w:pPr>
+              <w:spacing w:line="180" w:lineRule="auto"/>
+              <w:cnfStyle w:val="000000000000" w:firstRow="0" w:lastRow="0" w:firstColumn="0" w:lastColumn="0" w:oddVBand="0" w:evenVBand="0" w:oddHBand="0" w:evenHBand="0" w:firstRowFirstColumn="0" w:firstRowLastColumn="0" w:lastRowFirstColumn="0" w:lastRowLastColumn="0"/>
+              <w:rPr>
+                <w:color w:val="000000" w:themeColor="text1"/>
+              </w:rPr>
+            </w:pPr>
+            <w:r>
+              <w:rPr>
+                <w:color w:val="000000" w:themeColor="text1"/>
+              </w:rPr>
+              <w:t>BR-03</w:t>
+            </w:r>
+          </w:p>
+        </w:tc>
+        <w:tc>
+          <w:tcPr>
+            <w:tcW w:w="973" w:type="dxa"/>
+            <w:shd w:val="clear" w:color="auto" w:fill="EE0000"/>
+          </w:tcPr>
+          <w:p>
+            <w:pPr>
+              <w:spacing w:line="180" w:lineRule="auto"/>
+              <w:cnfStyle w:val="000000000000" w:firstRow="0" w:lastRow="0" w:firstColumn="0" w:lastColumn="0" w:oddVBand="0" w:evenVBand="0" w:oddHBand="0" w:evenHBand="0" w:firstRowFirstColumn="0" w:firstRowLastColumn="0" w:lastRowFirstColumn="0" w:lastRowLastColumn="0"/>
+              <w:rPr>
+                <w:color w:val="000000" w:themeColor="text1"/>
+              </w:rPr>
+            </w:pPr>
+            <w:r>
+              <w:rPr>
+                <w:color w:val="000000" w:themeColor="text1"/>
+              </w:rPr>
+              <w:t>Must Have</w:t>
+            </w:r>
+          </w:p>
+        </w:tc>
+        <w:tc>
+          <w:tcPr>
+            <w:tcW w:w="2693" w:type="dxa"/>
+          </w:tcPr>
+          <w:p>
+            <w:pPr>
+              <w:spacing w:line="180" w:lineRule="auto"/>
+              <w:cnfStyle w:val="000000000000" w:firstRow="0" w:lastRow="0" w:firstColumn="0" w:lastColumn="0" w:oddVBand="0" w:evenVBand="0" w:oddHBand="0" w:evenHBand="0" w:firstRowFirstColumn="0" w:firstRowLastColumn="0" w:lastRowFirstColumn="0" w:lastRowLastColumn="0"/>
+              <w:rPr>
+                <w:color w:val="000000" w:themeColor="text1"/>
+              </w:rPr>
+            </w:pPr>
+            <w:r>
+              <w:rPr>
+                <w:color w:val="000000" w:themeColor="text1"/>
+              </w:rPr>
+              <w:t>The system shall send an automated email to the customer within 2 minutes of return request submission, confirming receipt and providing a unique Return Reference Number.</w:t>
+            </w:r>
+          </w:p>
+        </w:tc>
+        <w:tc>
+          <w:tcPr>
+            <w:tcW w:w="4672" w:type="dxa"/>
+          </w:tcPr>
+          <w:p>
+            <w:pPr>
+              <w:numPr>
+                <w:ilvl w:val="0"/>
+                <w:numId w:val="2"/>
+              </w:numPr>
+              <w:spacing w:line="180" w:lineRule="auto"/>
+              <w:ind w:left="317" w:hanging="284"/>
+              <w:cnfStyle w:val="000000000000" w:firstRow="0" w:lastRow="0" w:firstColumn="0" w:lastColumn="0" w:oddVBand="0" w:evenVBand="0" w:oddHBand="0" w:evenHBand="0" w:firstRowFirstColumn="0" w:firstRowLastColumn="0" w:lastRowFirstColumn="0" w:lastRowLastColumn="0"/>
+              <w:rPr>
+                <w:color w:val="000000" w:themeColor="text1"/>
+              </w:rPr>
+            </w:pPr>
+            <w:r>
+              <w:rPr>
+                <w:color w:val="000000" w:themeColor="text1"/>
+              </w:rPr>
+              <w:t>Email sent within 2 minutes of submission regardless of eligibility outcome</w:t>
+            </w:r>
+          </w:p>
+          <w:p>
+            <w:pPr>
+              <w:numPr>
+                <w:ilvl w:val="0"/>
+                <w:numId w:val="2"/>
+              </w:numPr>
+              <w:spacing w:line="180" w:lineRule="auto"/>
+              <w:ind w:left="317" w:hanging="284"/>
+              <w:cnfStyle w:val="000000000000" w:firstRow="0" w:lastRow="0" w:firstColumn="0" w:lastColumn="0" w:oddVBand="0" w:evenVBand="0" w:oddHBand="0" w:evenHBand="0" w:firstRowFirstColumn="0" w:firstRowLastColumn="0" w:lastRowFirstColumn="0" w:lastRowLastColumn="0"/>
+              <w:rPr>
+                <w:color w:val="000000" w:themeColor="text1"/>
+              </w:rPr>
+            </w:pPr>
+            <w:r>
+              <w:rPr>
+                <w:color w:val="000000" w:themeColor="text1"/>
+              </w:rPr>
+              <w:t>Email contains: Return Reference Number, item name, submission timestamp, and expected next steps</w:t>
+            </w:r>
+          </w:p>
+          <w:p>
+            <w:pPr>
+              <w:numPr>
+                <w:ilvl w:val="0"/>
+                <w:numId w:val="2"/>
+              </w:numPr>
+              <w:spacing w:line="180" w:lineRule="auto"/>
+              <w:ind w:left="317" w:hanging="284"/>
+              <w:cnfStyle w:val="000000000000" w:firstRow="0" w:lastRow="0" w:firstColumn="0" w:lastColumn="0" w:oddVBand="0" w:evenVBand="0" w:oddHBand="0" w:evenHBand="0" w:firstRowFirstColumn="0" w:firstRowLastColumn="0" w:lastRowFirstColumn="0" w:lastRowLastColumn="0"/>
+              <w:rPr>
+                <w:color w:val="000000" w:themeColor="text1"/>
+              </w:rPr>
+            </w:pPr>
+            <w:r>
+              <w:rPr>
+                <w:color w:val="000000" w:themeColor="text1"/>
+              </w:rPr>
+              <w:t>Reference number follows format: RET-YYYYMMDD-XXXXX (e.g., RET-20260510-00042)</w:t>
+            </w:r>
+          </w:p>
+        </w:tc>
+      </w:tr>
+      <w:tr>
+        <w:trPr>
+          <w:cnfStyle w:val="000000100000" w:firstRow="0" w:lastRow="0" w:firstColumn="0" w:lastColumn="0" w:oddVBand="0" w:evenVBand="0" w:oddHBand="1" w:evenHBand="0" w:firstRowFirstColumn="0" w:firstRowLastColumn="0" w:lastRowFirstColumn="0" w:lastRowLastColumn="0"/>
+          <w:trHeight w:val="548"/>
+        </w:trPr>
+        <w:tc>
+          <w:tcPr>
+            <w:cnfStyle w:val="001000000000" w:firstRow="0" w:lastRow="0" w:firstColumn="1" w:lastColumn="0" w:oddVBand="0" w:evenVBand="0" w:oddHBand="0" w:evenHBand="0" w:firstRowFirstColumn="0" w:firstRowLastColumn="0" w:lastRowFirstColumn="0" w:lastRowLastColumn="0"/>
+            <w:tcW w:w="562" w:type="dxa"/>
+          </w:tcPr>
+          <w:p>
+            <w:pPr>
+              <w:spacing w:line="180" w:lineRule="auto"/>
+              <w:rPr>
+                <w:color w:val="000000" w:themeColor="text1"/>
+              </w:rPr>
+            </w:pPr>
+            <w:r>
+              <w:rPr>
+                <w:color w:val="000000" w:themeColor="text1"/>
+              </w:rPr>
+              <w:t>FR-05</w:t>
+            </w:r>
+          </w:p>
+        </w:tc>
+        <w:tc>
+          <w:tcPr>
+            <w:tcW w:w="870" w:type="dxa"/>
+          </w:tcPr>
+          <w:p>
+            <w:pPr>
+              <w:spacing w:line="180" w:lineRule="auto"/>
+              <w:cnfStyle w:val="000000100000" w:firstRow="0" w:lastRow="0" w:firstColumn="0" w:lastColumn="0" w:oddVBand="0" w:evenVBand="0" w:oddHBand="1" w:evenHBand="0" w:firstRowFirstColumn="0" w:firstRowLastColumn="0" w:lastRowFirstColumn="0" w:lastRowLastColumn="0"/>
+              <w:rPr>
+                <w:color w:val="000000" w:themeColor="text1"/>
+              </w:rPr>
+            </w:pPr>
+            <w:r>
+              <w:rPr>
+                <w:color w:val="000000" w:themeColor="text1"/>
+              </w:rPr>
+              <w:t>BR-04</w:t>
+            </w:r>
+          </w:p>
+        </w:tc>
+        <w:tc>
+          <w:tcPr>
+            <w:tcW w:w="973" w:type="dxa"/>
+            <w:shd w:val="clear" w:color="auto" w:fill="EE0000"/>
+          </w:tcPr>
+          <w:p>
+            <w:pPr>
+              <w:spacing w:line="180" w:lineRule="auto"/>
+              <w:cnfStyle w:val="000000100000" w:firstRow="0" w:lastRow="0" w:firstColumn="0" w:lastColumn="0" w:oddVBand="0" w:evenVBand="0" w:oddHBand="1" w:evenHBand="0" w:firstRowFirstColumn="0" w:firstRowLastColumn="0" w:lastRowFirstColumn="0" w:lastRowLastColumn="0"/>
+              <w:rPr>
+                <w:color w:val="000000" w:themeColor="text1"/>
+              </w:rPr>
+            </w:pPr>
+            <w:r>
+              <w:rPr>
+                <w:color w:val="000000" w:themeColor="text1"/>
+              </w:rPr>
+              <w:t>Must Have</w:t>
+            </w:r>
+          </w:p>
+        </w:tc>
+        <w:tc>
+          <w:tcPr>
+            <w:tcW w:w="2693" w:type="dxa"/>
+          </w:tcPr>
+          <w:p>
+            <w:pPr>
+              <w:spacing w:line="180" w:lineRule="auto"/>
+              <w:cnfStyle w:val="000000100000" w:firstRow="0" w:lastRow="0" w:firstColumn="0" w:lastColumn="0" w:oddVBand="0" w:evenVBand="0" w:oddHBand="1" w:evenHBand="0" w:firstRowFirstColumn="0" w:firstRowLastColumn="0" w:lastRowFirstColumn="0" w:lastRowLastColumn="0"/>
+              <w:rPr>
+                <w:color w:val="000000" w:themeColor="text1"/>
+              </w:rPr>
+            </w:pPr>
+            <w:r>
+              <w:rPr>
+                <w:color w:val="000000" w:themeColor="text1"/>
+              </w:rPr>
+              <w:t>Upon approval of a return request, the system shall automatically generate a pre-paid return shipping label and email it to the customer within 5 minutes.</w:t>
+            </w:r>
+          </w:p>
+        </w:tc>
+        <w:tc>
+          <w:tcPr>
+            <w:tcW w:w="4672" w:type="dxa"/>
+          </w:tcPr>
+          <w:p>
+            <w:pPr>
+              <w:numPr>
+                <w:ilvl w:val="0"/>
+                <w:numId w:val="2"/>
+              </w:numPr>
+              <w:spacing w:line="180" w:lineRule="auto"/>
+              <w:ind w:left="317" w:hanging="284"/>
+              <w:cnfStyle w:val="000000100000" w:firstRow="0" w:lastRow="0" w:firstColumn="0" w:lastColumn="0" w:oddVBand="0" w:evenVBand="0" w:oddHBand="1" w:evenHBand="0" w:firstRowFirstColumn="0" w:firstRowLastColumn="0" w:lastRowFirstColumn="0" w:lastRowLastColumn="0"/>
+              <w:rPr>
+                <w:color w:val="000000" w:themeColor="text1"/>
+              </w:rPr>
+            </w:pPr>
+            <w:r>
+              <w:rPr>
+                <w:color w:val="000000" w:themeColor="text1"/>
+              </w:rPr>
+              <w:t>Label is generated only after eligibility check passes</w:t>
+            </w:r>
+          </w:p>
+          <w:p>
+            <w:pPr>
+              <w:numPr>
+                <w:ilvl w:val="0"/>
+                <w:numId w:val="2"/>
+              </w:numPr>
+              <w:spacing w:line="180" w:lineRule="auto"/>
+              <w:ind w:left="317" w:hanging="284"/>
+              <w:cnfStyle w:val="000000100000" w:firstRow="0" w:lastRow="0" w:firstColumn="0" w:lastColumn="0" w:oddVBand="0" w:evenVBand="0" w:oddHBand="1" w:evenHBand="0" w:firstRowFirstColumn="0" w:firstRowLastColumn="0" w:lastRowFirstColumn="0" w:lastRowLastColumn="0"/>
+              <w:rPr>
+                <w:color w:val="000000" w:themeColor="text1"/>
+              </w:rPr>
+            </w:pPr>
+            <w:r>
+              <w:rPr>
+                <w:color w:val="000000" w:themeColor="text1"/>
+              </w:rPr>
+              <w:t>Label email contains: PDF attachment of label, instructions for packaging, expected courier pickup window</w:t>
+            </w:r>
+          </w:p>
+          <w:p>
+            <w:pPr>
+              <w:numPr>
+                <w:ilvl w:val="0"/>
+                <w:numId w:val="2"/>
+              </w:numPr>
+              <w:spacing w:line="180" w:lineRule="auto"/>
+              <w:ind w:left="317" w:hanging="284"/>
+              <w:cnfStyle w:val="000000100000" w:firstRow="0" w:lastRow="0" w:firstColumn="0" w:lastColumn="0" w:oddVBand="0" w:evenVBand="0" w:oddHBand="1" w:evenHBand="0" w:firstRowFirstColumn="0" w:firstRowLastColumn="0" w:lastRowFirstColumn="0" w:lastRowLastColumn="0"/>
+              <w:rPr>
+                <w:color w:val="000000" w:themeColor="text1"/>
+              </w:rPr>
+            </w:pPr>
+            <w:r>
+              <w:rPr>
+                <w:color w:val="000000" w:themeColor="text1"/>
+              </w:rPr>
+              <w:t>Label includes barcode that warehouse can scan to auto-update return status to 'In Transit'</w:t>
+            </w:r>
+          </w:p>
+        </w:tc>
+      </w:tr>
+    </w:tbl>
+    <w:p>
+      <w:pPr>
+        <w:spacing w:line="180" w:lineRule="auto"/>
+        <w:rPr>
+          <w:color w:val="000000" w:themeColor="text1"/>
+        </w:rPr>
+      </w:pPr>
+    </w:p>
+    <w:p>
+      <w:pPr>
+        <w:pBdr>
+          <w:bottom w:val="single" w:sz="12" w:space="1" w:color="auto"/>
+        </w:pBdr>
+        <w:spacing w:line="180" w:lineRule="auto"/>
+        <w:rPr>
+          <w:color w:val="4472C4" w:themeColor="accent1"/>
+          <w:sz w:val="32"/>
+          <w:szCs w:val="32"/>
+        </w:rPr>
+      </w:pPr>
+      <w:r>
+        <w:rPr>
+          <w:color w:val="4472C4" w:themeColor="accent1"/>
+          <w:sz w:val="32"/>
+          <w:szCs w:val="32"/>
+        </w:rPr>
+        <w:t>STATUS TRACKING</w:t>
+      </w:r>
+    </w:p>
+    <w:tbl>
+      <w:tblPr>
+        <w:tblStyle w:val="GridTable4-Accent2"/>
+        <w:tblW w:w="0" w:type="auto"/>
+        <w:tblLook w:val="04A0" w:firstRow="1" w:lastRow="0" w:firstColumn="1" w:lastColumn="0" w:noHBand="0" w:noVBand="1"/>
+      </w:tblPr>
+      <w:tblGrid>
+        <w:gridCol w:w="563"/>
+        <w:gridCol w:w="864"/>
+        <w:gridCol w:w="978"/>
+        <w:gridCol w:w="2693"/>
+        <w:gridCol w:w="4530"/>
+      </w:tblGrid>
+      <w:tr>
+        <w:trPr>
+          <w:cnfStyle w:val="100000000000" w:firstRow="1" w:lastRow="0" w:firstColumn="0" w:lastColumn="0" w:oddVBand="0" w:evenVBand="0" w:oddHBand="0" w:evenHBand="0" w:firstRowFirstColumn="0" w:firstRowLastColumn="0" w:lastRowFirstColumn="0" w:lastRowLastColumn="0"/>
+        </w:trPr>
+        <w:tc>
+          <w:tcPr>
+            <w:cnfStyle w:val="001000000000" w:firstRow="0" w:lastRow="0" w:firstColumn="1" w:lastColumn="0" w:oddVBand="0" w:evenVBand="0" w:oddHBand="0" w:evenHBand="0" w:firstRowFirstColumn="0" w:firstRowLastColumn="0" w:lastRowFirstColumn="0" w:lastRowLastColumn="0"/>
+            <w:tcW w:w="563" w:type="dxa"/>
+          </w:tcPr>
+          <w:p>
+            <w:pPr>
+              <w:spacing w:line="180" w:lineRule="auto"/>
+              <w:jc w:val="center"/>
+            </w:pPr>
+            <w:r>
+              <w:t>FR ID</w:t>
+            </w:r>
+          </w:p>
+        </w:tc>
+        <w:tc>
+          <w:tcPr>
+            <w:tcW w:w="864" w:type="dxa"/>
+          </w:tcPr>
+          <w:p>
+            <w:pPr>
+              <w:spacing w:line="180" w:lineRule="auto"/>
+              <w:jc w:val="center"/>
+              <w:cnfStyle w:val="100000000000" w:firstRow="1" w:lastRow="0" w:firstColumn="0" w:lastColumn="0" w:oddVBand="0" w:evenVBand="0" w:oddHBand="0" w:evenHBand="0" w:firstRowFirstColumn="0" w:firstRowLastColumn="0" w:lastRowFirstColumn="0" w:lastRowLastColumn="0"/>
+            </w:pPr>
+            <w:r>
+              <w:t>Linked BR</w:t>
+            </w:r>
+          </w:p>
+        </w:tc>
+        <w:tc>
+          <w:tcPr>
+            <w:tcW w:w="978" w:type="dxa"/>
+          </w:tcPr>
+          <w:p>
+            <w:pPr>
+              <w:spacing w:line="180" w:lineRule="auto"/>
+              <w:jc w:val="center"/>
+              <w:cnfStyle w:val="100000000000" w:firstRow="1" w:lastRow="0" w:firstColumn="0" w:lastColumn="0" w:oddVBand="0" w:evenVBand="0" w:oddHBand="0" w:evenHBand="0" w:firstRowFirstColumn="0" w:firstRowLastColumn="0" w:lastRowFirstColumn="0" w:lastRowLastColumn="0"/>
+            </w:pPr>
+            <w:r>
+              <w:t>Priority</w:t>
+            </w:r>
+          </w:p>
+        </w:tc>
+        <w:tc>
+          <w:tcPr>
+            <w:tcW w:w="2693" w:type="dxa"/>
+          </w:tcPr>
+          <w:p>
+            <w:pPr>
+              <w:spacing w:line="180" w:lineRule="auto"/>
+              <w:jc w:val="center"/>
+              <w:cnfStyle w:val="100000000000" w:firstRow="1" w:lastRow="0" w:firstColumn="0" w:lastColumn="0" w:oddVBand="0" w:evenVBand="0" w:oddHBand="0" w:evenHBand="0" w:firstRowFirstColumn="0" w:firstRowLastColumn="0" w:lastRowFirstColumn="0" w:lastRowLastColumn="0"/>
+            </w:pPr>
+            <w:r>
+              <w:t>Description</w:t>
+            </w:r>
+          </w:p>
+        </w:tc>
+        <w:tc>
+          <w:tcPr>
+            <w:tcW w:w="4530" w:type="dxa"/>
+          </w:tcPr>
+          <w:p>
+            <w:pPr>
+              <w:spacing w:line="180" w:lineRule="auto"/>
+              <w:jc w:val="center"/>
+              <w:cnfStyle w:val="100000000000" w:firstRow="1" w:lastRow="0" w:firstColumn="0" w:lastColumn="0" w:oddVBand="0" w:evenVBand="0" w:oddHBand="0" w:evenHBand="0" w:firstRowFirstColumn="0" w:firstRowLastColumn="0" w:lastRowFirstColumn="0" w:lastRowLastColumn="0"/>
+            </w:pPr>
+            <w:r>
+              <w:t>Acceptance Criteria</w:t>
+            </w:r>
+          </w:p>
+        </w:tc>
+      </w:tr>
+      <w:tr>
+        <w:trPr>
+          <w:cnfStyle w:val="000000100000" w:firstRow="0" w:lastRow="0" w:firstColumn="0" w:lastColumn="0" w:oddVBand="0" w:evenVBand="0" w:oddHBand="1" w:evenHBand="0" w:firstRowFirstColumn="0" w:firstRowLastColumn="0" w:lastRowFirstColumn="0" w:lastRowLastColumn="0"/>
+        </w:trPr>
+        <w:tc>
+          <w:tcPr>
+            <w:cnfStyle w:val="001000000000" w:firstRow="0" w:lastRow="0" w:firstColumn="1" w:lastColumn="0" w:oddVBand="0" w:evenVBand="0" w:oddHBand="0" w:evenHBand="0" w:firstRowFirstColumn="0" w:firstRowLastColumn="0" w:lastRowFirstColumn="0" w:lastRowLastColumn="0"/>
+            <w:tcW w:w="563" w:type="dxa"/>
+          </w:tcPr>
+          <w:p>
+            <w:pPr>
+              <w:spacing w:line="180" w:lineRule="auto"/>
+              <w:rPr>
+                <w:color w:val="0D0D0D" w:themeColor="text1" w:themeTint="F2"/>
+              </w:rPr>
+            </w:pPr>
+            <w:r>
+              <w:rPr>
+                <w:color w:val="0D0D0D" w:themeColor="text1" w:themeTint="F2"/>
+              </w:rPr>
+              <w:t>FR-06</w:t>
+            </w:r>
+          </w:p>
+        </w:tc>
+        <w:tc>
+          <w:tcPr>
+            <w:tcW w:w="864" w:type="dxa"/>
+          </w:tcPr>
+          <w:p>
+            <w:pPr>
+              <w:spacing w:line="180" w:lineRule="auto"/>
+              <w:cnfStyle w:val="000000100000" w:firstRow="0" w:lastRow="0" w:firstColumn="0" w:lastColumn="0" w:oddVBand="0" w:evenVBand="0" w:oddHBand="1" w:evenHBand="0" w:firstRowFirstColumn="0" w:firstRowLastColumn="0" w:lastRowFirstColumn="0" w:lastRowLastColumn="0"/>
+              <w:rPr>
+                <w:color w:val="0D0D0D" w:themeColor="text1" w:themeTint="F2"/>
+              </w:rPr>
+            </w:pPr>
+            <w:r>
+              <w:rPr>
+                <w:color w:val="0D0D0D" w:themeColor="text1" w:themeTint="F2"/>
+              </w:rPr>
+              <w:t>BR-05</w:t>
+            </w:r>
+          </w:p>
+        </w:tc>
+        <w:tc>
+          <w:tcPr>
+            <w:tcW w:w="978" w:type="dxa"/>
+            <w:shd w:val="clear" w:color="auto" w:fill="EE0000"/>
+          </w:tcPr>
+          <w:p>
+            <w:pPr>
+              <w:spacing w:line="180" w:lineRule="auto"/>
+              <w:cnfStyle w:val="000000100000" w:firstRow="0" w:lastRow="0" w:firstColumn="0" w:lastColumn="0" w:oddVBand="0" w:evenVBand="0" w:oddHBand="1" w:evenHBand="0" w:firstRowFirstColumn="0" w:firstRowLastColumn="0" w:lastRowFirstColumn="0" w:lastRowLastColumn="0"/>
+              <w:rPr>
+                <w:color w:val="0D0D0D" w:themeColor="text1" w:themeTint="F2"/>
+              </w:rPr>
+            </w:pPr>
+            <w:r>
+              <w:rPr>
+                <w:color w:val="0D0D0D" w:themeColor="text1" w:themeTint="F2"/>
+              </w:rPr>
+              <w:t xml:space="preserve">Must Have </w:t>
+            </w:r>
+          </w:p>
+        </w:tc>
+        <w:tc>
+          <w:tcPr>
+            <w:tcW w:w="2693" w:type="dxa"/>
+          </w:tcPr>
+          <w:p>
+            <w:pPr>
+              <w:spacing w:line="180" w:lineRule="auto"/>
+              <w:cnfStyle w:val="000000100000" w:firstRow="0" w:lastRow="0" w:firstColumn="0" w:lastColumn="0" w:oddVBand="0" w:evenVBand="0" w:oddHBand="1" w:evenHBand="0" w:firstRowFirstColumn="0" w:firstRowLastColumn="0" w:lastRowFirstColumn="0" w:lastRowLastColumn="0"/>
+              <w:rPr>
+                <w:color w:val="0D0D0D" w:themeColor="text1" w:themeTint="F2"/>
+              </w:rPr>
+            </w:pPr>
+            <w:r>
+              <w:rPr>
+                <w:color w:val="0D0D0D" w:themeColor="text1" w:themeTint="F2"/>
+              </w:rPr>
+              <w:t>The system shall provide a real-time return status tracking page accessible via the Return Reference Number or customer login.</w:t>
+            </w:r>
+          </w:p>
+        </w:tc>
+        <w:tc>
+          <w:tcPr>
+            <w:tcW w:w="4530" w:type="dxa"/>
+          </w:tcPr>
+          <w:p>
+            <w:pPr>
+              <w:numPr>
+                <w:ilvl w:val="0"/>
+                <w:numId w:val="2"/>
+              </w:numPr>
+              <w:spacing w:line="180" w:lineRule="auto"/>
+              <w:ind w:left="317" w:hanging="284"/>
+              <w:cnfStyle w:val="000000100000" w:firstRow="0" w:lastRow="0" w:firstColumn="0" w:lastColumn="0" w:oddVBand="0" w:evenVBand="0" w:oddHBand="1" w:evenHBand="0" w:firstRowFirstColumn="0" w:firstRowLastColumn="0" w:lastRowFirstColumn="0" w:lastRowLastColumn="0"/>
+              <w:rPr>
+                <w:color w:val="0D0D0D" w:themeColor="text1" w:themeTint="F2"/>
+              </w:rPr>
+            </w:pPr>
+            <w:r>
+              <w:rPr>
+                <w:color w:val="0D0D0D" w:themeColor="text1" w:themeTint="F2"/>
+              </w:rPr>
+              <w:t>Status page accessible without login using Reference Number</w:t>
+            </w:r>
+          </w:p>
+          <w:p>
+            <w:pPr>
+              <w:numPr>
+                <w:ilvl w:val="0"/>
+                <w:numId w:val="2"/>
+              </w:numPr>
+              <w:spacing w:line="180" w:lineRule="auto"/>
+              <w:ind w:left="317" w:hanging="284"/>
+              <w:cnfStyle w:val="000000100000" w:firstRow="0" w:lastRow="0" w:firstColumn="0" w:lastColumn="0" w:oddVBand="0" w:evenVBand="0" w:oddHBand="1" w:evenHBand="0" w:firstRowFirstColumn="0" w:firstRowLastColumn="0" w:lastRowFirstColumn="0" w:lastRowLastColumn="0"/>
+              <w:rPr>
+                <w:color w:val="0D0D0D" w:themeColor="text1" w:themeTint="F2"/>
+              </w:rPr>
+            </w:pPr>
+            <w:r>
+              <w:rPr>
+                <w:color w:val="0D0D0D" w:themeColor="text1" w:themeTint="F2"/>
+              </w:rPr>
+              <w:t>Page displays current status, last updated timestamp, and next expected action</w:t>
+            </w:r>
+          </w:p>
+          <w:p>
+            <w:pPr>
+              <w:numPr>
+                <w:ilvl w:val="0"/>
+                <w:numId w:val="2"/>
+              </w:numPr>
+              <w:spacing w:line="180" w:lineRule="auto"/>
+              <w:ind w:left="317" w:hanging="284"/>
+              <w:cnfStyle w:val="000000100000" w:firstRow="0" w:lastRow="0" w:firstColumn="0" w:lastColumn="0" w:oddVBand="0" w:evenVBand="0" w:oddHBand="1" w:evenHBand="0" w:firstRowFirstColumn="0" w:firstRowLastColumn="0" w:lastRowFirstColumn="0" w:lastRowLastColumn="0"/>
+              <w:rPr>
+                <w:color w:val="0D0D0D" w:themeColor="text1" w:themeTint="F2"/>
+              </w:rPr>
+            </w:pPr>
+            <w:r>
+              <w:rPr>
+                <w:color w:val="0D0D0D" w:themeColor="text1" w:themeTint="F2"/>
+              </w:rPr>
+              <w:t>Status updates reflect within 60 seconds of any change in the system</w:t>
+            </w:r>
+          </w:p>
+        </w:tc>
+      </w:tr>
+      <w:tr>
+        <w:tc>
+          <w:tcPr>
+            <w:cnfStyle w:val="001000000000" w:firstRow="0" w:lastRow="0" w:firstColumn="1" w:lastColumn="0" w:oddVBand="0" w:evenVBand="0" w:oddHBand="0" w:evenHBand="0" w:firstRowFirstColumn="0" w:firstRowLastColumn="0" w:lastRowFirstColumn="0" w:lastRowLastColumn="0"/>
+            <w:tcW w:w="563" w:type="dxa"/>
+          </w:tcPr>
+          <w:p>
+            <w:pPr>
+              <w:spacing w:line="180" w:lineRule="auto"/>
+              <w:rPr>
+                <w:color w:val="0D0D0D" w:themeColor="text1" w:themeTint="F2"/>
+              </w:rPr>
+            </w:pPr>
+            <w:r>
+              <w:rPr>
+                <w:color w:val="0D0D0D" w:themeColor="text1" w:themeTint="F2"/>
+              </w:rPr>
+              <w:t>FR-07</w:t>
+            </w:r>
+          </w:p>
+        </w:tc>
+        <w:tc>
+          <w:tcPr>
+            <w:tcW w:w="864" w:type="dxa"/>
+          </w:tcPr>
+          <w:p>
+            <w:pPr>
+              <w:spacing w:line="180" w:lineRule="auto"/>
+              <w:cnfStyle w:val="000000000000" w:firstRow="0" w:lastRow="0" w:firstColumn="0" w:lastColumn="0" w:oddVBand="0" w:evenVBand="0" w:oddHBand="0" w:evenHBand="0" w:firstRowFirstColumn="0" w:firstRowLastColumn="0" w:lastRowFirstColumn="0" w:lastRowLastColumn="0"/>
+              <w:rPr>
+                <w:color w:val="0D0D0D" w:themeColor="text1" w:themeTint="F2"/>
+              </w:rPr>
+            </w:pPr>
+            <w:r>
+              <w:rPr>
+                <w:color w:val="0D0D0D" w:themeColor="text1" w:themeTint="F2"/>
+              </w:rPr>
+              <w:t>BR-05</w:t>
+            </w:r>
+          </w:p>
+        </w:tc>
+        <w:tc>
+          <w:tcPr>
+            <w:tcW w:w="978" w:type="dxa"/>
+            <w:shd w:val="clear" w:color="auto" w:fill="EE0000"/>
+          </w:tcPr>
+          <w:p>
+            <w:pPr>
+              <w:spacing w:line="180" w:lineRule="auto"/>
+              <w:cnfStyle w:val="000000000000" w:firstRow="0" w:lastRow="0" w:firstColumn="0" w:lastColumn="0" w:oddVBand="0" w:evenVBand="0" w:oddHBand="0" w:evenHBand="0" w:firstRowFirstColumn="0" w:firstRowLastColumn="0" w:lastRowFirstColumn="0" w:lastRowLastColumn="0"/>
+              <w:rPr>
+                <w:color w:val="0D0D0D" w:themeColor="text1" w:themeTint="F2"/>
+              </w:rPr>
+            </w:pPr>
+            <w:r>
+              <w:rPr>
+                <w:color w:val="0D0D0D" w:themeColor="text1" w:themeTint="F2"/>
+              </w:rPr>
+              <w:t>Must Have</w:t>
+            </w:r>
+          </w:p>
+        </w:tc>
+        <w:tc>
+          <w:tcPr>
+            <w:tcW w:w="2693" w:type="dxa"/>
+          </w:tcPr>
+          <w:p>
+            <w:pPr>
+              <w:spacing w:line="180" w:lineRule="auto"/>
+              <w:cnfStyle w:val="000000000000" w:firstRow="0" w:lastRow="0" w:firstColumn="0" w:lastColumn="0" w:oddVBand="0" w:evenVBand="0" w:oddHBand="0" w:evenHBand="0" w:firstRowFirstColumn="0" w:firstRowLastColumn="0" w:lastRowFirstColumn="0" w:lastRowLastColumn="0"/>
+              <w:rPr>
+                <w:color w:val="0D0D0D" w:themeColor="text1" w:themeTint="F2"/>
+              </w:rPr>
+            </w:pPr>
+            <w:r>
+              <w:rPr>
+                <w:color w:val="0D0D0D" w:themeColor="text1" w:themeTint="F2"/>
+              </w:rPr>
+              <w:t>The system shall display the following return status stages on the tracking page: Submitted → Approved / Rejected → Label Sent → In Transit → Received by Warehouse → Refund Initiated → Refund Completed.</w:t>
+            </w:r>
+          </w:p>
+        </w:tc>
+        <w:tc>
+          <w:tcPr>
+            <w:tcW w:w="4530" w:type="dxa"/>
+          </w:tcPr>
+          <w:p>
+            <w:pPr>
+              <w:numPr>
+                <w:ilvl w:val="0"/>
+                <w:numId w:val="2"/>
+              </w:numPr>
+              <w:spacing w:line="180" w:lineRule="auto"/>
+              <w:ind w:left="317" w:hanging="284"/>
+              <w:cnfStyle w:val="000000000000" w:firstRow="0" w:lastRow="0" w:firstColumn="0" w:lastColumn="0" w:oddVBand="0" w:evenVBand="0" w:oddHBand="0" w:evenHBand="0" w:firstRowFirstColumn="0" w:firstRowLastColumn="0" w:lastRowFirstColumn="0" w:lastRowLastColumn="0"/>
+              <w:rPr>
+                <w:color w:val="0D0D0D" w:themeColor="text1" w:themeTint="F2"/>
+              </w:rPr>
+            </w:pPr>
+            <w:r>
+              <w:rPr>
+                <w:color w:val="0D0D0D" w:themeColor="text1" w:themeTint="F2"/>
+              </w:rPr>
+              <w:t>Each stage shows timestamp of when it was reached</w:t>
+            </w:r>
+          </w:p>
+          <w:p>
+            <w:pPr>
+              <w:numPr>
+                <w:ilvl w:val="0"/>
+                <w:numId w:val="2"/>
+              </w:numPr>
+              <w:spacing w:line="180" w:lineRule="auto"/>
+              <w:ind w:left="317" w:hanging="284"/>
+              <w:cnfStyle w:val="000000000000" w:firstRow="0" w:lastRow="0" w:firstColumn="0" w:lastColumn="0" w:oddVBand="0" w:evenVBand="0" w:oddHBand="0" w:evenHBand="0" w:firstRowFirstColumn="0" w:firstRowLastColumn="0" w:lastRowFirstColumn="0" w:lastRowLastColumn="0"/>
+              <w:rPr>
+                <w:color w:val="0D0D0D" w:themeColor="text1" w:themeTint="F2"/>
+              </w:rPr>
+            </w:pPr>
+            <w:r>
+              <w:rPr>
+                <w:color w:val="0D0D0D" w:themeColor="text1" w:themeTint="F2"/>
+              </w:rPr>
+              <w:t>Current active stage is visually highlighted</w:t>
+            </w:r>
+          </w:p>
+          <w:p>
+            <w:pPr>
+              <w:numPr>
+                <w:ilvl w:val="0"/>
+                <w:numId w:val="2"/>
+              </w:numPr>
+              <w:spacing w:line="180" w:lineRule="auto"/>
+              <w:ind w:left="317" w:hanging="284"/>
+              <w:cnfStyle w:val="000000000000" w:firstRow="0" w:lastRow="0" w:firstColumn="0" w:lastColumn="0" w:oddVBand="0" w:evenVBand="0" w:oddHBand="0" w:evenHBand="0" w:firstRowFirstColumn="0" w:firstRowLastColumn="0" w:lastRowFirstColumn="0" w:lastRowLastColumn="0"/>
+              <w:rPr>
+                <w:color w:val="0D0D0D" w:themeColor="text1" w:themeTint="F2"/>
+              </w:rPr>
+            </w:pPr>
+            <w:r>
+              <w:rPr>
+                <w:color w:val="0D0D0D" w:themeColor="text1" w:themeTint="F2"/>
+              </w:rPr>
+              <w:t>If rejected, reason is clearly displayed with option to contact support</w:t>
+            </w:r>
+          </w:p>
+        </w:tc>
+      </w:tr>
+      <w:tr>
+        <w:trPr>
+          <w:cnfStyle w:val="000000100000" w:firstRow="0" w:lastRow="0" w:firstColumn="0" w:lastColumn="0" w:oddVBand="0" w:evenVBand="0" w:oddHBand="1" w:evenHBand="0" w:firstRowFirstColumn="0" w:firstRowLastColumn="0" w:lastRowFirstColumn="0" w:lastRowLastColumn="0"/>
+        </w:trPr>
+        <w:tc>
+          <w:tcPr>
+            <w:cnfStyle w:val="001000000000" w:firstRow="0" w:lastRow="0" w:firstColumn="1" w:lastColumn="0" w:oddVBand="0" w:evenVBand="0" w:oddHBand="0" w:evenHBand="0" w:firstRowFirstColumn="0" w:firstRowLastColumn="0" w:lastRowFirstColumn="0" w:lastRowLastColumn="0"/>
+            <w:tcW w:w="563" w:type="dxa"/>
+          </w:tcPr>
+          <w:p>
+            <w:pPr>
+              <w:spacing w:line="180" w:lineRule="auto"/>
+              <w:rPr>
+                <w:color w:val="0D0D0D" w:themeColor="text1" w:themeTint="F2"/>
+              </w:rPr>
+            </w:pPr>
+            <w:r>
+              <w:rPr>
+                <w:color w:val="0D0D0D" w:themeColor="text1" w:themeTint="F2"/>
+              </w:rPr>
+              <w:t>FR-08</w:t>
+            </w:r>
+          </w:p>
+        </w:tc>
+        <w:tc>
+          <w:tcPr>
+            <w:tcW w:w="864" w:type="dxa"/>
+          </w:tcPr>
+          <w:p>
+            <w:pPr>
+              <w:spacing w:line="180" w:lineRule="auto"/>
+              <w:cnfStyle w:val="000000100000" w:firstRow="0" w:lastRow="0" w:firstColumn="0" w:lastColumn="0" w:oddVBand="0" w:evenVBand="0" w:oddHBand="1" w:evenHBand="0" w:firstRowFirstColumn="0" w:firstRowLastColumn="0" w:lastRowFirstColumn="0" w:lastRowLastColumn="0"/>
+              <w:rPr>
+                <w:color w:val="0D0D0D" w:themeColor="text1" w:themeTint="F2"/>
+              </w:rPr>
+            </w:pPr>
+            <w:r>
+              <w:rPr>
+                <w:color w:val="0D0D0D" w:themeColor="text1" w:themeTint="F2"/>
+              </w:rPr>
+              <w:t>BR-05</w:t>
+            </w:r>
+          </w:p>
+        </w:tc>
+        <w:tc>
+          <w:tcPr>
+            <w:tcW w:w="978" w:type="dxa"/>
+            <w:shd w:val="clear" w:color="auto" w:fill="00B050"/>
+          </w:tcPr>
+          <w:p>
+            <w:pPr>
+              <w:spacing w:line="180" w:lineRule="auto"/>
+              <w:cnfStyle w:val="000000100000" w:firstRow="0" w:lastRow="0" w:firstColumn="0" w:lastColumn="0" w:oddVBand="0" w:evenVBand="0" w:oddHBand="1" w:evenHBand="0" w:firstRowFirstColumn="0" w:firstRowLastColumn="0" w:lastRowFirstColumn="0" w:lastRowLastColumn="0"/>
+              <w:rPr>
+                <w:color w:val="0D0D0D" w:themeColor="text1" w:themeTint="F2"/>
+              </w:rPr>
+            </w:pPr>
+            <w:r>
+              <w:rPr>
+                <w:color w:val="0D0D0D" w:themeColor="text1" w:themeTint="F2"/>
+              </w:rPr>
+              <w:t>Should Have</w:t>
+            </w:r>
+          </w:p>
+        </w:tc>
+        <w:tc>
+          <w:tcPr>
+            <w:tcW w:w="2693" w:type="dxa"/>
+          </w:tcPr>
+          <w:p>
+            <w:pPr>
+              <w:spacing w:line="180" w:lineRule="auto"/>
+              <w:cnfStyle w:val="000000100000" w:firstRow="0" w:lastRow="0" w:firstColumn="0" w:lastColumn="0" w:oddVBand="0" w:evenVBand="0" w:oddHBand="1" w:evenHBand="0" w:firstRowFirstColumn="0" w:firstRowLastColumn="0" w:lastRowFirstColumn="0" w:lastRowLastColumn="0"/>
+              <w:rPr>
+                <w:color w:val="0D0D0D" w:themeColor="text1" w:themeTint="F2"/>
+              </w:rPr>
+            </w:pPr>
+            <w:r>
+              <w:rPr>
+                <w:color w:val="0D0D0D" w:themeColor="text1" w:themeTint="F2"/>
+              </w:rPr>
+              <w:t>The system shall send automated SMS/email notifications to the customer when the return status changes at each major stage.</w:t>
+            </w:r>
+          </w:p>
+        </w:tc>
+        <w:tc>
+          <w:tcPr>
+            <w:tcW w:w="4530" w:type="dxa"/>
+          </w:tcPr>
+          <w:p>
+            <w:pPr>
+              <w:numPr>
+                <w:ilvl w:val="0"/>
+                <w:numId w:val="2"/>
+              </w:numPr>
+              <w:spacing w:line="180" w:lineRule="auto"/>
+              <w:ind w:left="317" w:hanging="284"/>
+              <w:cnfStyle w:val="000000100000" w:firstRow="0" w:lastRow="0" w:firstColumn="0" w:lastColumn="0" w:oddVBand="0" w:evenVBand="0" w:oddHBand="1" w:evenHBand="0" w:firstRowFirstColumn="0" w:firstRowLastColumn="0" w:lastRowFirstColumn="0" w:lastRowLastColumn="0"/>
+              <w:rPr>
+                <w:color w:val="0D0D0D" w:themeColor="text1" w:themeTint="F2"/>
+              </w:rPr>
+            </w:pPr>
+            <w:r>
+              <w:rPr>
+                <w:color w:val="0D0D0D" w:themeColor="text1" w:themeTint="F2"/>
+              </w:rPr>
+              <w:t>Notifications sent at: Approval, Label Sent, Received by Warehouse, Refund Initiated</w:t>
+            </w:r>
+          </w:p>
+          <w:p>
+            <w:pPr>
+              <w:numPr>
+                <w:ilvl w:val="0"/>
+                <w:numId w:val="2"/>
+              </w:numPr>
+              <w:spacing w:line="180" w:lineRule="auto"/>
+              <w:ind w:left="317" w:hanging="284"/>
+              <w:cnfStyle w:val="000000100000" w:firstRow="0" w:lastRow="0" w:firstColumn="0" w:lastColumn="0" w:oddVBand="0" w:evenVBand="0" w:oddHBand="1" w:evenHBand="0" w:firstRowFirstColumn="0" w:firstRowLastColumn="0" w:lastRowFirstColumn="0" w:lastRowLastColumn="0"/>
+              <w:rPr>
+                <w:color w:val="0D0D0D" w:themeColor="text1" w:themeTint="F2"/>
+              </w:rPr>
+            </w:pPr>
+            <w:r>
+              <w:rPr>
+                <w:color w:val="0D0D0D" w:themeColor="text1" w:themeTint="F2"/>
+              </w:rPr>
+              <w:t>Customer can opt out of SMS notifications from their profile settings</w:t>
+            </w:r>
+          </w:p>
+          <w:p>
+            <w:pPr>
+              <w:numPr>
+                <w:ilvl w:val="0"/>
+                <w:numId w:val="2"/>
+              </w:numPr>
+              <w:spacing w:line="180" w:lineRule="auto"/>
+              <w:ind w:left="317" w:hanging="284"/>
+              <w:cnfStyle w:val="000000100000" w:firstRow="0" w:lastRow="0" w:firstColumn="0" w:lastColumn="0" w:oddVBand="0" w:evenVBand="0" w:oddHBand="1" w:evenHBand="0" w:firstRowFirstColumn="0" w:firstRowLastColumn="0" w:lastRowFirstColumn="0" w:lastRowLastColumn="0"/>
+              <w:rPr>
+                <w:color w:val="0D0D0D" w:themeColor="text1" w:themeTint="F2"/>
+              </w:rPr>
+            </w:pPr>
+            <w:r>
+              <w:rPr>
+                <w:color w:val="0D0D0D" w:themeColor="text1" w:themeTint="F2"/>
+              </w:rPr>
+              <w:t>Each notification includes tracking page URL</w:t>
+            </w:r>
+          </w:p>
+        </w:tc>
+      </w:tr>
+    </w:tbl>
+    <w:p>
+      <w:pPr>
+        <w:spacing w:line="180" w:lineRule="auto"/>
+        <w:rPr>
+          <w:color w:val="4472C4" w:themeColor="accent1"/>
+          <w:sz w:val="32"/>
+          <w:szCs w:val="32"/>
+        </w:rPr>
+      </w:pPr>
+    </w:p>
+    <w:p>
+      <w:pPr>
+        <w:pBdr>
+          <w:bottom w:val="single" w:sz="12" w:space="1" w:color="auto"/>
+        </w:pBdr>
+        <w:spacing w:line="180" w:lineRule="auto"/>
+        <w:rPr>
+          <w:color w:val="4472C4" w:themeColor="accent1"/>
+          <w:sz w:val="32"/>
+          <w:szCs w:val="32"/>
+        </w:rPr>
+      </w:pPr>
+      <w:r>
+        <w:rPr>
+          <w:color w:val="4472C4" w:themeColor="accent1"/>
+          <w:sz w:val="32"/>
+          <w:szCs w:val="32"/>
+        </w:rPr>
+        <w:t>WAREHOUSE OPERATIONS</w:t>
+      </w:r>
+    </w:p>
+    <w:tbl>
+      <w:tblPr>
+        <w:tblStyle w:val="GridTable4-Accent2"/>
+        <w:tblW w:w="9878" w:type="dxa"/>
+        <w:tblLook w:val="04A0" w:firstRow="1" w:lastRow="0" w:firstColumn="1" w:lastColumn="0" w:noHBand="0" w:noVBand="1"/>
+      </w:tblPr>
+      <w:tblGrid>
+        <w:gridCol w:w="561"/>
+        <w:gridCol w:w="864"/>
+        <w:gridCol w:w="980"/>
+        <w:gridCol w:w="2693"/>
+        <w:gridCol w:w="4780"/>
+      </w:tblGrid>
+      <w:tr>
+        <w:trPr>
+          <w:cnfStyle w:val="100000000000" w:firstRow="1" w:lastRow="0" w:firstColumn="0" w:lastColumn="0" w:oddVBand="0" w:evenVBand="0" w:oddHBand="0" w:evenHBand="0" w:firstRowFirstColumn="0" w:firstRowLastColumn="0" w:lastRowFirstColumn="0" w:lastRowLastColumn="0"/>
+          <w:trHeight w:val="479"/>
+        </w:trPr>
+        <w:tc>
+          <w:tcPr>
+            <w:cnfStyle w:val="001000000000" w:firstRow="0" w:lastRow="0" w:firstColumn="1" w:lastColumn="0" w:oddVBand="0" w:evenVBand="0" w:oddHBand="0" w:evenHBand="0" w:firstRowFirstColumn="0" w:firstRowLastColumn="0" w:lastRowFirstColumn="0" w:lastRowLastColumn="0"/>
+            <w:tcW w:w="561" w:type="dxa"/>
+          </w:tcPr>
+          <w:p>
+            <w:pPr>
+              <w:spacing w:line="180" w:lineRule="auto"/>
+              <w:jc w:val="center"/>
+              <w:rPr>
+                <w:color w:val="4472C4" w:themeColor="accent1"/>
+              </w:rPr>
+            </w:pPr>
+            <w:r>
+              <w:t>FR ID</w:t>
+            </w:r>
+          </w:p>
+        </w:tc>
+        <w:tc>
+          <w:tcPr>
+            <w:tcW w:w="864" w:type="dxa"/>
+          </w:tcPr>
+          <w:p>
+            <w:pPr>
+              <w:spacing w:line="180" w:lineRule="auto"/>
+              <w:jc w:val="center"/>
+              <w:cnfStyle w:val="100000000000" w:firstRow="1" w:lastRow="0" w:firstColumn="0" w:lastColumn="0" w:oddVBand="0" w:evenVBand="0" w:oddHBand="0" w:evenHBand="0" w:firstRowFirstColumn="0" w:firstRowLastColumn="0" w:lastRowFirstColumn="0" w:lastRowLastColumn="0"/>
+            </w:pPr>
+            <w:r>
+              <w:t>Linked BR</w:t>
+            </w:r>
+          </w:p>
+        </w:tc>
+        <w:tc>
+          <w:tcPr>
+            <w:tcW w:w="980" w:type="dxa"/>
+          </w:tcPr>
+          <w:p>
+            <w:pPr>
+              <w:spacing w:line="180" w:lineRule="auto"/>
+              <w:jc w:val="center"/>
+              <w:cnfStyle w:val="100000000000" w:firstRow="1" w:lastRow="0" w:firstColumn="0" w:lastColumn="0" w:oddVBand="0" w:evenVBand="0" w:oddHBand="0" w:evenHBand="0" w:firstRowFirstColumn="0" w:firstRowLastColumn="0" w:lastRowFirstColumn="0" w:lastRowLastColumn="0"/>
+            </w:pPr>
+            <w:r>
+              <w:t>Priority</w:t>
+            </w:r>
+          </w:p>
+        </w:tc>
+        <w:tc>
+          <w:tcPr>
+            <w:tcW w:w="2693" w:type="dxa"/>
+          </w:tcPr>
+          <w:p>
+            <w:pPr>
+              <w:spacing w:line="180" w:lineRule="auto"/>
+              <w:jc w:val="center"/>
+              <w:cnfStyle w:val="100000000000" w:firstRow="1" w:lastRow="0" w:firstColumn="0" w:lastColumn="0" w:oddVBand="0" w:evenVBand="0" w:oddHBand="0" w:evenHBand="0" w:firstRowFirstColumn="0" w:firstRowLastColumn="0" w:lastRowFirstColumn="0" w:lastRowLastColumn="0"/>
+            </w:pPr>
+            <w:r>
+              <w:t>Description</w:t>
+            </w:r>
+          </w:p>
+        </w:tc>
+        <w:tc>
+          <w:tcPr>
+            <w:tcW w:w="4780" w:type="dxa"/>
+          </w:tcPr>
+          <w:p>
+            <w:pPr>
+              <w:spacing w:line="180" w:lineRule="auto"/>
+              <w:jc w:val="center"/>
+              <w:cnfStyle w:val="100000000000" w:firstRow="1" w:lastRow="0" w:firstColumn="0" w:lastColumn="0" w:oddVBand="0" w:evenVBand="0" w:oddHBand="0" w:evenHBand="0" w:firstRowFirstColumn="0" w:firstRowLastColumn="0" w:lastRowFirstColumn="0" w:lastRowLastColumn="0"/>
+            </w:pPr>
+            <w:r>
+              <w:t>Acceptance Criteria</w:t>
+            </w:r>
+          </w:p>
+        </w:tc>
+      </w:tr>
+      <w:tr>
+        <w:trPr>
+          <w:cnfStyle w:val="000000100000" w:firstRow="0" w:lastRow="0" w:firstColumn="0" w:lastColumn="0" w:oddVBand="0" w:evenVBand="0" w:oddHBand="1" w:evenHBand="0" w:firstRowFirstColumn="0" w:firstRowLastColumn="0" w:lastRowFirstColumn="0" w:lastRowLastColumn="0"/>
+          <w:trHeight w:val="479"/>
+        </w:trPr>
+        <w:tc>
+          <w:tcPr>
+            <w:cnfStyle w:val="001000000000" w:firstRow="0" w:lastRow="0" w:firstColumn="1" w:lastColumn="0" w:oddVBand="0" w:evenVBand="0" w:oddHBand="0" w:evenHBand="0" w:firstRowFirstColumn="0" w:firstRowLastColumn="0" w:lastRowFirstColumn="0" w:lastRowLastColumn="0"/>
+            <w:tcW w:w="561" w:type="dxa"/>
+          </w:tcPr>
+          <w:p>
+            <w:pPr>
+              <w:spacing w:line="180" w:lineRule="auto"/>
+              <w:rPr>
+                <w:color w:val="0D0D0D" w:themeColor="text1" w:themeTint="F2"/>
+              </w:rPr>
+            </w:pPr>
+            <w:r>
+              <w:rPr>
+                <w:color w:val="0D0D0D" w:themeColor="text1" w:themeTint="F2"/>
+              </w:rPr>
+              <w:t>FR-09</w:t>
+            </w:r>
+          </w:p>
+        </w:tc>
+        <w:tc>
+          <w:tcPr>
+            <w:tcW w:w="864" w:type="dxa"/>
+          </w:tcPr>
+          <w:p>
+            <w:pPr>
+              <w:spacing w:line="180" w:lineRule="auto"/>
+              <w:cnfStyle w:val="000000100000" w:firstRow="0" w:lastRow="0" w:firstColumn="0" w:lastColumn="0" w:oddVBand="0" w:evenVBand="0" w:oddHBand="1" w:evenHBand="0" w:firstRowFirstColumn="0" w:firstRowLastColumn="0" w:lastRowFirstColumn="0" w:lastRowLastColumn="0"/>
+              <w:rPr>
+                <w:color w:val="0D0D0D" w:themeColor="text1" w:themeTint="F2"/>
+              </w:rPr>
+            </w:pPr>
+            <w:r>
+              <w:rPr>
+                <w:color w:val="0D0D0D" w:themeColor="text1" w:themeTint="F2"/>
+              </w:rPr>
+              <w:t>BR-06</w:t>
+            </w:r>
+          </w:p>
+        </w:tc>
+        <w:tc>
+          <w:tcPr>
+            <w:tcW w:w="980" w:type="dxa"/>
+            <w:shd w:val="clear" w:color="auto" w:fill="EE0000"/>
+          </w:tcPr>
+          <w:p>
+            <w:pPr>
+              <w:spacing w:line="180" w:lineRule="auto"/>
+              <w:cnfStyle w:val="000000100000" w:firstRow="0" w:lastRow="0" w:firstColumn="0" w:lastColumn="0" w:oddVBand="0" w:evenVBand="0" w:oddHBand="1" w:evenHBand="0" w:firstRowFirstColumn="0" w:firstRowLastColumn="0" w:lastRowFirstColumn="0" w:lastRowLastColumn="0"/>
+              <w:rPr>
+                <w:color w:val="0D0D0D" w:themeColor="text1" w:themeTint="F2"/>
+              </w:rPr>
+            </w:pPr>
+            <w:r>
+              <w:rPr>
+                <w:color w:val="0D0D0D" w:themeColor="text1" w:themeTint="F2"/>
+              </w:rPr>
+              <w:t>Must Have</w:t>
+            </w:r>
+          </w:p>
+        </w:tc>
+        <w:tc>
+          <w:tcPr>
+            <w:tcW w:w="2693" w:type="dxa"/>
+          </w:tcPr>
+          <w:p>
+            <w:pPr>
+              <w:spacing w:line="180" w:lineRule="auto"/>
+              <w:cnfStyle w:val="000000100000" w:firstRow="0" w:lastRow="0" w:firstColumn="0" w:lastColumn="0" w:oddVBand="0" w:evenVBand="0" w:oddHBand="1" w:evenHBand="0" w:firstRowFirstColumn="0" w:firstRowLastColumn="0" w:lastRowFirstColumn="0" w:lastRowLastColumn="0"/>
+              <w:rPr>
+                <w:color w:val="0D0D0D" w:themeColor="text1" w:themeTint="F2"/>
+              </w:rPr>
+            </w:pPr>
+            <w:r>
+              <w:rPr>
+                <w:color w:val="0D0D0D" w:themeColor="text1" w:themeTint="F2"/>
+              </w:rPr>
+              <w:t>The system shall send an automated structured notification to the Warehouse team portal immediately upon return approval, containing full item details.</w:t>
+            </w:r>
+          </w:p>
+        </w:tc>
+        <w:tc>
+          <w:tcPr>
+            <w:tcW w:w="4780" w:type="dxa"/>
+          </w:tcPr>
+          <w:p>
+            <w:pPr>
+              <w:numPr>
+                <w:ilvl w:val="0"/>
+                <w:numId w:val="2"/>
+              </w:numPr>
+              <w:spacing w:line="180" w:lineRule="auto"/>
+              <w:ind w:left="317" w:hanging="284"/>
+              <w:cnfStyle w:val="000000100000" w:firstRow="0" w:lastRow="0" w:firstColumn="0" w:lastColumn="0" w:oddVBand="0" w:evenVBand="0" w:oddHBand="1" w:evenHBand="0" w:firstRowFirstColumn="0" w:firstRowLastColumn="0" w:lastRowFirstColumn="0" w:lastRowLastColumn="0"/>
+              <w:rPr>
+                <w:color w:val="0D0D0D" w:themeColor="text1" w:themeTint="F2"/>
+              </w:rPr>
+            </w:pPr>
+            <w:r>
+              <w:rPr>
+                <w:color w:val="0D0D0D" w:themeColor="text1" w:themeTint="F2"/>
+              </w:rPr>
+              <w:t>Notification contains: Return Reference Number, Order ID, Item Name, Quantity, Return Reason, Customer Name, Expected Courier, Estimated Arrival Window</w:t>
+            </w:r>
+          </w:p>
+          <w:p>
+            <w:pPr>
+              <w:numPr>
+                <w:ilvl w:val="0"/>
+                <w:numId w:val="2"/>
+              </w:numPr>
+              <w:spacing w:line="180" w:lineRule="auto"/>
+              <w:ind w:left="317" w:hanging="284"/>
+              <w:cnfStyle w:val="000000100000" w:firstRow="0" w:lastRow="0" w:firstColumn="0" w:lastColumn="0" w:oddVBand="0" w:evenVBand="0" w:oddHBand="1" w:evenHBand="0" w:firstRowFirstColumn="0" w:firstRowLastColumn="0" w:lastRowFirstColumn="0" w:lastRowLastColumn="0"/>
+              <w:rPr>
+                <w:color w:val="0D0D0D" w:themeColor="text1" w:themeTint="F2"/>
+              </w:rPr>
+            </w:pPr>
+            <w:r>
+              <w:rPr>
+                <w:color w:val="0D0D0D" w:themeColor="text1" w:themeTint="F2"/>
+              </w:rPr>
+              <w:t>Notification appears in the Warehouse dashboard within 1 minute of return approval</w:t>
+            </w:r>
+          </w:p>
+          <w:p>
+            <w:pPr>
+              <w:numPr>
+                <w:ilvl w:val="0"/>
+                <w:numId w:val="2"/>
+              </w:numPr>
+              <w:spacing w:line="180" w:lineRule="auto"/>
+              <w:ind w:left="317" w:hanging="284"/>
+              <w:cnfStyle w:val="000000100000" w:firstRow="0" w:lastRow="0" w:firstColumn="0" w:lastColumn="0" w:oddVBand="0" w:evenVBand="0" w:oddHBand="1" w:evenHBand="0" w:firstRowFirstColumn="0" w:firstRowLastColumn="0" w:lastRowFirstColumn="0" w:lastRowLastColumn="0"/>
+              <w:rPr>
+                <w:color w:val="0D0D0D" w:themeColor="text1" w:themeTint="F2"/>
+              </w:rPr>
+            </w:pPr>
+            <w:r>
+              <w:rPr>
+                <w:color w:val="0D0D0D" w:themeColor="text1" w:themeTint="F2"/>
+              </w:rPr>
+              <w:t>Warehouse team can view all pending incoming returns sorted by expected arrival date</w:t>
+            </w:r>
+          </w:p>
+        </w:tc>
+      </w:tr>
+      <w:tr>
+        <w:trPr>
+          <w:trHeight w:val="511"/>
+        </w:trPr>
+        <w:tc>
+          <w:tcPr>
+            <w:cnfStyle w:val="001000000000" w:firstRow="0" w:lastRow="0" w:firstColumn="1" w:lastColumn="0" w:oddVBand="0" w:evenVBand="0" w:oddHBand="0" w:evenHBand="0" w:firstRowFirstColumn="0" w:firstRowLastColumn="0" w:lastRowFirstColumn="0" w:lastRowLastColumn="0"/>
+            <w:tcW w:w="561" w:type="dxa"/>
+          </w:tcPr>
+          <w:p>
+            <w:pPr>
+              <w:spacing w:line="180" w:lineRule="auto"/>
+              <w:rPr>
+                <w:color w:val="0D0D0D" w:themeColor="text1" w:themeTint="F2"/>
+              </w:rPr>
+            </w:pPr>
+            <w:r>
+              <w:rPr>
+                <w:color w:val="0D0D0D" w:themeColor="text1" w:themeTint="F2"/>
+              </w:rPr>
+              <w:lastRenderedPageBreak/>
+              <w:t>FR-10</w:t>
+            </w:r>
+          </w:p>
+        </w:tc>
+        <w:tc>
+          <w:tcPr>
+            <w:tcW w:w="864" w:type="dxa"/>
+          </w:tcPr>
+          <w:p>
+            <w:pPr>
+              <w:spacing w:line="180" w:lineRule="auto"/>
+              <w:cnfStyle w:val="000000000000" w:firstRow="0" w:lastRow="0" w:firstColumn="0" w:lastColumn="0" w:oddVBand="0" w:evenVBand="0" w:oddHBand="0" w:evenHBand="0" w:firstRowFirstColumn="0" w:firstRowLastColumn="0" w:lastRowFirstColumn="0" w:lastRowLastColumn="0"/>
+              <w:rPr>
+                <w:color w:val="0D0D0D" w:themeColor="text1" w:themeTint="F2"/>
+              </w:rPr>
+            </w:pPr>
+            <w:r>
+              <w:rPr>
+                <w:color w:val="0D0D0D" w:themeColor="text1" w:themeTint="F2"/>
+              </w:rPr>
+              <w:t>BR-06</w:t>
+            </w:r>
+          </w:p>
+        </w:tc>
+        <w:tc>
+          <w:tcPr>
+            <w:tcW w:w="980" w:type="dxa"/>
+            <w:shd w:val="clear" w:color="auto" w:fill="EE0000"/>
+          </w:tcPr>
+          <w:p>
+            <w:pPr>
+              <w:spacing w:line="180" w:lineRule="auto"/>
+              <w:cnfStyle w:val="000000000000" w:firstRow="0" w:lastRow="0" w:firstColumn="0" w:lastColumn="0" w:oddVBand="0" w:evenVBand="0" w:oddHBand="0" w:evenHBand="0" w:firstRowFirstColumn="0" w:firstRowLastColumn="0" w:lastRowFirstColumn="0" w:lastRowLastColumn="0"/>
+              <w:rPr>
+                <w:color w:val="0D0D0D" w:themeColor="text1" w:themeTint="F2"/>
+              </w:rPr>
+            </w:pPr>
+            <w:r>
+              <w:rPr>
+                <w:color w:val="0D0D0D" w:themeColor="text1" w:themeTint="F2"/>
+              </w:rPr>
+              <w:t>Must Have</w:t>
+            </w:r>
+          </w:p>
+        </w:tc>
+        <w:tc>
+          <w:tcPr>
+            <w:tcW w:w="2693" w:type="dxa"/>
+          </w:tcPr>
+          <w:p>
+            <w:pPr>
+              <w:spacing w:line="180" w:lineRule="auto"/>
+              <w:cnfStyle w:val="000000000000" w:firstRow="0" w:lastRow="0" w:firstColumn="0" w:lastColumn="0" w:oddVBand="0" w:evenVBand="0" w:oddHBand="0" w:evenHBand="0" w:firstRowFirstColumn="0" w:firstRowLastColumn="0" w:lastRowFirstColumn="0" w:lastRowLastColumn="0"/>
+              <w:rPr>
+                <w:color w:val="0D0D0D" w:themeColor="text1" w:themeTint="F2"/>
+              </w:rPr>
+            </w:pPr>
+            <w:r>
+              <w:rPr>
+                <w:color w:val="0D0D0D" w:themeColor="text1" w:themeTint="F2"/>
+              </w:rPr>
+              <w:t>The system shall provide a Warehouse Dashboard where the team can view all approved returns, their status, and expected arrival details.</w:t>
+            </w:r>
+          </w:p>
+        </w:tc>
+        <w:tc>
+          <w:tcPr>
+            <w:tcW w:w="4780" w:type="dxa"/>
+          </w:tcPr>
+          <w:p>
+            <w:pPr>
+              <w:numPr>
+                <w:ilvl w:val="0"/>
+                <w:numId w:val="2"/>
+              </w:numPr>
+              <w:spacing w:line="180" w:lineRule="auto"/>
+              <w:ind w:left="317" w:hanging="284"/>
+              <w:cnfStyle w:val="000000000000" w:firstRow="0" w:lastRow="0" w:firstColumn="0" w:lastColumn="0" w:oddVBand="0" w:evenVBand="0" w:oddHBand="0" w:evenHBand="0" w:firstRowFirstColumn="0" w:firstRowLastColumn="0" w:lastRowFirstColumn="0" w:lastRowLastColumn="0"/>
+              <w:rPr>
+                <w:color w:val="0D0D0D" w:themeColor="text1" w:themeTint="F2"/>
+              </w:rPr>
+            </w:pPr>
+            <w:r>
+              <w:rPr>
+                <w:color w:val="0D0D0D" w:themeColor="text1" w:themeTint="F2"/>
+              </w:rPr>
+              <w:t>Dashboard shows columns: Ref No., Item, Expected Date, Courier, Status</w:t>
+            </w:r>
+          </w:p>
+          <w:p>
+            <w:pPr>
+              <w:numPr>
+                <w:ilvl w:val="0"/>
+                <w:numId w:val="2"/>
+              </w:numPr>
+              <w:spacing w:line="180" w:lineRule="auto"/>
+              <w:ind w:left="317" w:hanging="284"/>
+              <w:cnfStyle w:val="000000000000" w:firstRow="0" w:lastRow="0" w:firstColumn="0" w:lastColumn="0" w:oddVBand="0" w:evenVBand="0" w:oddHBand="0" w:evenHBand="0" w:firstRowFirstColumn="0" w:firstRowLastColumn="0" w:lastRowFirstColumn="0" w:lastRowLastColumn="0"/>
+              <w:rPr>
+                <w:color w:val="0D0D0D" w:themeColor="text1" w:themeTint="F2"/>
+              </w:rPr>
+            </w:pPr>
+            <w:r>
+              <w:rPr>
+                <w:color w:val="0D0D0D" w:themeColor="text1" w:themeTint="F2"/>
+              </w:rPr>
+              <w:t>Warehouse team can filter by date range and status</w:t>
+            </w:r>
+          </w:p>
+          <w:p>
+            <w:pPr>
+              <w:numPr>
+                <w:ilvl w:val="0"/>
+                <w:numId w:val="2"/>
+              </w:numPr>
+              <w:spacing w:line="180" w:lineRule="auto"/>
+              <w:ind w:left="317" w:hanging="284"/>
+              <w:cnfStyle w:val="000000000000" w:firstRow="0" w:lastRow="0" w:firstColumn="0" w:lastColumn="0" w:oddVBand="0" w:evenVBand="0" w:oddHBand="0" w:evenHBand="0" w:firstRowFirstColumn="0" w:firstRowLastColumn="0" w:lastRowFirstColumn="0" w:lastRowLastColumn="0"/>
+              <w:rPr>
+                <w:color w:val="0D0D0D" w:themeColor="text1" w:themeTint="F2"/>
+              </w:rPr>
+            </w:pPr>
+            <w:r>
+              <w:rPr>
+                <w:color w:val="0D0D0D" w:themeColor="text1" w:themeTint="F2"/>
+              </w:rPr>
+              <w:t>Dashboard is accessible on tablet for use on the warehouse floor</w:t>
+            </w:r>
+          </w:p>
+        </w:tc>
+      </w:tr>
+      <w:tr>
+        <w:trPr>
+          <w:cnfStyle w:val="000000100000" w:firstRow="0" w:lastRow="0" w:firstColumn="0" w:lastColumn="0" w:oddVBand="0" w:evenVBand="0" w:oddHBand="1" w:evenHBand="0" w:firstRowFirstColumn="0" w:firstRowLastColumn="0" w:lastRowFirstColumn="0" w:lastRowLastColumn="0"/>
+          <w:trHeight w:val="479"/>
+        </w:trPr>
+        <w:tc>
+          <w:tcPr>
+            <w:cnfStyle w:val="001000000000" w:firstRow="0" w:lastRow="0" w:firstColumn="1" w:lastColumn="0" w:oddVBand="0" w:evenVBand="0" w:oddHBand="0" w:evenHBand="0" w:firstRowFirstColumn="0" w:firstRowLastColumn="0" w:lastRowFirstColumn="0" w:lastRowLastColumn="0"/>
+            <w:tcW w:w="561" w:type="dxa"/>
+          </w:tcPr>
+          <w:p>
+            <w:pPr>
+              <w:spacing w:line="180" w:lineRule="auto"/>
+              <w:rPr>
+                <w:color w:val="0D0D0D" w:themeColor="text1" w:themeTint="F2"/>
+              </w:rPr>
+            </w:pPr>
+            <w:r>
+              <w:rPr>
+                <w:color w:val="0D0D0D" w:themeColor="text1" w:themeTint="F2"/>
+              </w:rPr>
+              <w:t>FR-11</w:t>
+            </w:r>
+          </w:p>
+        </w:tc>
+        <w:tc>
+          <w:tcPr>
+            <w:tcW w:w="864" w:type="dxa"/>
+          </w:tcPr>
+          <w:p>
+            <w:pPr>
+              <w:spacing w:line="180" w:lineRule="auto"/>
+              <w:cnfStyle w:val="000000100000" w:firstRow="0" w:lastRow="0" w:firstColumn="0" w:lastColumn="0" w:oddVBand="0" w:evenVBand="0" w:oddHBand="1" w:evenHBand="0" w:firstRowFirstColumn="0" w:firstRowLastColumn="0" w:lastRowFirstColumn="0" w:lastRowLastColumn="0"/>
+              <w:rPr>
+                <w:color w:val="0D0D0D" w:themeColor="text1" w:themeTint="F2"/>
+              </w:rPr>
+            </w:pPr>
+            <w:r>
+              <w:rPr>
+                <w:color w:val="0D0D0D" w:themeColor="text1" w:themeTint="F2"/>
+              </w:rPr>
+              <w:t>BR-07</w:t>
+            </w:r>
+          </w:p>
+        </w:tc>
+        <w:tc>
+          <w:tcPr>
+            <w:tcW w:w="980" w:type="dxa"/>
+            <w:shd w:val="clear" w:color="auto" w:fill="EE0000"/>
+          </w:tcPr>
+          <w:p>
+            <w:pPr>
+              <w:spacing w:line="180" w:lineRule="auto"/>
+              <w:cnfStyle w:val="000000100000" w:firstRow="0" w:lastRow="0" w:firstColumn="0" w:lastColumn="0" w:oddVBand="0" w:evenVBand="0" w:oddHBand="1" w:evenHBand="0" w:firstRowFirstColumn="0" w:firstRowLastColumn="0" w:lastRowFirstColumn="0" w:lastRowLastColumn="0"/>
+              <w:rPr>
+                <w:color w:val="0D0D0D" w:themeColor="text1" w:themeTint="F2"/>
+              </w:rPr>
+            </w:pPr>
+            <w:r>
+              <w:rPr>
+                <w:color w:val="0D0D0D" w:themeColor="text1" w:themeTint="F2"/>
+              </w:rPr>
+              <w:t>Must Have</w:t>
+            </w:r>
+          </w:p>
+        </w:tc>
+        <w:tc>
+          <w:tcPr>
+            <w:tcW w:w="2693" w:type="dxa"/>
+          </w:tcPr>
+          <w:p>
+            <w:pPr>
+              <w:spacing w:line="180" w:lineRule="auto"/>
+              <w:cnfStyle w:val="000000100000" w:firstRow="0" w:lastRow="0" w:firstColumn="0" w:lastColumn="0" w:oddVBand="0" w:evenVBand="0" w:oddHBand="1" w:evenHBand="0" w:firstRowFirstColumn="0" w:firstRowLastColumn="0" w:lastRowFirstColumn="0" w:lastRowLastColumn="0"/>
+              <w:rPr>
+                <w:color w:val="0D0D0D" w:themeColor="text1" w:themeTint="F2"/>
+              </w:rPr>
+            </w:pPr>
+            <w:r>
+              <w:rPr>
+                <w:color w:val="0D0D0D" w:themeColor="text1" w:themeTint="F2"/>
+              </w:rPr>
+              <w:t>The system shall provide a 'Confirm Receipt' button in the Warehouse Dashboard. When clicked, it shall automatically trigger the refund process via payment gateway API.</w:t>
+            </w:r>
+          </w:p>
+        </w:tc>
+        <w:tc>
+          <w:tcPr>
+            <w:tcW w:w="4780" w:type="dxa"/>
+          </w:tcPr>
+          <w:p>
+            <w:pPr>
+              <w:numPr>
+                <w:ilvl w:val="0"/>
+                <w:numId w:val="2"/>
+              </w:numPr>
+              <w:spacing w:line="180" w:lineRule="auto"/>
+              <w:ind w:left="317" w:hanging="284"/>
+              <w:cnfStyle w:val="000000100000" w:firstRow="0" w:lastRow="0" w:firstColumn="0" w:lastColumn="0" w:oddVBand="0" w:evenVBand="0" w:oddHBand="1" w:evenHBand="0" w:firstRowFirstColumn="0" w:firstRowLastColumn="0" w:lastRowFirstColumn="0" w:lastRowLastColumn="0"/>
+              <w:rPr>
+                <w:color w:val="0D0D0D" w:themeColor="text1" w:themeTint="F2"/>
+              </w:rPr>
+            </w:pPr>
+            <w:r>
+              <w:rPr>
+                <w:color w:val="0D0D0D" w:themeColor="text1" w:themeTint="F2"/>
+              </w:rPr>
+              <w:t>Confirm Receipt button is enabled only when the return status is 'In Transit' or 'Arrived'</w:t>
+            </w:r>
+          </w:p>
+          <w:p>
+            <w:pPr>
+              <w:numPr>
+                <w:ilvl w:val="0"/>
+                <w:numId w:val="2"/>
+              </w:numPr>
+              <w:spacing w:line="180" w:lineRule="auto"/>
+              <w:ind w:left="317" w:hanging="284"/>
+              <w:cnfStyle w:val="000000100000" w:firstRow="0" w:lastRow="0" w:firstColumn="0" w:lastColumn="0" w:oddVBand="0" w:evenVBand="0" w:oddHBand="1" w:evenHBand="0" w:firstRowFirstColumn="0" w:firstRowLastColumn="0" w:lastRowFirstColumn="0" w:lastRowLastColumn="0"/>
+              <w:rPr>
+                <w:color w:val="0D0D0D" w:themeColor="text1" w:themeTint="F2"/>
+              </w:rPr>
+            </w:pPr>
+            <w:r>
+              <w:rPr>
+                <w:color w:val="0D0D0D" w:themeColor="text1" w:themeTint="F2"/>
+              </w:rPr>
+              <w:t>On confirmation, system calls the payment gateway API within 30 seconds</w:t>
+            </w:r>
+          </w:p>
+          <w:p>
+            <w:pPr>
+              <w:numPr>
+                <w:ilvl w:val="0"/>
+                <w:numId w:val="2"/>
+              </w:numPr>
+              <w:spacing w:line="180" w:lineRule="auto"/>
+              <w:ind w:left="317" w:hanging="284"/>
+              <w:cnfStyle w:val="000000100000" w:firstRow="0" w:lastRow="0" w:firstColumn="0" w:lastColumn="0" w:oddVBand="0" w:evenVBand="0" w:oddHBand="1" w:evenHBand="0" w:firstRowFirstColumn="0" w:firstRowLastColumn="0" w:lastRowFirstColumn="0" w:lastRowLastColumn="0"/>
+              <w:rPr>
+                <w:color w:val="0D0D0D" w:themeColor="text1" w:themeTint="F2"/>
+              </w:rPr>
+            </w:pPr>
+            <w:r>
+              <w:rPr>
+                <w:color w:val="0D0D0D" w:themeColor="text1" w:themeTint="F2"/>
+              </w:rPr>
+              <w:t>Status updates to 'Refund Initiated' immediately upon successful API call</w:t>
+            </w:r>
+          </w:p>
+          <w:p>
+            <w:pPr>
+              <w:numPr>
+                <w:ilvl w:val="0"/>
+                <w:numId w:val="2"/>
+              </w:numPr>
+              <w:spacing w:line="180" w:lineRule="auto"/>
+              <w:ind w:left="317" w:hanging="284"/>
+              <w:cnfStyle w:val="000000100000" w:firstRow="0" w:lastRow="0" w:firstColumn="0" w:lastColumn="0" w:oddVBand="0" w:evenVBand="0" w:oddHBand="1" w:evenHBand="0" w:firstRowFirstColumn="0" w:firstRowLastColumn="0" w:lastRowFirstColumn="0" w:lastRowLastColumn="0"/>
+              <w:rPr>
+                <w:color w:val="0D0D0D" w:themeColor="text1" w:themeTint="F2"/>
+              </w:rPr>
+            </w:pPr>
+            <w:r>
+              <w:rPr>
+                <w:color w:val="0D0D0D" w:themeColor="text1" w:themeTint="F2"/>
+              </w:rPr>
+              <w:t>If API call fails, system retries up to 3 times and alerts the Finance Manager</w:t>
+            </w:r>
+          </w:p>
+        </w:tc>
+      </w:tr>
+    </w:tbl>
+    <w:p>
+      <w:pPr>
+        <w:spacing w:line="180" w:lineRule="auto"/>
+        <w:rPr>
+          <w:color w:val="4472C4" w:themeColor="accent1"/>
+          <w:sz w:val="32"/>
+          <w:szCs w:val="32"/>
+        </w:rPr>
+      </w:pPr>
+    </w:p>
+    <w:p>
+      <w:pPr>
+        <w:pBdr>
+          <w:bottom w:val="single" w:sz="12" w:space="1" w:color="auto"/>
+        </w:pBdr>
+        <w:rPr>
+          <w:b/>
+          <w:bCs/>
+          <w:color w:val="4472C4" w:themeColor="accent1"/>
+          <w:sz w:val="32"/>
+          <w:szCs w:val="32"/>
+        </w:rPr>
+      </w:pPr>
+      <w:r>
+        <w:rPr>
+          <w:b/>
+          <w:bCs/>
+          <w:color w:val="4472C4" w:themeColor="accent1"/>
+          <w:sz w:val="32"/>
+          <w:szCs w:val="32"/>
+        </w:rPr>
+        <w:t>Finance &amp; Compliance</w:t>
+      </w:r>
+    </w:p>
+    <w:tbl>
+      <w:tblPr>
+        <w:tblStyle w:val="GridTable4-Accent2"/>
+        <w:tblW w:w="9853" w:type="dxa"/>
+        <w:tblLook w:val="04A0" w:firstRow="1" w:lastRow="0" w:firstColumn="1" w:lastColumn="0" w:noHBand="0" w:noVBand="1"/>
+      </w:tblPr>
+      <w:tblGrid>
+        <w:gridCol w:w="535"/>
+        <w:gridCol w:w="949"/>
+        <w:gridCol w:w="992"/>
+        <w:gridCol w:w="2673"/>
+        <w:gridCol w:w="4704"/>
+      </w:tblGrid>
+      <w:tr>
+        <w:trPr>
+          <w:cnfStyle w:val="100000000000" w:firstRow="1" w:lastRow="0" w:firstColumn="0" w:lastColumn="0" w:oddVBand="0" w:evenVBand="0" w:oddHBand="0" w:evenHBand="0" w:firstRowFirstColumn="0" w:firstRowLastColumn="0" w:lastRowFirstColumn="0" w:lastRowLastColumn="0"/>
+          <w:trHeight w:val="708"/>
+        </w:trPr>
+        <w:tc>
+          <w:tcPr>
+            <w:cnfStyle w:val="001000000000" w:firstRow="0" w:lastRow="0" w:firstColumn="1" w:lastColumn="0" w:oddVBand="0" w:evenVBand="0" w:oddHBand="0" w:evenHBand="0" w:firstRowFirstColumn="0" w:firstRowLastColumn="0" w:lastRowFirstColumn="0" w:lastRowLastColumn="0"/>
+            <w:tcW w:w="535" w:type="dxa"/>
+          </w:tcPr>
+          <w:p>
+            <w:r>
+              <w:t>FR ID</w:t>
+            </w:r>
+          </w:p>
+        </w:tc>
+        <w:tc>
+          <w:tcPr>
+            <w:tcW w:w="949" w:type="dxa"/>
+          </w:tcPr>
+          <w:p>
+            <w:pPr>
+              <w:cnfStyle w:val="100000000000" w:firstRow="1" w:lastRow="0" w:firstColumn="0" w:lastColumn="0" w:oddVBand="0" w:evenVBand="0" w:oddHBand="0" w:evenHBand="0" w:firstRowFirstColumn="0" w:firstRowLastColumn="0" w:lastRowFirstColumn="0" w:lastRowLastColumn="0"/>
+            </w:pPr>
+            <w:r>
+              <w:t>Linked BR</w:t>
+            </w:r>
+          </w:p>
+        </w:tc>
+        <w:tc>
+          <w:tcPr>
+            <w:tcW w:w="992" w:type="dxa"/>
+          </w:tcPr>
+          <w:p>
+            <w:pPr>
+              <w:cnfStyle w:val="100000000000" w:firstRow="1" w:lastRow="0" w:firstColumn="0" w:lastColumn="0" w:oddVBand="0" w:evenVBand="0" w:oddHBand="0" w:evenHBand="0" w:firstRowFirstColumn="0" w:firstRowLastColumn="0" w:lastRowFirstColumn="0" w:lastRowLastColumn="0"/>
+            </w:pPr>
+            <w:r>
+              <w:t>Priority</w:t>
+            </w:r>
+          </w:p>
+        </w:tc>
+        <w:tc>
+          <w:tcPr>
+            <w:tcW w:w="2673" w:type="dxa"/>
+          </w:tcPr>
+          <w:p>
+            <w:pPr>
+              <w:cnfStyle w:val="100000000000" w:firstRow="1" w:lastRow="0" w:firstColumn="0" w:lastColumn="0" w:oddVBand="0" w:evenVBand="0" w:oddHBand="0" w:evenHBand="0" w:firstRowFirstColumn="0" w:firstRowLastColumn="0" w:lastRowFirstColumn="0" w:lastRowLastColumn="0"/>
+            </w:pPr>
+            <w:r>
+              <w:t>Description</w:t>
+            </w:r>
+          </w:p>
+        </w:tc>
+        <w:tc>
+          <w:tcPr>
+            <w:tcW w:w="4704" w:type="dxa"/>
+          </w:tcPr>
+          <w:p>
+            <w:pPr>
+              <w:cnfStyle w:val="100000000000" w:firstRow="1" w:lastRow="0" w:firstColumn="0" w:lastColumn="0" w:oddVBand="0" w:evenVBand="0" w:oddHBand="0" w:evenHBand="0" w:firstRowFirstColumn="0" w:firstRowLastColumn="0" w:lastRowFirstColumn="0" w:lastRowLastColumn="0"/>
+            </w:pPr>
+            <w:r>
+              <w:t>Acceptance Criteria</w:t>
+            </w:r>
+          </w:p>
+        </w:tc>
+      </w:tr>
+      <w:tr>
+        <w:trPr>
+          <w:cnfStyle w:val="000000100000" w:firstRow="0" w:lastRow="0" w:firstColumn="0" w:lastColumn="0" w:oddVBand="0" w:evenVBand="0" w:oddHBand="1" w:evenHBand="0" w:firstRowFirstColumn="0" w:firstRowLastColumn="0" w:lastRowFirstColumn="0" w:lastRowLastColumn="0"/>
+          <w:trHeight w:val="676"/>
+        </w:trPr>
+        <w:tc>
+          <w:tcPr>
+            <w:cnfStyle w:val="001000000000" w:firstRow="0" w:lastRow="0" w:firstColumn="1" w:lastColumn="0" w:oddVBand="0" w:evenVBand="0" w:oddHBand="0" w:evenHBand="0" w:firstRowFirstColumn="0" w:firstRowLastColumn="0" w:lastRowFirstColumn="0" w:lastRowLastColumn="0"/>
+            <w:tcW w:w="535" w:type="dxa"/>
+          </w:tcPr>
+          <w:p>
+            <w:pPr>
+              <w:rPr>
+                <w:color w:val="000000" w:themeColor="text1"/>
+              </w:rPr>
+            </w:pPr>
+            <w:r>
+              <w:rPr>
+                <w:color w:val="000000" w:themeColor="text1"/>
+              </w:rPr>
+              <w:t>FR-12</w:t>
+            </w:r>
+          </w:p>
+        </w:tc>
+        <w:tc>
+          <w:tcPr>
+            <w:tcW w:w="949" w:type="dxa"/>
+          </w:tcPr>
+          <w:p>
+            <w:pPr>
+              <w:cnfStyle w:val="000000100000" w:firstRow="0" w:lastRow="0" w:firstColumn="0" w:lastColumn="0" w:oddVBand="0" w:evenVBand="0" w:oddHBand="1" w:evenHBand="0" w:firstRowFirstColumn="0" w:firstRowLastColumn="0" w:lastRowFirstColumn="0" w:lastRowLastColumn="0"/>
+              <w:rPr>
+                <w:color w:val="000000" w:themeColor="text1"/>
+              </w:rPr>
+            </w:pPr>
+            <w:r>
+              <w:rPr>
+                <w:color w:val="000000" w:themeColor="text1"/>
+              </w:rPr>
+              <w:t>BR-07, BR-12</w:t>
+            </w:r>
+          </w:p>
+        </w:tc>
+        <w:tc>
+          <w:tcPr>
+            <w:tcW w:w="992" w:type="dxa"/>
+            <w:shd w:val="clear" w:color="auto" w:fill="EE0000"/>
+          </w:tcPr>
+          <w:p>
+            <w:pPr>
+              <w:cnfStyle w:val="000000100000" w:firstRow="0" w:lastRow="0" w:firstColumn="0" w:lastColumn="0" w:oddVBand="0" w:evenVBand="0" w:oddHBand="1" w:evenHBand="0" w:firstRowFirstColumn="0" w:firstRowLastColumn="0" w:lastRowFirstColumn="0" w:lastRowLastColumn="0"/>
+              <w:rPr>
+                <w:color w:val="000000" w:themeColor="text1"/>
+              </w:rPr>
+            </w:pPr>
+            <w:r>
+              <w:rPr>
+                <w:color w:val="000000" w:themeColor="text1"/>
+              </w:rPr>
+              <w:t>Must Have</w:t>
+            </w:r>
+          </w:p>
+        </w:tc>
+        <w:tc>
+          <w:tcPr>
+            <w:tcW w:w="2673" w:type="dxa"/>
+          </w:tcPr>
+          <w:p>
+            <w:pPr>
+              <w:cnfStyle w:val="000000100000" w:firstRow="0" w:lastRow="0" w:firstColumn="0" w:lastColumn="0" w:oddVBand="0" w:evenVBand="0" w:oddHBand="1" w:evenHBand="0" w:firstRowFirstColumn="0" w:firstRowLastColumn="0" w:lastRowFirstColumn="0" w:lastRowLastColumn="0"/>
+              <w:rPr>
+                <w:color w:val="000000" w:themeColor="text1"/>
+              </w:rPr>
+            </w:pPr>
+            <w:r>
+              <w:rPr>
+                <w:color w:val="000000" w:themeColor="text1"/>
+              </w:rPr>
+              <w:t>The system shall maintain a complete, immutable audit log of every return event with timestamps, user IDs, and action descriptions.</w:t>
+            </w:r>
+          </w:p>
+        </w:tc>
+        <w:tc>
+          <w:tcPr>
+            <w:tcW w:w="4704" w:type="dxa"/>
+          </w:tcPr>
+          <w:p>
+            <w:pPr>
+              <w:numPr>
+                <w:ilvl w:val="0"/>
+                <w:numId w:val="2"/>
+              </w:numPr>
+              <w:ind w:left="263" w:hanging="263"/>
+              <w:cnfStyle w:val="000000100000" w:firstRow="0" w:lastRow="0" w:firstColumn="0" w:lastColumn="0" w:oddVBand="0" w:evenVBand="0" w:oddHBand="1" w:evenHBand="0" w:firstRowFirstColumn="0" w:firstRowLastColumn="0" w:lastRowFirstColumn="0" w:lastRowLastColumn="0"/>
+              <w:rPr>
+                <w:color w:val="000000" w:themeColor="text1"/>
+              </w:rPr>
+            </w:pPr>
+            <w:r>
+              <w:rPr>
+                <w:color w:val="000000" w:themeColor="text1"/>
+              </w:rPr>
+              <w:t>Audit log entries are created for: submission, eligibility result, approval/rejection, label generation, warehouse confirmation, refund trigger, refund completion</w:t>
+            </w:r>
+          </w:p>
+          <w:p>
+            <w:pPr>
+              <w:numPr>
+                <w:ilvl w:val="0"/>
+                <w:numId w:val="2"/>
+              </w:numPr>
+              <w:ind w:left="263" w:hanging="263"/>
+              <w:cnfStyle w:val="000000100000" w:firstRow="0" w:lastRow="0" w:firstColumn="0" w:lastColumn="0" w:oddVBand="0" w:evenVBand="0" w:oddHBand="1" w:evenHBand="0" w:firstRowFirstColumn="0" w:firstRowLastColumn="0" w:lastRowFirstColumn="0" w:lastRowLastColumn="0"/>
+              <w:rPr>
+                <w:color w:val="000000" w:themeColor="text1"/>
+              </w:rPr>
+            </w:pPr>
+            <w:r>
+              <w:rPr>
+                <w:color w:val="000000" w:themeColor="text1"/>
+              </w:rPr>
+              <w:t>Log entries cannot be edited or deleted by any user including admin</w:t>
+            </w:r>
+          </w:p>
+          <w:p>
+            <w:pPr>
+              <w:numPr>
+                <w:ilvl w:val="0"/>
+                <w:numId w:val="2"/>
+              </w:numPr>
+              <w:ind w:left="263" w:hanging="263"/>
+              <w:cnfStyle w:val="000000100000" w:firstRow="0" w:lastRow="0" w:firstColumn="0" w:lastColumn="0" w:oddVBand="0" w:evenVBand="0" w:oddHBand="1" w:evenHBand="0" w:firstRowFirstColumn="0" w:firstRowLastColumn="0" w:lastRowFirstColumn="0" w:lastRowLastColumn="0"/>
+              <w:rPr>
+                <w:color w:val="000000" w:themeColor="text1"/>
+              </w:rPr>
+            </w:pPr>
+            <w:r>
+              <w:rPr>
+                <w:color w:val="000000" w:themeColor="text1"/>
+              </w:rPr>
+              <w:t>Finance Manager can export audit log as CSV for any date range</w:t>
+            </w:r>
+          </w:p>
+        </w:tc>
+      </w:tr>
+      <w:tr>
+        <w:trPr>
+          <w:trHeight w:val="708"/>
+        </w:trPr>
+        <w:tc>
+          <w:tcPr>
+            <w:cnfStyle w:val="001000000000" w:firstRow="0" w:lastRow="0" w:firstColumn="1" w:lastColumn="0" w:oddVBand="0" w:evenVBand="0" w:oddHBand="0" w:evenHBand="0" w:firstRowFirstColumn="0" w:firstRowLastColumn="0" w:lastRowFirstColumn="0" w:lastRowLastColumn="0"/>
+            <w:tcW w:w="535" w:type="dxa"/>
+          </w:tcPr>
+          <w:p>
+            <w:pPr>
+              <w:rPr>
+                <w:color w:val="000000" w:themeColor="text1"/>
+              </w:rPr>
+            </w:pPr>
+            <w:r>
+              <w:rPr>
+                <w:color w:val="000000" w:themeColor="text1"/>
+              </w:rPr>
+              <w:t>FR-13</w:t>
+            </w:r>
+          </w:p>
+        </w:tc>
+        <w:tc>
+          <w:tcPr>
+            <w:tcW w:w="949" w:type="dxa"/>
+          </w:tcPr>
+          <w:p>
+            <w:pPr>
+              <w:cnfStyle w:val="000000000000" w:firstRow="0" w:lastRow="0" w:firstColumn="0" w:lastColumn="0" w:oddVBand="0" w:evenVBand="0" w:oddHBand="0" w:evenHBand="0" w:firstRowFirstColumn="0" w:firstRowLastColumn="0" w:lastRowFirstColumn="0" w:lastRowLastColumn="0"/>
+              <w:rPr>
+                <w:color w:val="000000" w:themeColor="text1"/>
+              </w:rPr>
+            </w:pPr>
+            <w:r>
+              <w:rPr>
+                <w:color w:val="000000" w:themeColor="text1"/>
+              </w:rPr>
+              <w:t>BR-07</w:t>
+            </w:r>
+          </w:p>
+        </w:tc>
+        <w:tc>
+          <w:tcPr>
+            <w:tcW w:w="992" w:type="dxa"/>
+            <w:shd w:val="clear" w:color="auto" w:fill="EE0000"/>
+          </w:tcPr>
+          <w:p>
+            <w:pPr>
+              <w:cnfStyle w:val="000000000000" w:firstRow="0" w:lastRow="0" w:firstColumn="0" w:lastColumn="0" w:oddVBand="0" w:evenVBand="0" w:oddHBand="0" w:evenHBand="0" w:firstRowFirstColumn="0" w:firstRowLastColumn="0" w:lastRowFirstColumn="0" w:lastRowLastColumn="0"/>
+              <w:rPr>
+                <w:color w:val="000000" w:themeColor="text1"/>
+              </w:rPr>
+            </w:pPr>
+            <w:r>
+              <w:rPr>
+                <w:color w:val="000000" w:themeColor="text1"/>
+              </w:rPr>
+              <w:t xml:space="preserve">Must Have </w:t>
+            </w:r>
+          </w:p>
+        </w:tc>
+        <w:tc>
+          <w:tcPr>
+            <w:tcW w:w="2673" w:type="dxa"/>
+          </w:tcPr>
+          <w:p>
+            <w:pPr>
+              <w:cnfStyle w:val="000000000000" w:firstRow="0" w:lastRow="0" w:firstColumn="0" w:lastColumn="0" w:oddVBand="0" w:evenVBand="0" w:oddHBand="0" w:evenHBand="0" w:firstRowFirstColumn="0" w:firstRowLastColumn="0" w:lastRowFirstColumn="0" w:lastRowLastColumn="0"/>
+              <w:rPr>
+                <w:color w:val="000000" w:themeColor="text1"/>
+              </w:rPr>
+            </w:pPr>
+            <w:r>
+              <w:rPr>
+                <w:color w:val="000000" w:themeColor="text1"/>
+              </w:rPr>
+              <w:t>For orders above ₹5,000, the system shall flag the return for manual Finance Manager review before triggering the refund, rather than processing automatically.</w:t>
+            </w:r>
+          </w:p>
+        </w:tc>
+        <w:tc>
+          <w:tcPr>
+            <w:tcW w:w="4704" w:type="dxa"/>
+          </w:tcPr>
+          <w:p>
+            <w:pPr>
+              <w:numPr>
+                <w:ilvl w:val="0"/>
+                <w:numId w:val="2"/>
+              </w:numPr>
+              <w:ind w:left="263" w:hanging="263"/>
+              <w:cnfStyle w:val="000000000000" w:firstRow="0" w:lastRow="0" w:firstColumn="0" w:lastColumn="0" w:oddVBand="0" w:evenVBand="0" w:oddHBand="0" w:evenHBand="0" w:firstRowFirstColumn="0" w:firstRowLastColumn="0" w:lastRowFirstColumn="0" w:lastRowLastColumn="0"/>
+              <w:rPr>
+                <w:color w:val="000000" w:themeColor="text1"/>
+              </w:rPr>
+            </w:pPr>
+            <w:r>
+              <w:rPr>
+                <w:color w:val="000000" w:themeColor="text1"/>
+              </w:rPr>
+              <w:t>Orders above ₹5,000 are placed in a 'Pending Finance Review' queue</w:t>
+            </w:r>
+          </w:p>
+          <w:p>
+            <w:pPr>
+              <w:numPr>
+                <w:ilvl w:val="0"/>
+                <w:numId w:val="2"/>
+              </w:numPr>
+              <w:ind w:left="263" w:hanging="263"/>
+              <w:cnfStyle w:val="000000000000" w:firstRow="0" w:lastRow="0" w:firstColumn="0" w:lastColumn="0" w:oddVBand="0" w:evenVBand="0" w:oddHBand="0" w:evenHBand="0" w:firstRowFirstColumn="0" w:firstRowLastColumn="0" w:lastRowFirstColumn="0" w:lastRowLastColumn="0"/>
+              <w:rPr>
+                <w:color w:val="000000" w:themeColor="text1"/>
+              </w:rPr>
+            </w:pPr>
+            <w:r>
+              <w:rPr>
+                <w:color w:val="000000" w:themeColor="text1"/>
+              </w:rPr>
+              <w:t>Finance Manager receives email notification within 5 minutes of warehouse confirmation</w:t>
+            </w:r>
+          </w:p>
+          <w:p>
+            <w:pPr>
+              <w:numPr>
+                <w:ilvl w:val="0"/>
+                <w:numId w:val="2"/>
+              </w:numPr>
+              <w:ind w:left="263" w:hanging="263"/>
+              <w:cnfStyle w:val="000000000000" w:firstRow="0" w:lastRow="0" w:firstColumn="0" w:lastColumn="0" w:oddVBand="0" w:evenVBand="0" w:oddHBand="0" w:evenHBand="0" w:firstRowFirstColumn="0" w:firstRowLastColumn="0" w:lastRowFirstColumn="0" w:lastRowLastColumn="0"/>
+              <w:rPr>
+                <w:color w:val="000000" w:themeColor="text1"/>
+              </w:rPr>
+            </w:pPr>
+            <w:r>
+              <w:rPr>
+                <w:color w:val="000000" w:themeColor="text1"/>
+              </w:rPr>
+              <w:t>Finance Manager can Approve or Reject the refund from their dashboard</w:t>
+            </w:r>
+          </w:p>
+          <w:p>
+            <w:pPr>
+              <w:numPr>
+                <w:ilvl w:val="0"/>
+                <w:numId w:val="2"/>
+              </w:numPr>
+              <w:ind w:left="263" w:hanging="263"/>
+              <w:cnfStyle w:val="000000000000" w:firstRow="0" w:lastRow="0" w:firstColumn="0" w:lastColumn="0" w:oddVBand="0" w:evenVBand="0" w:oddHBand="0" w:evenHBand="0" w:firstRowFirstColumn="0" w:firstRowLastColumn="0" w:lastRowFirstColumn="0" w:lastRowLastColumn="0"/>
+              <w:rPr>
+                <w:color w:val="000000" w:themeColor="text1"/>
+              </w:rPr>
+            </w:pPr>
+            <w:r>
+              <w:rPr>
+                <w:color w:val="000000" w:themeColor="text1"/>
+              </w:rPr>
+              <w:t>SLA for Finance review: 4 business hours</w:t>
+            </w:r>
+          </w:p>
+        </w:tc>
+      </w:tr>
+      <w:tr>
+        <w:trPr>
+          <w:cnfStyle w:val="000000100000" w:firstRow="0" w:lastRow="0" w:firstColumn="0" w:lastColumn="0" w:oddVBand="0" w:evenVBand="0" w:oddHBand="1" w:evenHBand="0" w:firstRowFirstColumn="0" w:firstRowLastColumn="0" w:lastRowFirstColumn="0" w:lastRowLastColumn="0"/>
+          <w:trHeight w:val="708"/>
+        </w:trPr>
+        <w:tc>
+          <w:tcPr>
+            <w:cnfStyle w:val="001000000000" w:firstRow="0" w:lastRow="0" w:firstColumn="1" w:lastColumn="0" w:oddVBand="0" w:evenVBand="0" w:oddHBand="0" w:evenHBand="0" w:firstRowFirstColumn="0" w:firstRowLastColumn="0" w:lastRowFirstColumn="0" w:lastRowLastColumn="0"/>
+            <w:tcW w:w="535" w:type="dxa"/>
+          </w:tcPr>
+          <w:p>
+            <w:pPr>
+              <w:rPr>
+                <w:color w:val="000000" w:themeColor="text1"/>
+              </w:rPr>
+            </w:pPr>
+            <w:r>
+              <w:rPr>
+                <w:color w:val="000000" w:themeColor="text1"/>
+              </w:rPr>
+              <w:t>FR-14</w:t>
+            </w:r>
+          </w:p>
+        </w:tc>
+        <w:tc>
+          <w:tcPr>
+            <w:tcW w:w="949" w:type="dxa"/>
+          </w:tcPr>
+          <w:p>
+            <w:pPr>
+              <w:cnfStyle w:val="000000100000" w:firstRow="0" w:lastRow="0" w:firstColumn="0" w:lastColumn="0" w:oddVBand="0" w:evenVBand="0" w:oddHBand="1" w:evenHBand="0" w:firstRowFirstColumn="0" w:firstRowLastColumn="0" w:lastRowFirstColumn="0" w:lastRowLastColumn="0"/>
+              <w:rPr>
+                <w:color w:val="000000" w:themeColor="text1"/>
+              </w:rPr>
+            </w:pPr>
+            <w:r>
+              <w:rPr>
+                <w:color w:val="000000" w:themeColor="text1"/>
+              </w:rPr>
+              <w:t>BR-09</w:t>
+            </w:r>
+          </w:p>
+        </w:tc>
+        <w:tc>
+          <w:tcPr>
+            <w:tcW w:w="992" w:type="dxa"/>
+            <w:shd w:val="clear" w:color="auto" w:fill="EE0000"/>
+          </w:tcPr>
+          <w:p>
+            <w:pPr>
+              <w:cnfStyle w:val="000000100000" w:firstRow="0" w:lastRow="0" w:firstColumn="0" w:lastColumn="0" w:oddVBand="0" w:evenVBand="0" w:oddHBand="1" w:evenHBand="0" w:firstRowFirstColumn="0" w:firstRowLastColumn="0" w:lastRowFirstColumn="0" w:lastRowLastColumn="0"/>
+              <w:rPr>
+                <w:color w:val="000000" w:themeColor="text1"/>
+              </w:rPr>
+            </w:pPr>
+            <w:r>
+              <w:rPr>
+                <w:color w:val="000000" w:themeColor="text1"/>
+              </w:rPr>
+              <w:t>Must Have</w:t>
+            </w:r>
+          </w:p>
+        </w:tc>
+        <w:tc>
+          <w:tcPr>
+            <w:tcW w:w="2673" w:type="dxa"/>
+          </w:tcPr>
+          <w:p>
+            <w:pPr>
+              <w:cnfStyle w:val="000000100000" w:firstRow="0" w:lastRow="0" w:firstColumn="0" w:lastColumn="0" w:oddVBand="0" w:evenVBand="0" w:oddHBand="1" w:evenHBand="0" w:firstRowFirstColumn="0" w:firstRowLastColumn="0" w:lastRowFirstColumn="0" w:lastRowLastColumn="0"/>
+              <w:rPr>
+                <w:color w:val="000000" w:themeColor="text1"/>
+              </w:rPr>
+            </w:pPr>
+            <w:r>
+              <w:t>The system shall detect and block duplicate return requests for the same order item. If a duplicate is detected, the system shall alert the agent.</w:t>
+            </w:r>
+          </w:p>
+        </w:tc>
+        <w:tc>
+          <w:tcPr>
+            <w:tcW w:w="4704" w:type="dxa"/>
+          </w:tcPr>
+          <w:p>
+            <w:pPr>
+              <w:numPr>
+                <w:ilvl w:val="0"/>
+                <w:numId w:val="2"/>
+              </w:numPr>
+              <w:ind w:left="263" w:hanging="263"/>
+              <w:cnfStyle w:val="000000100000" w:firstRow="0" w:lastRow="0" w:firstColumn="0" w:lastColumn="0" w:oddVBand="0" w:evenVBand="0" w:oddHBand="1" w:evenHBand="0" w:firstRowFirstColumn="0" w:firstRowLastColumn="0" w:lastRowFirstColumn="0" w:lastRowLastColumn="0"/>
+              <w:rPr>
+                <w:color w:val="000000" w:themeColor="text1"/>
+              </w:rPr>
+            </w:pPr>
+            <w:r>
+              <w:rPr>
+                <w:color w:val="000000" w:themeColor="text1"/>
+              </w:rPr>
+              <w:t>System checks for existing open or closed return request for the same Order ID + Item combination</w:t>
+            </w:r>
+          </w:p>
+          <w:p>
+            <w:pPr>
+              <w:numPr>
+                <w:ilvl w:val="0"/>
+                <w:numId w:val="2"/>
+              </w:numPr>
+              <w:ind w:left="263" w:hanging="263"/>
+              <w:cnfStyle w:val="000000100000" w:firstRow="0" w:lastRow="0" w:firstColumn="0" w:lastColumn="0" w:oddVBand="0" w:evenVBand="0" w:oddHBand="1" w:evenHBand="0" w:firstRowFirstColumn="0" w:firstRowLastColumn="0" w:lastRowFirstColumn="0" w:lastRowLastColumn="0"/>
+              <w:rPr>
+                <w:color w:val="000000" w:themeColor="text1"/>
+              </w:rPr>
+            </w:pPr>
+            <w:r>
+              <w:rPr>
+                <w:color w:val="000000" w:themeColor="text1"/>
+              </w:rPr>
+              <w:t>If duplicate detected, submission is blocked and customer shown message: 'A return request for this item already exists. Reference: [Ref No.]'</w:t>
+            </w:r>
+          </w:p>
+          <w:p>
+            <w:pPr>
+              <w:numPr>
+                <w:ilvl w:val="0"/>
+                <w:numId w:val="2"/>
+              </w:numPr>
+              <w:ind w:left="263" w:hanging="263"/>
+              <w:cnfStyle w:val="000000100000" w:firstRow="0" w:lastRow="0" w:firstColumn="0" w:lastColumn="0" w:oddVBand="0" w:evenVBand="0" w:oddHBand="1" w:evenHBand="0" w:firstRowFirstColumn="0" w:firstRowLastColumn="0" w:lastRowFirstColumn="0" w:lastRowLastColumn="0"/>
+              <w:rPr>
+                <w:color w:val="000000" w:themeColor="text1"/>
+              </w:rPr>
+            </w:pPr>
+            <w:r>
+              <w:rPr>
+                <w:color w:val="000000" w:themeColor="text1"/>
+              </w:rPr>
+              <w:t>Agent dashboard shows a duplicate alert with both request details for review</w:t>
+            </w:r>
+          </w:p>
+        </w:tc>
+      </w:tr>
+      <w:tr>
+        <w:trPr>
+          <w:trHeight w:val="708"/>
+        </w:trPr>
+        <w:tc>
+          <w:tcPr>
+            <w:cnfStyle w:val="001000000000" w:firstRow="0" w:lastRow="0" w:firstColumn="1" w:lastColumn="0" w:oddVBand="0" w:evenVBand="0" w:oddHBand="0" w:evenHBand="0" w:firstRowFirstColumn="0" w:firstRowLastColumn="0" w:lastRowFirstColumn="0" w:lastRowLastColumn="0"/>
+            <w:tcW w:w="535" w:type="dxa"/>
+          </w:tcPr>
+          <w:p>
+            <w:pPr>
+              <w:rPr>
+                <w:color w:val="000000" w:themeColor="text1"/>
+              </w:rPr>
+            </w:pPr>
+            <w:r>
+              <w:rPr>
+                <w:color w:val="000000" w:themeColor="text1"/>
+              </w:rPr>
+              <w:t>FR-15</w:t>
+            </w:r>
+          </w:p>
+        </w:tc>
+        <w:tc>
+          <w:tcPr>
+            <w:tcW w:w="949" w:type="dxa"/>
+          </w:tcPr>
+          <w:p>
+            <w:pPr>
+              <w:cnfStyle w:val="000000000000" w:firstRow="0" w:lastRow="0" w:firstColumn="0" w:lastColumn="0" w:oddVBand="0" w:evenVBand="0" w:oddHBand="0" w:evenHBand="0" w:firstRowFirstColumn="0" w:firstRowLastColumn="0" w:lastRowFirstColumn="0" w:lastRowLastColumn="0"/>
+              <w:rPr>
+                <w:color w:val="000000" w:themeColor="text1"/>
+              </w:rPr>
+            </w:pPr>
+            <w:r>
+              <w:rPr>
+                <w:color w:val="000000" w:themeColor="text1"/>
+              </w:rPr>
+              <w:t>BR-08</w:t>
+            </w:r>
+          </w:p>
+        </w:tc>
+        <w:tc>
+          <w:tcPr>
+            <w:tcW w:w="992" w:type="dxa"/>
+            <w:shd w:val="clear" w:color="auto" w:fill="EE0000"/>
+          </w:tcPr>
+          <w:p>
+            <w:pPr>
+              <w:cnfStyle w:val="000000000000" w:firstRow="0" w:lastRow="0" w:firstColumn="0" w:lastColumn="0" w:oddVBand="0" w:evenVBand="0" w:oddHBand="0" w:evenHBand="0" w:firstRowFirstColumn="0" w:firstRowLastColumn="0" w:lastRowFirstColumn="0" w:lastRowLastColumn="0"/>
+              <w:rPr>
+                <w:color w:val="000000" w:themeColor="text1"/>
+              </w:rPr>
+            </w:pPr>
+            <w:r>
+              <w:rPr>
+                <w:color w:val="000000" w:themeColor="text1"/>
+              </w:rPr>
+              <w:t>Must Have</w:t>
+            </w:r>
+          </w:p>
+        </w:tc>
+        <w:tc>
+          <w:tcPr>
+            <w:tcW w:w="2673" w:type="dxa"/>
+          </w:tcPr>
+          <w:p>
+            <w:pPr>
+              <w:cnfStyle w:val="000000000000" w:firstRow="0" w:lastRow="0" w:firstColumn="0" w:lastColumn="0" w:oddVBand="0" w:evenVBand="0" w:oddHBand="0" w:evenHBand="0" w:firstRowFirstColumn="0" w:firstRowLastColumn="0" w:lastRowFirstColumn="0" w:lastRowLastColumn="0"/>
+              <w:rPr>
+                <w:color w:val="000000" w:themeColor="text1"/>
+              </w:rPr>
+            </w:pPr>
+            <w:r>
+              <w:rPr>
+                <w:color w:val="000000" w:themeColor="text1"/>
+              </w:rPr>
+              <w:t>The system shall capture structured return reason data and make it available for analytics.</w:t>
+            </w:r>
+          </w:p>
+        </w:tc>
+        <w:tc>
+          <w:tcPr>
+            <w:tcW w:w="4704" w:type="dxa"/>
+          </w:tcPr>
+          <w:p>
+            <w:pPr>
+              <w:numPr>
+                <w:ilvl w:val="0"/>
+                <w:numId w:val="2"/>
+              </w:numPr>
+              <w:ind w:left="263" w:hanging="263"/>
+              <w:cnfStyle w:val="000000000000" w:firstRow="0" w:lastRow="0" w:firstColumn="0" w:lastColumn="0" w:oddVBand="0" w:evenVBand="0" w:oddHBand="0" w:evenHBand="0" w:firstRowFirstColumn="0" w:firstRowLastColumn="0" w:lastRowFirstColumn="0" w:lastRowLastColumn="0"/>
+              <w:rPr>
+                <w:color w:val="000000" w:themeColor="text1"/>
+              </w:rPr>
+            </w:pPr>
+            <w:r>
+              <w:rPr>
+                <w:color w:val="000000" w:themeColor="text1"/>
+              </w:rPr>
+              <w:t>Every submitted return has exactly one primary reason selected from the standard dropdown</w:t>
+            </w:r>
+          </w:p>
+          <w:p>
+            <w:pPr>
+              <w:numPr>
+                <w:ilvl w:val="0"/>
+                <w:numId w:val="2"/>
+              </w:numPr>
+              <w:ind w:left="263" w:hanging="263"/>
+              <w:cnfStyle w:val="000000000000" w:firstRow="0" w:lastRow="0" w:firstColumn="0" w:lastColumn="0" w:oddVBand="0" w:evenVBand="0" w:oddHBand="0" w:evenHBand="0" w:firstRowFirstColumn="0" w:firstRowLastColumn="0" w:lastRowFirstColumn="0" w:lastRowLastColumn="0"/>
+              <w:rPr>
+                <w:color w:val="000000" w:themeColor="text1"/>
+              </w:rPr>
+            </w:pPr>
+            <w:r>
+              <w:rPr>
+                <w:color w:val="000000" w:themeColor="text1"/>
+              </w:rPr>
+              <w:t xml:space="preserve">Reason data is stored in a </w:t>
+            </w:r>
+            <w:proofErr w:type="spellStart"/>
+            <w:r>
+              <w:rPr>
+                <w:color w:val="000000" w:themeColor="text1"/>
+              </w:rPr>
+              <w:t>queryable</w:t>
+            </w:r>
+            <w:proofErr w:type="spellEnd"/>
+            <w:r>
+              <w:rPr>
+                <w:color w:val="000000" w:themeColor="text1"/>
+              </w:rPr>
+              <w:t xml:space="preserve"> field — not as free text</w:t>
+            </w:r>
+          </w:p>
+          <w:p>
+            <w:pPr>
+              <w:numPr>
+                <w:ilvl w:val="0"/>
+                <w:numId w:val="2"/>
+              </w:numPr>
+              <w:ind w:left="263" w:hanging="263"/>
+              <w:cnfStyle w:val="000000000000" w:firstRow="0" w:lastRow="0" w:firstColumn="0" w:lastColumn="0" w:oddVBand="0" w:evenVBand="0" w:oddHBand="0" w:evenHBand="0" w:firstRowFirstColumn="0" w:firstRowLastColumn="0" w:lastRowFirstColumn="0" w:lastRowLastColumn="0"/>
+              <w:rPr>
+                <w:color w:val="000000" w:themeColor="text1"/>
+              </w:rPr>
+            </w:pPr>
+            <w:r>
+              <w:rPr>
+                <w:color w:val="000000" w:themeColor="text1"/>
+              </w:rPr>
+              <w:lastRenderedPageBreak/>
+              <w:t>Reason data feeds into the Management Analytics Dashboard (FR-16)</w:t>
+            </w:r>
+          </w:p>
+        </w:tc>
+      </w:tr>
+    </w:tbl>
+    <w:p>
+      <w:pPr>
+        <w:rPr>
+          <w:color w:val="000000" w:themeColor="text1"/>
+        </w:rPr>
+      </w:pPr>
+    </w:p>
+    <w:p>
+      <w:pPr>
+        <w:pBdr>
+          <w:bottom w:val="single" w:sz="12" w:space="1" w:color="auto"/>
+        </w:pBdr>
+        <w:rPr>
+          <w:color w:val="4472C4" w:themeColor="accent1"/>
+          <w:sz w:val="32"/>
+          <w:szCs w:val="32"/>
+        </w:rPr>
+      </w:pPr>
+      <w:r>
+        <w:rPr>
+          <w:color w:val="4472C4" w:themeColor="accent1"/>
+          <w:sz w:val="32"/>
+          <w:szCs w:val="32"/>
+        </w:rPr>
+        <w:t>ANALYTICS &amp; AGENT TOOLS</w:t>
+      </w:r>
+    </w:p>
+    <w:tbl>
+      <w:tblPr>
+        <w:tblStyle w:val="GridTable4-Accent2"/>
+        <w:tblW w:w="0" w:type="auto"/>
+        <w:tblLook w:val="04A0" w:firstRow="1" w:lastRow="0" w:firstColumn="1" w:lastColumn="0" w:noHBand="0" w:noVBand="1"/>
+      </w:tblPr>
+      <w:tblGrid>
+        <w:gridCol w:w="562"/>
+        <w:gridCol w:w="864"/>
+        <w:gridCol w:w="979"/>
+        <w:gridCol w:w="2693"/>
+        <w:gridCol w:w="4530"/>
+      </w:tblGrid>
+      <w:tr>
+        <w:trPr>
+          <w:cnfStyle w:val="100000000000" w:firstRow="1" w:lastRow="0" w:firstColumn="0" w:lastColumn="0" w:oddVBand="0" w:evenVBand="0" w:oddHBand="0" w:evenHBand="0" w:firstRowFirstColumn="0" w:firstRowLastColumn="0" w:lastRowFirstColumn="0" w:lastRowLastColumn="0"/>
+        </w:trPr>
+        <w:tc>
+          <w:tcPr>
+            <w:cnfStyle w:val="001000000000" w:firstRow="0" w:lastRow="0" w:firstColumn="1" w:lastColumn="0" w:oddVBand="0" w:evenVBand="0" w:oddHBand="0" w:evenHBand="0" w:firstRowFirstColumn="0" w:firstRowLastColumn="0" w:lastRowFirstColumn="0" w:lastRowLastColumn="0"/>
+            <w:tcW w:w="562" w:type="dxa"/>
+          </w:tcPr>
+          <w:p>
+            <w:r>
+              <w:t>FR ID</w:t>
+            </w:r>
+          </w:p>
+        </w:tc>
+        <w:tc>
+          <w:tcPr>
+            <w:tcW w:w="864" w:type="dxa"/>
+          </w:tcPr>
+          <w:p>
+            <w:pPr>
+              <w:cnfStyle w:val="100000000000" w:firstRow="1" w:lastRow="0" w:firstColumn="0" w:lastColumn="0" w:oddVBand="0" w:evenVBand="0" w:oddHBand="0" w:evenHBand="0" w:firstRowFirstColumn="0" w:firstRowLastColumn="0" w:lastRowFirstColumn="0" w:lastRowLastColumn="0"/>
+            </w:pPr>
+            <w:r>
+              <w:t xml:space="preserve">Linked BR </w:t>
+            </w:r>
+          </w:p>
+        </w:tc>
+        <w:tc>
+          <w:tcPr>
+            <w:tcW w:w="979" w:type="dxa"/>
+          </w:tcPr>
+          <w:p>
+            <w:pPr>
+              <w:cnfStyle w:val="100000000000" w:firstRow="1" w:lastRow="0" w:firstColumn="0" w:lastColumn="0" w:oddVBand="0" w:evenVBand="0" w:oddHBand="0" w:evenHBand="0" w:firstRowFirstColumn="0" w:firstRowLastColumn="0" w:lastRowFirstColumn="0" w:lastRowLastColumn="0"/>
+            </w:pPr>
+            <w:r>
+              <w:t>Priority</w:t>
+            </w:r>
+          </w:p>
+        </w:tc>
+        <w:tc>
+          <w:tcPr>
+            <w:tcW w:w="2693" w:type="dxa"/>
+          </w:tcPr>
+          <w:p>
+            <w:pPr>
+              <w:cnfStyle w:val="100000000000" w:firstRow="1" w:lastRow="0" w:firstColumn="0" w:lastColumn="0" w:oddVBand="0" w:evenVBand="0" w:oddHBand="0" w:evenHBand="0" w:firstRowFirstColumn="0" w:firstRowLastColumn="0" w:lastRowFirstColumn="0" w:lastRowLastColumn="0"/>
+            </w:pPr>
+            <w:r>
+              <w:t xml:space="preserve">Description </w:t>
+            </w:r>
+          </w:p>
+        </w:tc>
+        <w:tc>
+          <w:tcPr>
+            <w:tcW w:w="4530" w:type="dxa"/>
+          </w:tcPr>
+          <w:p>
+            <w:pPr>
+              <w:cnfStyle w:val="100000000000" w:firstRow="1" w:lastRow="0" w:firstColumn="0" w:lastColumn="0" w:oddVBand="0" w:evenVBand="0" w:oddHBand="0" w:evenHBand="0" w:firstRowFirstColumn="0" w:firstRowLastColumn="0" w:lastRowFirstColumn="0" w:lastRowLastColumn="0"/>
+            </w:pPr>
+            <w:r>
+              <w:t>Acceptance Criteria</w:t>
+            </w:r>
+          </w:p>
+        </w:tc>
+      </w:tr>
+      <w:tr>
+        <w:trPr>
+          <w:cnfStyle w:val="000000100000" w:firstRow="0" w:lastRow="0" w:firstColumn="0" w:lastColumn="0" w:oddVBand="0" w:evenVBand="0" w:oddHBand="1" w:evenHBand="0" w:firstRowFirstColumn="0" w:firstRowLastColumn="0" w:lastRowFirstColumn="0" w:lastRowLastColumn="0"/>
+        </w:trPr>
+        <w:tc>
+          <w:tcPr>
+            <w:cnfStyle w:val="001000000000" w:firstRow="0" w:lastRow="0" w:firstColumn="1" w:lastColumn="0" w:oddVBand="0" w:evenVBand="0" w:oddHBand="0" w:evenHBand="0" w:firstRowFirstColumn="0" w:firstRowLastColumn="0" w:lastRowFirstColumn="0" w:lastRowLastColumn="0"/>
+            <w:tcW w:w="562" w:type="dxa"/>
+          </w:tcPr>
+          <w:p>
+            <w:pPr>
+              <w:rPr>
+                <w:color w:val="000000" w:themeColor="text1"/>
+              </w:rPr>
+            </w:pPr>
+            <w:r>
+              <w:rPr>
+                <w:color w:val="000000" w:themeColor="text1"/>
+              </w:rPr>
+              <w:t>FR-16</w:t>
+            </w:r>
+          </w:p>
+        </w:tc>
+        <w:tc>
+          <w:tcPr>
+            <w:tcW w:w="864" w:type="dxa"/>
+          </w:tcPr>
+          <w:p>
+            <w:pPr>
+              <w:cnfStyle w:val="000000100000" w:firstRow="0" w:lastRow="0" w:firstColumn="0" w:lastColumn="0" w:oddVBand="0" w:evenVBand="0" w:oddHBand="1" w:evenHBand="0" w:firstRowFirstColumn="0" w:firstRowLastColumn="0" w:lastRowFirstColumn="0" w:lastRowLastColumn="0"/>
+              <w:rPr>
+                <w:color w:val="000000" w:themeColor="text1"/>
+              </w:rPr>
+            </w:pPr>
+            <w:r>
+              <w:rPr>
+                <w:color w:val="000000" w:themeColor="text1"/>
+              </w:rPr>
+              <w:t>BR-10</w:t>
+            </w:r>
+          </w:p>
+        </w:tc>
+        <w:tc>
+          <w:tcPr>
+            <w:tcW w:w="979" w:type="dxa"/>
+            <w:shd w:val="clear" w:color="auto" w:fill="00B050"/>
+          </w:tcPr>
+          <w:p>
+            <w:pPr>
+              <w:cnfStyle w:val="000000100000" w:firstRow="0" w:lastRow="0" w:firstColumn="0" w:lastColumn="0" w:oddVBand="0" w:evenVBand="0" w:oddHBand="1" w:evenHBand="0" w:firstRowFirstColumn="0" w:firstRowLastColumn="0" w:lastRowFirstColumn="0" w:lastRowLastColumn="0"/>
+              <w:rPr>
+                <w:color w:val="000000" w:themeColor="text1"/>
+              </w:rPr>
+            </w:pPr>
+            <w:r>
+              <w:rPr>
+                <w:color w:val="000000" w:themeColor="text1"/>
+              </w:rPr>
+              <w:t>Should Have</w:t>
+            </w:r>
+          </w:p>
+        </w:tc>
+        <w:tc>
+          <w:tcPr>
+            <w:tcW w:w="2693" w:type="dxa"/>
+          </w:tcPr>
+          <w:p>
+            <w:pPr>
+              <w:cnfStyle w:val="000000100000" w:firstRow="0" w:lastRow="0" w:firstColumn="0" w:lastColumn="0" w:oddVBand="0" w:evenVBand="0" w:oddHBand="1" w:evenHBand="0" w:firstRowFirstColumn="0" w:firstRowLastColumn="0" w:lastRowFirstColumn="0" w:lastRowLastColumn="0"/>
+              <w:rPr>
+                <w:color w:val="000000" w:themeColor="text1"/>
+              </w:rPr>
+            </w:pPr>
+            <w:r>
+              <w:rPr>
+                <w:color w:val="000000" w:themeColor="text1"/>
+              </w:rPr>
+              <w:t>The system shall provide a Management Analytics Dashboard accessible to the CEO and senior management showing key return metrics.</w:t>
+            </w:r>
+          </w:p>
+        </w:tc>
+        <w:tc>
+          <w:tcPr>
+            <w:tcW w:w="4530" w:type="dxa"/>
+          </w:tcPr>
+          <w:p>
+            <w:pPr>
+              <w:numPr>
+                <w:ilvl w:val="0"/>
+                <w:numId w:val="2"/>
+              </w:numPr>
+              <w:ind w:left="317" w:hanging="284"/>
+              <w:cnfStyle w:val="000000100000" w:firstRow="0" w:lastRow="0" w:firstColumn="0" w:lastColumn="0" w:oddVBand="0" w:evenVBand="0" w:oddHBand="1" w:evenHBand="0" w:firstRowFirstColumn="0" w:firstRowLastColumn="0" w:lastRowFirstColumn="0" w:lastRowLastColumn="0"/>
+              <w:rPr>
+                <w:color w:val="000000" w:themeColor="text1"/>
+              </w:rPr>
+            </w:pPr>
+            <w:r>
+              <w:rPr>
+                <w:color w:val="000000" w:themeColor="text1"/>
+              </w:rPr>
+              <w:t>Dashboard shows: Total returns by week/month, Return rate as % of orders, Top 5 return reasons, Average resolution time, Refund amounts by period</w:t>
+            </w:r>
+          </w:p>
+          <w:p>
+            <w:pPr>
+              <w:numPr>
+                <w:ilvl w:val="0"/>
+                <w:numId w:val="2"/>
+              </w:numPr>
+              <w:ind w:left="317" w:hanging="284"/>
+              <w:cnfStyle w:val="000000100000" w:firstRow="0" w:lastRow="0" w:firstColumn="0" w:lastColumn="0" w:oddVBand="0" w:evenVBand="0" w:oddHBand="1" w:evenHBand="0" w:firstRowFirstColumn="0" w:firstRowLastColumn="0" w:lastRowFirstColumn="0" w:lastRowLastColumn="0"/>
+              <w:rPr>
+                <w:color w:val="000000" w:themeColor="text1"/>
+              </w:rPr>
+            </w:pPr>
+            <w:r>
+              <w:rPr>
+                <w:color w:val="000000" w:themeColor="text1"/>
+              </w:rPr>
+              <w:t>Dashboard data refreshes daily</w:t>
+            </w:r>
+          </w:p>
+          <w:p>
+            <w:pPr>
+              <w:numPr>
+                <w:ilvl w:val="0"/>
+                <w:numId w:val="2"/>
+              </w:numPr>
+              <w:ind w:left="317" w:hanging="284"/>
+              <w:cnfStyle w:val="000000100000" w:firstRow="0" w:lastRow="0" w:firstColumn="0" w:lastColumn="0" w:oddVBand="0" w:evenVBand="0" w:oddHBand="1" w:evenHBand="0" w:firstRowFirstColumn="0" w:firstRowLastColumn="0" w:lastRowFirstColumn="0" w:lastRowLastColumn="0"/>
+              <w:rPr>
+                <w:color w:val="000000" w:themeColor="text1"/>
+              </w:rPr>
+            </w:pPr>
+            <w:r>
+              <w:rPr>
+                <w:color w:val="000000" w:themeColor="text1"/>
+              </w:rPr>
+              <w:t>CEO can export dashboard data as PDF or Excel</w:t>
+            </w:r>
+          </w:p>
+          <w:p>
+            <w:pPr>
+              <w:ind w:left="317" w:hanging="284"/>
+              <w:cnfStyle w:val="000000100000" w:firstRow="0" w:lastRow="0" w:firstColumn="0" w:lastColumn="0" w:oddVBand="0" w:evenVBand="0" w:oddHBand="1" w:evenHBand="0" w:firstRowFirstColumn="0" w:firstRowLastColumn="0" w:lastRowFirstColumn="0" w:lastRowLastColumn="0"/>
+              <w:rPr>
+                <w:color w:val="000000" w:themeColor="text1"/>
+              </w:rPr>
+            </w:pPr>
+          </w:p>
+        </w:tc>
+      </w:tr>
+      <w:tr>
+        <w:tc>
+          <w:tcPr>
+            <w:cnfStyle w:val="001000000000" w:firstRow="0" w:lastRow="0" w:firstColumn="1" w:lastColumn="0" w:oddVBand="0" w:evenVBand="0" w:oddHBand="0" w:evenHBand="0" w:firstRowFirstColumn="0" w:firstRowLastColumn="0" w:lastRowFirstColumn="0" w:lastRowLastColumn="0"/>
+            <w:tcW w:w="562" w:type="dxa"/>
+          </w:tcPr>
+          <w:p>
+            <w:pPr>
+              <w:rPr>
+                <w:color w:val="000000" w:themeColor="text1"/>
+              </w:rPr>
+            </w:pPr>
+            <w:r>
+              <w:rPr>
+                <w:color w:val="000000" w:themeColor="text1"/>
+              </w:rPr>
+              <w:t>FR-17</w:t>
+            </w:r>
+          </w:p>
+        </w:tc>
+        <w:tc>
+          <w:tcPr>
+            <w:tcW w:w="864" w:type="dxa"/>
+          </w:tcPr>
+          <w:p>
+            <w:pPr>
+              <w:cnfStyle w:val="000000000000" w:firstRow="0" w:lastRow="0" w:firstColumn="0" w:lastColumn="0" w:oddVBand="0" w:evenVBand="0" w:oddHBand="0" w:evenHBand="0" w:firstRowFirstColumn="0" w:firstRowLastColumn="0" w:lastRowFirstColumn="0" w:lastRowLastColumn="0"/>
+              <w:rPr>
+                <w:color w:val="000000" w:themeColor="text1"/>
+              </w:rPr>
+            </w:pPr>
+            <w:r>
+              <w:rPr>
+                <w:color w:val="000000" w:themeColor="text1"/>
+              </w:rPr>
+              <w:t>BR-11</w:t>
+            </w:r>
+          </w:p>
+        </w:tc>
+        <w:tc>
+          <w:tcPr>
+            <w:tcW w:w="979" w:type="dxa"/>
+            <w:shd w:val="clear" w:color="auto" w:fill="00B050"/>
+          </w:tcPr>
+          <w:p>
+            <w:pPr>
+              <w:cnfStyle w:val="000000000000" w:firstRow="0" w:lastRow="0" w:firstColumn="0" w:lastColumn="0" w:oddVBand="0" w:evenVBand="0" w:oddHBand="0" w:evenHBand="0" w:firstRowFirstColumn="0" w:firstRowLastColumn="0" w:lastRowFirstColumn="0" w:lastRowLastColumn="0"/>
+              <w:rPr>
+                <w:color w:val="000000" w:themeColor="text1"/>
+              </w:rPr>
+            </w:pPr>
+            <w:r>
+              <w:rPr>
+                <w:color w:val="000000" w:themeColor="text1"/>
+              </w:rPr>
+              <w:t>Should Have</w:t>
+            </w:r>
+          </w:p>
+        </w:tc>
+        <w:tc>
+          <w:tcPr>
+            <w:tcW w:w="2693" w:type="dxa"/>
+          </w:tcPr>
+          <w:p>
+            <w:pPr>
+              <w:cnfStyle w:val="000000000000" w:firstRow="0" w:lastRow="0" w:firstColumn="0" w:lastColumn="0" w:oddVBand="0" w:evenVBand="0" w:oddHBand="0" w:evenHBand="0" w:firstRowFirstColumn="0" w:firstRowLastColumn="0" w:lastRowFirstColumn="0" w:lastRowLastColumn="0"/>
+            </w:pPr>
+            <w:r>
+              <w:t>The system shall provide a Customer Service Agent dashboard where agents can view all return requests, filter by status, and manually override or escalate a request.</w:t>
+            </w:r>
+          </w:p>
+          <w:p>
+            <w:pPr>
+              <w:cnfStyle w:val="000000000000" w:firstRow="0" w:lastRow="0" w:firstColumn="0" w:lastColumn="0" w:oddVBand="0" w:evenVBand="0" w:oddHBand="0" w:evenHBand="0" w:firstRowFirstColumn="0" w:firstRowLastColumn="0" w:lastRowFirstColumn="0" w:lastRowLastColumn="0"/>
+              <w:rPr>
+                <w:color w:val="000000" w:themeColor="text1"/>
+              </w:rPr>
+            </w:pPr>
+          </w:p>
+        </w:tc>
+        <w:tc>
+          <w:tcPr>
+            <w:tcW w:w="4530" w:type="dxa"/>
+          </w:tcPr>
+          <w:p>
+            <w:pPr>
+              <w:numPr>
+                <w:ilvl w:val="0"/>
+                <w:numId w:val="2"/>
+              </w:numPr>
+              <w:ind w:left="317" w:hanging="284"/>
+              <w:cnfStyle w:val="000000000000" w:firstRow="0" w:lastRow="0" w:firstColumn="0" w:lastColumn="0" w:oddVBand="0" w:evenVBand="0" w:oddHBand="0" w:evenHBand="0" w:firstRowFirstColumn="0" w:firstRowLastColumn="0" w:lastRowFirstColumn="0" w:lastRowLastColumn="0"/>
+              <w:rPr>
+                <w:color w:val="000000" w:themeColor="text1"/>
+              </w:rPr>
+            </w:pPr>
+            <w:r>
+              <w:rPr>
+                <w:color w:val="000000" w:themeColor="text1"/>
+              </w:rPr>
+              <w:t>Agent can search by customer name, order ID, or reference number</w:t>
+            </w:r>
+          </w:p>
+          <w:p>
+            <w:pPr>
+              <w:numPr>
+                <w:ilvl w:val="0"/>
+                <w:numId w:val="2"/>
+              </w:numPr>
+              <w:ind w:left="317" w:hanging="284"/>
+              <w:cnfStyle w:val="000000000000" w:firstRow="0" w:lastRow="0" w:firstColumn="0" w:lastColumn="0" w:oddVBand="0" w:evenVBand="0" w:oddHBand="0" w:evenHBand="0" w:firstRowFirstColumn="0" w:firstRowLastColumn="0" w:lastRowFirstColumn="0" w:lastRowLastColumn="0"/>
+              <w:rPr>
+                <w:color w:val="000000" w:themeColor="text1"/>
+              </w:rPr>
+            </w:pPr>
+            <w:r>
+              <w:rPr>
+                <w:color w:val="000000" w:themeColor="text1"/>
+              </w:rPr>
+              <w:t>Agent can update return status manually with a mandatory reason note</w:t>
+            </w:r>
+          </w:p>
+          <w:p>
+            <w:pPr>
+              <w:numPr>
+                <w:ilvl w:val="0"/>
+                <w:numId w:val="2"/>
+              </w:numPr>
+              <w:ind w:left="317" w:hanging="284"/>
+              <w:cnfStyle w:val="000000000000" w:firstRow="0" w:lastRow="0" w:firstColumn="0" w:lastColumn="0" w:oddVBand="0" w:evenVBand="0" w:oddHBand="0" w:evenHBand="0" w:firstRowFirstColumn="0" w:firstRowLastColumn="0" w:lastRowFirstColumn="0" w:lastRowLastColumn="0"/>
+              <w:rPr>
+                <w:color w:val="000000" w:themeColor="text1"/>
+              </w:rPr>
+            </w:pPr>
+            <w:r>
+              <w:rPr>
+                <w:color w:val="000000" w:themeColor="text1"/>
+              </w:rPr>
+              <w:t>Agent can escalate any return to Finance Manager with one click</w:t>
+            </w:r>
+          </w:p>
+          <w:p>
+            <w:pPr>
+              <w:numPr>
+                <w:ilvl w:val="0"/>
+                <w:numId w:val="2"/>
+              </w:numPr>
+              <w:ind w:left="317" w:hanging="284"/>
+              <w:cnfStyle w:val="000000000000" w:firstRow="0" w:lastRow="0" w:firstColumn="0" w:lastColumn="0" w:oddVBand="0" w:evenVBand="0" w:oddHBand="0" w:evenHBand="0" w:firstRowFirstColumn="0" w:firstRowLastColumn="0" w:lastRowFirstColumn="0" w:lastRowLastColumn="0"/>
+              <w:rPr>
+                <w:color w:val="000000" w:themeColor="text1"/>
+              </w:rPr>
+            </w:pPr>
+            <w:r>
+              <w:rPr>
+                <w:color w:val="000000" w:themeColor="text1"/>
+              </w:rPr>
+              <w:t>All manual overrides are recorded in the audit log with agent ID and reason</w:t>
+            </w:r>
+          </w:p>
+        </w:tc>
+      </w:tr>
+      <w:tr>
+        <w:trPr>
+          <w:cnfStyle w:val="000000100000" w:firstRow="0" w:lastRow="0" w:firstColumn="0" w:lastColumn="0" w:oddVBand="0" w:evenVBand="0" w:oddHBand="1" w:evenHBand="0" w:firstRowFirstColumn="0" w:firstRowLastColumn="0" w:lastRowFirstColumn="0" w:lastRowLastColumn="0"/>
+        </w:trPr>
+        <w:tc>
+          <w:tcPr>
+            <w:cnfStyle w:val="001000000000" w:firstRow="0" w:lastRow="0" w:firstColumn="1" w:lastColumn="0" w:oddVBand="0" w:evenVBand="0" w:oddHBand="0" w:evenHBand="0" w:firstRowFirstColumn="0" w:firstRowLastColumn="0" w:lastRowFirstColumn="0" w:lastRowLastColumn="0"/>
+            <w:tcW w:w="562" w:type="dxa"/>
+          </w:tcPr>
+          <w:p>
+            <w:pPr>
+              <w:rPr>
+                <w:color w:val="000000" w:themeColor="text1"/>
+              </w:rPr>
+            </w:pPr>
+            <w:r>
+              <w:rPr>
+                <w:color w:val="000000" w:themeColor="text1"/>
+              </w:rPr>
+              <w:t>FR-18</w:t>
+            </w:r>
+          </w:p>
+        </w:tc>
+        <w:tc>
+          <w:tcPr>
+            <w:tcW w:w="864" w:type="dxa"/>
+          </w:tcPr>
+          <w:p>
+            <w:pPr>
+              <w:cnfStyle w:val="000000100000" w:firstRow="0" w:lastRow="0" w:firstColumn="0" w:lastColumn="0" w:oddVBand="0" w:evenVBand="0" w:oddHBand="1" w:evenHBand="0" w:firstRowFirstColumn="0" w:firstRowLastColumn="0" w:lastRowFirstColumn="0" w:lastRowLastColumn="0"/>
+              <w:rPr>
+                <w:color w:val="000000" w:themeColor="text1"/>
+              </w:rPr>
+            </w:pPr>
+            <w:r>
+              <w:rPr>
+                <w:color w:val="000000" w:themeColor="text1"/>
+              </w:rPr>
+              <w:t>BR-01</w:t>
+            </w:r>
+          </w:p>
+        </w:tc>
+        <w:tc>
+          <w:tcPr>
+            <w:tcW w:w="979" w:type="dxa"/>
+            <w:shd w:val="clear" w:color="auto" w:fill="EE0000"/>
+          </w:tcPr>
+          <w:p>
+            <w:pPr>
+              <w:cnfStyle w:val="000000100000" w:firstRow="0" w:lastRow="0" w:firstColumn="0" w:lastColumn="0" w:oddVBand="0" w:evenVBand="0" w:oddHBand="1" w:evenHBand="0" w:firstRowFirstColumn="0" w:firstRowLastColumn="0" w:lastRowFirstColumn="0" w:lastRowLastColumn="0"/>
+              <w:rPr>
+                <w:color w:val="000000" w:themeColor="text1"/>
+              </w:rPr>
+            </w:pPr>
+            <w:r>
+              <w:rPr>
+                <w:color w:val="000000" w:themeColor="text1"/>
+              </w:rPr>
+              <w:t>Must Have</w:t>
+            </w:r>
+          </w:p>
+        </w:tc>
+        <w:tc>
+          <w:tcPr>
+            <w:tcW w:w="2693" w:type="dxa"/>
+          </w:tcPr>
+          <w:p>
+            <w:pPr>
+              <w:cnfStyle w:val="000000100000" w:firstRow="0" w:lastRow="0" w:firstColumn="0" w:lastColumn="0" w:oddVBand="0" w:evenVBand="0" w:oddHBand="1" w:evenHBand="0" w:firstRowFirstColumn="0" w:firstRowLastColumn="0" w:lastRowFirstColumn="0" w:lastRowLastColumn="0"/>
+              <w:rPr>
+                <w:color w:val="000000" w:themeColor="text1"/>
+              </w:rPr>
+            </w:pPr>
+            <w:r>
+              <w:rPr>
+                <w:color w:val="000000" w:themeColor="text1"/>
+              </w:rPr>
+              <w:t>The system shall be fully responsive and functional on mobile devices with screen widths from 320px to 428px.</w:t>
+            </w:r>
+          </w:p>
+        </w:tc>
+        <w:tc>
+          <w:tcPr>
+            <w:tcW w:w="4530" w:type="dxa"/>
+          </w:tcPr>
+          <w:p>
+            <w:pPr>
+              <w:numPr>
+                <w:ilvl w:val="0"/>
+                <w:numId w:val="2"/>
+              </w:numPr>
+              <w:ind w:left="317" w:hanging="284"/>
+              <w:cnfStyle w:val="000000100000" w:firstRow="0" w:lastRow="0" w:firstColumn="0" w:lastColumn="0" w:oddVBand="0" w:evenVBand="0" w:oddHBand="1" w:evenHBand="0" w:firstRowFirstColumn="0" w:firstRowLastColumn="0" w:lastRowFirstColumn="0" w:lastRowLastColumn="0"/>
+              <w:rPr>
+                <w:color w:val="000000" w:themeColor="text1"/>
+              </w:rPr>
+            </w:pPr>
+            <w:r>
+              <w:rPr>
+                <w:color w:val="000000" w:themeColor="text1"/>
+              </w:rPr>
+              <w:t>All customer-facing screens (form, tracking, confirmation) pass mobile usability test</w:t>
+            </w:r>
+          </w:p>
+          <w:p>
+            <w:pPr>
+              <w:numPr>
+                <w:ilvl w:val="0"/>
+                <w:numId w:val="2"/>
+              </w:numPr>
+              <w:ind w:left="317" w:hanging="284"/>
+              <w:cnfStyle w:val="000000100000" w:firstRow="0" w:lastRow="0" w:firstColumn="0" w:lastColumn="0" w:oddVBand="0" w:evenVBand="0" w:oddHBand="1" w:evenHBand="0" w:firstRowFirstColumn="0" w:firstRowLastColumn="0" w:lastRowFirstColumn="0" w:lastRowLastColumn="0"/>
+              <w:rPr>
+                <w:color w:val="000000" w:themeColor="text1"/>
+              </w:rPr>
+            </w:pPr>
+            <w:r>
+              <w:rPr>
+                <w:color w:val="000000" w:themeColor="text1"/>
+              </w:rPr>
+              <w:t>Buttons and touch targets are minimum 44x44px</w:t>
+            </w:r>
+            <w:r>
+              <w:rPr>
+                <w:color w:val="000000" w:themeColor="text1"/>
+              </w:rPr>
+              <w:t xml:space="preserve"> </w:t>
+            </w:r>
+          </w:p>
+          <w:p>
+            <w:pPr>
+              <w:numPr>
+                <w:ilvl w:val="0"/>
+                <w:numId w:val="2"/>
+              </w:numPr>
+              <w:ind w:left="317" w:hanging="284"/>
+              <w:cnfStyle w:val="000000100000" w:firstRow="0" w:lastRow="0" w:firstColumn="0" w:lastColumn="0" w:oddVBand="0" w:evenVBand="0" w:oddHBand="1" w:evenHBand="0" w:firstRowFirstColumn="0" w:firstRowLastColumn="0" w:lastRowFirstColumn="0" w:lastRowLastColumn="0"/>
+              <w:rPr>
+                <w:color w:val="000000" w:themeColor="text1"/>
+              </w:rPr>
+            </w:pPr>
+            <w:r>
+              <w:rPr>
+                <w:color w:val="000000" w:themeColor="text1"/>
+              </w:rPr>
+              <w:t>No horizontal scrolling on any customer-facing screen</w:t>
+            </w:r>
+          </w:p>
+        </w:tc>
+      </w:tr>
+    </w:tbl>
+    <w:p>
+      <w:pPr>
+        <w:rPr>
+          <w:color w:val="000000" w:themeColor="text1"/>
+        </w:rPr>
+      </w:pPr>
+    </w:p>
+    <w:p/>
+    <w:p/>
+    <w:p/>
+    <w:p/>
+    <w:p/>
+    <w:p/>
+    <w:p/>
+    <w:p/>
+    <w:p/>
+    <w:p/>
+    <w:p>
+      <w:pPr>
+        <w:pBdr>
+          <w:bottom w:val="single" w:sz="12" w:space="1" w:color="auto"/>
+        </w:pBdr>
+        <w:rPr>
+          <w:b/>
+          <w:bCs/>
+          <w:color w:val="4472C4" w:themeColor="accent1"/>
+          <w:sz w:val="32"/>
+          <w:szCs w:val="32"/>
+        </w:rPr>
+      </w:pPr>
+      <w:r>
+        <w:rPr>
+          <w:b/>
+          <w:bCs/>
+          <w:color w:val="4472C4" w:themeColor="accent1"/>
+          <w:sz w:val="32"/>
+          <w:szCs w:val="32"/>
+        </w:rPr>
+        <w:t>Requirement Summary</w:t>
+      </w:r>
+    </w:p>
+    <w:tbl>
+      <w:tblPr>
+        <w:tblStyle w:val="GridTable4-Accent2"/>
+        <w:tblW w:w="0" w:type="auto"/>
+        <w:tblLook w:val="04A0" w:firstRow="1" w:lastRow="0" w:firstColumn="1" w:lastColumn="0" w:noHBand="0" w:noVBand="1"/>
+      </w:tblPr>
+      <w:tblGrid>
+        <w:gridCol w:w="2407"/>
+        <w:gridCol w:w="2407"/>
+        <w:gridCol w:w="2407"/>
+        <w:gridCol w:w="2407"/>
+      </w:tblGrid>
+      <w:tr>
+        <w:trPr>
+          <w:cnfStyle w:val="100000000000" w:firstRow="1" w:lastRow="0" w:firstColumn="0" w:lastColumn="0" w:oddVBand="0" w:evenVBand="0" w:oddHBand="0" w:evenHBand="0" w:firstRowFirstColumn="0" w:firstRowLastColumn="0" w:lastRowFirstColumn="0" w:lastRowLastColumn="0"/>
+          <w:trHeight w:val="496"/>
+        </w:trPr>
+        <w:tc>
+          <w:tcPr>
+            <w:cnfStyle w:val="001000000000" w:firstRow="0" w:lastRow="0" w:firstColumn="1" w:lastColumn="0" w:oddVBand="0" w:evenVBand="0" w:oddHBand="0" w:evenHBand="0" w:firstRowFirstColumn="0" w:firstRowLastColumn="0" w:lastRowFirstColumn="0" w:lastRowLastColumn="0"/>
+            <w:tcW w:w="2407" w:type="dxa"/>
+          </w:tcPr>
+          <w:p>
+            <w:r>
+              <w:t>FR ID</w:t>
+            </w:r>
+          </w:p>
+        </w:tc>
+        <w:tc>
+          <w:tcPr>
+            <w:tcW w:w="2407" w:type="dxa"/>
+          </w:tcPr>
+          <w:p>
+            <w:pPr>
+              <w:cnfStyle w:val="100000000000" w:firstRow="1" w:lastRow="0" w:firstColumn="0" w:lastColumn="0" w:oddVBand="0" w:evenVBand="0" w:oddHBand="0" w:evenHBand="0" w:firstRowFirstColumn="0" w:firstRowLastColumn="0" w:lastRowFirstColumn="0" w:lastRowLastColumn="0"/>
+            </w:pPr>
+            <w:r>
+              <w:t>Module</w:t>
+            </w:r>
+          </w:p>
+        </w:tc>
+        <w:tc>
+          <w:tcPr>
+            <w:tcW w:w="2407" w:type="dxa"/>
+          </w:tcPr>
+          <w:p>
+            <w:pPr>
+              <w:cnfStyle w:val="100000000000" w:firstRow="1" w:lastRow="0" w:firstColumn="0" w:lastColumn="0" w:oddVBand="0" w:evenVBand="0" w:oddHBand="0" w:evenHBand="0" w:firstRowFirstColumn="0" w:firstRowLastColumn="0" w:lastRowFirstColumn="0" w:lastRowLastColumn="0"/>
+            </w:pPr>
+            <w:r>
+              <w:t>Linked BR</w:t>
+            </w:r>
+          </w:p>
+        </w:tc>
+        <w:tc>
+          <w:tcPr>
+            <w:tcW w:w="2407" w:type="dxa"/>
+          </w:tcPr>
+          <w:p>
+            <w:pPr>
+              <w:cnfStyle w:val="100000000000" w:firstRow="1" w:lastRow="0" w:firstColumn="0" w:lastColumn="0" w:oddVBand="0" w:evenVBand="0" w:oddHBand="0" w:evenHBand="0" w:firstRowFirstColumn="0" w:firstRowLastColumn="0" w:lastRowFirstColumn="0" w:lastRowLastColumn="0"/>
+            </w:pPr>
+            <w:r>
+              <w:t>Priority</w:t>
+            </w:r>
+          </w:p>
+        </w:tc>
+      </w:tr>
+      <w:tr>
+        <w:trPr>
+          <w:cnfStyle w:val="000000100000" w:firstRow="0" w:lastRow="0" w:firstColumn="0" w:lastColumn="0" w:oddVBand="0" w:evenVBand="0" w:oddHBand="1" w:evenHBand="0" w:firstRowFirstColumn="0" w:firstRowLastColumn="0" w:lastRowFirstColumn="0" w:lastRowLastColumn="0"/>
+          <w:trHeight w:val="474"/>
+        </w:trPr>
+        <w:tc>
+          <w:tcPr>
+            <w:cnfStyle w:val="001000000000" w:firstRow="0" w:lastRow="0" w:firstColumn="1" w:lastColumn="0" w:oddVBand="0" w:evenVBand="0" w:oddHBand="0" w:evenHBand="0" w:firstRowFirstColumn="0" w:firstRowLastColumn="0" w:lastRowFirstColumn="0" w:lastRowLastColumn="0"/>
+            <w:tcW w:w="2407" w:type="dxa"/>
+          </w:tcPr>
+          <w:p>
+            <w:pPr>
+              <w:rPr>
+                <w:b w:val="0"/>
+                <w:bCs w:val="0"/>
+                <w:color w:val="000000" w:themeColor="text1"/>
+              </w:rPr>
+            </w:pPr>
+            <w:r>
+              <w:rPr>
+                <w:b w:val="0"/>
+                <w:bCs w:val="0"/>
+                <w:color w:val="000000" w:themeColor="text1"/>
+              </w:rPr>
+              <w:t>FR-01</w:t>
+            </w:r>
+          </w:p>
+        </w:tc>
+        <w:tc>
+          <w:tcPr>
+            <w:tcW w:w="2407" w:type="dxa"/>
+          </w:tcPr>
+          <w:p>
+            <w:pPr>
+              <w:cnfStyle w:val="000000100000" w:firstRow="0" w:lastRow="0" w:firstColumn="0" w:lastColumn="0" w:oddVBand="0" w:evenVBand="0" w:oddHBand="1" w:evenHBand="0" w:firstRowFirstColumn="0" w:firstRowLastColumn="0" w:lastRowFirstColumn="0" w:lastRowLastColumn="0"/>
+              <w:rPr>
+                <w:color w:val="000000" w:themeColor="text1"/>
+              </w:rPr>
+            </w:pPr>
+            <w:r>
+              <w:rPr>
+                <w:color w:val="000000" w:themeColor="text1"/>
+              </w:rPr>
+              <w:t xml:space="preserve">Return Submission </w:t>
+            </w:r>
+          </w:p>
+        </w:tc>
+        <w:tc>
+          <w:tcPr>
+            <w:tcW w:w="2407" w:type="dxa"/>
+          </w:tcPr>
+          <w:p>
+            <w:pPr>
+              <w:cnfStyle w:val="000000100000" w:firstRow="0" w:lastRow="0" w:firstColumn="0" w:lastColumn="0" w:oddVBand="0" w:evenVBand="0" w:oddHBand="1" w:evenHBand="0" w:firstRowFirstColumn="0" w:firstRowLastColumn="0" w:lastRowFirstColumn="0" w:lastRowLastColumn="0"/>
+              <w:rPr>
+                <w:color w:val="4472C4" w:themeColor="accent1"/>
+              </w:rPr>
+            </w:pPr>
+            <w:r>
+              <w:rPr>
+                <w:color w:val="000000" w:themeColor="text1"/>
+              </w:rPr>
+              <w:t>BR-01</w:t>
+            </w:r>
+          </w:p>
+        </w:tc>
+        <w:tc>
+          <w:tcPr>
+            <w:tcW w:w="2407" w:type="dxa"/>
+            <w:shd w:val="clear" w:color="auto" w:fill="EE0000"/>
+          </w:tcPr>
+          <w:p>
+            <w:pPr>
+              <w:cnfStyle w:val="000000100000" w:firstRow="0" w:lastRow="0" w:firstColumn="0" w:lastColumn="0" w:oddVBand="0" w:evenVBand="0" w:oddHBand="1" w:evenHBand="0" w:firstRowFirstColumn="0" w:firstRowLastColumn="0" w:lastRowFirstColumn="0" w:lastRowLastColumn="0"/>
+              <w:rPr>
+                <w:color w:val="000000" w:themeColor="text1"/>
+              </w:rPr>
+            </w:pPr>
+            <w:r>
+              <w:rPr>
+                <w:color w:val="000000" w:themeColor="text1"/>
+              </w:rPr>
+              <w:t>Must Have</w:t>
+            </w:r>
+          </w:p>
+        </w:tc>
+      </w:tr>
+      <w:tr>
+        <w:trPr>
+          <w:trHeight w:val="496"/>
+        </w:trPr>
+        <w:tc>
+          <w:tcPr>
+            <w:cnfStyle w:val="001000000000" w:firstRow="0" w:lastRow="0" w:firstColumn="1" w:lastColumn="0" w:oddVBand="0" w:evenVBand="0" w:oddHBand="0" w:evenHBand="0" w:firstRowFirstColumn="0" w:firstRowLastColumn="0" w:lastRowFirstColumn="0" w:lastRowLastColumn="0"/>
+            <w:tcW w:w="2407" w:type="dxa"/>
+          </w:tcPr>
+          <w:p>
+            <w:pPr>
+              <w:rPr>
+                <w:color w:val="4472C4" w:themeColor="accent1"/>
+              </w:rPr>
+            </w:pPr>
+            <w:r>
+              <w:rPr>
+                <w:b w:val="0"/>
+                <w:bCs w:val="0"/>
+                <w:color w:val="000000" w:themeColor="text1"/>
+              </w:rPr>
+              <w:t>FR-0</w:t>
+            </w:r>
+            <w:r>
+              <w:rPr>
+                <w:b w:val="0"/>
+                <w:bCs w:val="0"/>
+                <w:color w:val="000000" w:themeColor="text1"/>
+              </w:rPr>
+              <w:t>2</w:t>
+            </w:r>
+          </w:p>
+        </w:tc>
+        <w:tc>
+          <w:tcPr>
+            <w:tcW w:w="2407" w:type="dxa"/>
+          </w:tcPr>
+          <w:p>
+            <w:pPr>
+              <w:cnfStyle w:val="000000000000" w:firstRow="0" w:lastRow="0" w:firstColumn="0" w:lastColumn="0" w:oddVBand="0" w:evenVBand="0" w:oddHBand="0" w:evenHBand="0" w:firstRowFirstColumn="0" w:firstRowLastColumn="0" w:lastRowFirstColumn="0" w:lastRowLastColumn="0"/>
+              <w:rPr>
+                <w:color w:val="000000" w:themeColor="text1"/>
+              </w:rPr>
+            </w:pPr>
+            <w:r>
+              <w:rPr>
+                <w:color w:val="000000" w:themeColor="text1"/>
+              </w:rPr>
+              <w:t xml:space="preserve">Return Submission </w:t>
+            </w:r>
+          </w:p>
+        </w:tc>
+        <w:tc>
+          <w:tcPr>
+            <w:tcW w:w="2407" w:type="dxa"/>
+          </w:tcPr>
+          <w:p>
+            <w:pPr>
+              <w:cnfStyle w:val="000000000000" w:firstRow="0" w:lastRow="0" w:firstColumn="0" w:lastColumn="0" w:oddVBand="0" w:evenVBand="0" w:oddHBand="0" w:evenHBand="0" w:firstRowFirstColumn="0" w:firstRowLastColumn="0" w:lastRowFirstColumn="0" w:lastRowLastColumn="0"/>
+              <w:rPr>
+                <w:color w:val="4472C4" w:themeColor="accent1"/>
+              </w:rPr>
+            </w:pPr>
+            <w:r>
+              <w:rPr>
+                <w:color w:val="000000" w:themeColor="text1"/>
+              </w:rPr>
+              <w:t>BR-01</w:t>
+            </w:r>
+          </w:p>
+        </w:tc>
+        <w:tc>
+          <w:tcPr>
+            <w:tcW w:w="2407" w:type="dxa"/>
+            <w:shd w:val="clear" w:color="auto" w:fill="EE0000"/>
+          </w:tcPr>
+          <w:p>
+            <w:pPr>
+              <w:cnfStyle w:val="000000000000" w:firstRow="0" w:lastRow="0" w:firstColumn="0" w:lastColumn="0" w:oddVBand="0" w:evenVBand="0" w:oddHBand="0" w:evenHBand="0" w:firstRowFirstColumn="0" w:firstRowLastColumn="0" w:lastRowFirstColumn="0" w:lastRowLastColumn="0"/>
+              <w:rPr>
+                <w:color w:val="000000" w:themeColor="text1"/>
+              </w:rPr>
+            </w:pPr>
+            <w:r>
+              <w:rPr>
+                <w:color w:val="000000" w:themeColor="text1"/>
+              </w:rPr>
+              <w:t>Must Have</w:t>
+            </w:r>
+          </w:p>
+        </w:tc>
+      </w:tr>
+      <w:tr>
+        <w:trPr>
+          <w:cnfStyle w:val="000000100000" w:firstRow="0" w:lastRow="0" w:firstColumn="0" w:lastColumn="0" w:oddVBand="0" w:evenVBand="0" w:oddHBand="1" w:evenHBand="0" w:firstRowFirstColumn="0" w:firstRowLastColumn="0" w:lastRowFirstColumn="0" w:lastRowLastColumn="0"/>
+          <w:trHeight w:val="496"/>
+        </w:trPr>
+        <w:tc>
+          <w:tcPr>
+            <w:cnfStyle w:val="001000000000" w:firstRow="0" w:lastRow="0" w:firstColumn="1" w:lastColumn="0" w:oddVBand="0" w:evenVBand="0" w:oddHBand="0" w:evenHBand="0" w:firstRowFirstColumn="0" w:firstRowLastColumn="0" w:lastRowFirstColumn="0" w:lastRowLastColumn="0"/>
+            <w:tcW w:w="2407" w:type="dxa"/>
+          </w:tcPr>
+          <w:p>
+            <w:pPr>
+              <w:rPr>
+                <w:color w:val="4472C4" w:themeColor="accent1"/>
+              </w:rPr>
+            </w:pPr>
+            <w:r>
+              <w:rPr>
+                <w:b w:val="0"/>
+                <w:bCs w:val="0"/>
+                <w:color w:val="000000" w:themeColor="text1"/>
+              </w:rPr>
+              <w:t>FR-0</w:t>
+            </w:r>
+            <w:r>
+              <w:rPr>
+                <w:b w:val="0"/>
+                <w:bCs w:val="0"/>
+                <w:color w:val="000000" w:themeColor="text1"/>
+              </w:rPr>
+              <w:t>3</w:t>
+            </w:r>
+          </w:p>
+        </w:tc>
+        <w:tc>
+          <w:tcPr>
+            <w:tcW w:w="2407" w:type="dxa"/>
+          </w:tcPr>
+          <w:p>
+            <w:pPr>
+              <w:cnfStyle w:val="000000100000" w:firstRow="0" w:lastRow="0" w:firstColumn="0" w:lastColumn="0" w:oddVBand="0" w:evenVBand="0" w:oddHBand="1" w:evenHBand="0" w:firstRowFirstColumn="0" w:firstRowLastColumn="0" w:lastRowFirstColumn="0" w:lastRowLastColumn="0"/>
+              <w:rPr>
+                <w:color w:val="000000" w:themeColor="text1"/>
+              </w:rPr>
+            </w:pPr>
+            <w:r>
+              <w:rPr>
+                <w:color w:val="000000" w:themeColor="text1"/>
+              </w:rPr>
+              <w:t xml:space="preserve">Return Submission </w:t>
+            </w:r>
+          </w:p>
+        </w:tc>
+        <w:tc>
+          <w:tcPr>
+            <w:tcW w:w="2407" w:type="dxa"/>
+          </w:tcPr>
+          <w:p>
+            <w:pPr>
+              <w:cnfStyle w:val="000000100000" w:firstRow="0" w:lastRow="0" w:firstColumn="0" w:lastColumn="0" w:oddVBand="0" w:evenVBand="0" w:oddHBand="1" w:evenHBand="0" w:firstRowFirstColumn="0" w:firstRowLastColumn="0" w:lastRowFirstColumn="0" w:lastRowLastColumn="0"/>
+              <w:rPr>
+                <w:color w:val="4472C4" w:themeColor="accent1"/>
+              </w:rPr>
+            </w:pPr>
+            <w:r>
+              <w:rPr>
+                <w:color w:val="000000" w:themeColor="text1"/>
+              </w:rPr>
+              <w:t>BR-01</w:t>
+            </w:r>
+          </w:p>
+        </w:tc>
+        <w:tc>
+          <w:tcPr>
+            <w:tcW w:w="2407" w:type="dxa"/>
+            <w:shd w:val="clear" w:color="auto" w:fill="EE0000"/>
+          </w:tcPr>
+          <w:p>
+            <w:pPr>
+              <w:cnfStyle w:val="000000100000" w:firstRow="0" w:lastRow="0" w:firstColumn="0" w:lastColumn="0" w:oddVBand="0" w:evenVBand="0" w:oddHBand="1" w:evenHBand="0" w:firstRowFirstColumn="0" w:firstRowLastColumn="0" w:lastRowFirstColumn="0" w:lastRowLastColumn="0"/>
+              <w:rPr>
+                <w:color w:val="000000" w:themeColor="text1"/>
+              </w:rPr>
+            </w:pPr>
+            <w:r>
+              <w:rPr>
+                <w:color w:val="000000" w:themeColor="text1"/>
+              </w:rPr>
+              <w:t>Must Have</w:t>
+            </w:r>
+          </w:p>
+        </w:tc>
+      </w:tr>
+      <w:tr>
+        <w:trPr>
+          <w:trHeight w:val="496"/>
+        </w:trPr>
+        <w:tc>
+          <w:tcPr>
+            <w:cnfStyle w:val="001000000000" w:firstRow="0" w:lastRow="0" w:firstColumn="1" w:lastColumn="0" w:oddVBand="0" w:evenVBand="0" w:oddHBand="0" w:evenHBand="0" w:firstRowFirstColumn="0" w:firstRowLastColumn="0" w:lastRowFirstColumn="0" w:lastRowLastColumn="0"/>
+            <w:tcW w:w="2407" w:type="dxa"/>
+          </w:tcPr>
+          <w:p>
+            <w:pPr>
+              <w:rPr>
+                <w:color w:val="4472C4" w:themeColor="accent1"/>
+              </w:rPr>
+            </w:pPr>
+            <w:r>
+              <w:rPr>
+                <w:b w:val="0"/>
+                <w:bCs w:val="0"/>
+                <w:color w:val="000000" w:themeColor="text1"/>
+              </w:rPr>
+              <w:t>FR-0</w:t>
+            </w:r>
+            <w:r>
+              <w:rPr>
+                <w:b w:val="0"/>
+                <w:bCs w:val="0"/>
+                <w:color w:val="000000" w:themeColor="text1"/>
+              </w:rPr>
+              <w:t>4</w:t>
+            </w:r>
+          </w:p>
+        </w:tc>
+        <w:tc>
+          <w:tcPr>
+            <w:tcW w:w="2407" w:type="dxa"/>
+          </w:tcPr>
+          <w:p>
+            <w:pPr>
+              <w:cnfStyle w:val="000000000000" w:firstRow="0" w:lastRow="0" w:firstColumn="0" w:lastColumn="0" w:oddVBand="0" w:evenVBand="0" w:oddHBand="0" w:evenHBand="0" w:firstRowFirstColumn="0" w:firstRowLastColumn="0" w:lastRowFirstColumn="0" w:lastRowLastColumn="0"/>
+              <w:rPr>
+                <w:color w:val="000000" w:themeColor="text1"/>
+              </w:rPr>
+            </w:pPr>
+            <w:r>
+              <w:rPr>
+                <w:color w:val="000000" w:themeColor="text1"/>
+              </w:rPr>
+              <w:t xml:space="preserve">Return Submission </w:t>
+            </w:r>
+          </w:p>
+        </w:tc>
+        <w:tc>
+          <w:tcPr>
+            <w:tcW w:w="2407" w:type="dxa"/>
+          </w:tcPr>
+          <w:p>
+            <w:pPr>
+              <w:cnfStyle w:val="000000000000" w:firstRow="0" w:lastRow="0" w:firstColumn="0" w:lastColumn="0" w:oddVBand="0" w:evenVBand="0" w:oddHBand="0" w:evenHBand="0" w:firstRowFirstColumn="0" w:firstRowLastColumn="0" w:lastRowFirstColumn="0" w:lastRowLastColumn="0"/>
+              <w:rPr>
+                <w:color w:val="4472C4" w:themeColor="accent1"/>
+              </w:rPr>
+            </w:pPr>
+            <w:r>
+              <w:rPr>
+                <w:color w:val="000000" w:themeColor="text1"/>
+              </w:rPr>
+              <w:t>BR-01</w:t>
+            </w:r>
+          </w:p>
+        </w:tc>
+        <w:tc>
+          <w:tcPr>
+            <w:tcW w:w="2407" w:type="dxa"/>
+            <w:shd w:val="clear" w:color="auto" w:fill="EE0000"/>
+          </w:tcPr>
+          <w:p>
+            <w:pPr>
+              <w:cnfStyle w:val="000000000000" w:firstRow="0" w:lastRow="0" w:firstColumn="0" w:lastColumn="0" w:oddVBand="0" w:evenVBand="0" w:oddHBand="0" w:evenHBand="0" w:firstRowFirstColumn="0" w:firstRowLastColumn="0" w:lastRowFirstColumn="0" w:lastRowLastColumn="0"/>
+              <w:rPr>
+                <w:color w:val="000000" w:themeColor="text1"/>
+              </w:rPr>
+            </w:pPr>
+            <w:r>
+              <w:rPr>
+                <w:color w:val="000000" w:themeColor="text1"/>
+              </w:rPr>
+              <w:t>Must Have</w:t>
+            </w:r>
+          </w:p>
+        </w:tc>
+      </w:tr>
+      <w:tr>
+        <w:trPr>
+          <w:cnfStyle w:val="000000100000" w:firstRow="0" w:lastRow="0" w:firstColumn="0" w:lastColumn="0" w:oddVBand="0" w:evenVBand="0" w:oddHBand="1" w:evenHBand="0" w:firstRowFirstColumn="0" w:firstRowLastColumn="0" w:lastRowFirstColumn="0" w:lastRowLastColumn="0"/>
+          <w:trHeight w:val="474"/>
+        </w:trPr>
+        <w:tc>
+          <w:tcPr>
+            <w:cnfStyle w:val="001000000000" w:firstRow="0" w:lastRow="0" w:firstColumn="1" w:lastColumn="0" w:oddVBand="0" w:evenVBand="0" w:oddHBand="0" w:evenHBand="0" w:firstRowFirstColumn="0" w:firstRowLastColumn="0" w:lastRowFirstColumn="0" w:lastRowLastColumn="0"/>
+            <w:tcW w:w="2407" w:type="dxa"/>
+          </w:tcPr>
+          <w:p>
+            <w:pPr>
+              <w:rPr>
+                <w:color w:val="4472C4" w:themeColor="accent1"/>
+              </w:rPr>
+            </w:pPr>
+            <w:r>
+              <w:rPr>
+                <w:b w:val="0"/>
+                <w:bCs w:val="0"/>
+                <w:color w:val="000000" w:themeColor="text1"/>
+              </w:rPr>
+              <w:t>FR-0</w:t>
+            </w:r>
+            <w:r>
+              <w:rPr>
+                <w:b w:val="0"/>
+                <w:bCs w:val="0"/>
+                <w:color w:val="000000" w:themeColor="text1"/>
+              </w:rPr>
+              <w:t>5</w:t>
+            </w:r>
+          </w:p>
+        </w:tc>
+        <w:tc>
+          <w:tcPr>
+            <w:tcW w:w="2407" w:type="dxa"/>
+          </w:tcPr>
+          <w:p>
+            <w:pPr>
+              <w:cnfStyle w:val="000000100000" w:firstRow="0" w:lastRow="0" w:firstColumn="0" w:lastColumn="0" w:oddVBand="0" w:evenVBand="0" w:oddHBand="1" w:evenHBand="0" w:firstRowFirstColumn="0" w:firstRowLastColumn="0" w:lastRowFirstColumn="0" w:lastRowLastColumn="0"/>
+              <w:rPr>
+                <w:color w:val="000000" w:themeColor="text1"/>
+              </w:rPr>
+            </w:pPr>
+            <w:r>
+              <w:rPr>
+                <w:color w:val="000000" w:themeColor="text1"/>
+              </w:rPr>
+              <w:t xml:space="preserve">Return Submission </w:t>
+            </w:r>
+          </w:p>
+        </w:tc>
+        <w:tc>
+          <w:tcPr>
+            <w:tcW w:w="2407" w:type="dxa"/>
+          </w:tcPr>
+          <w:p>
+            <w:pPr>
+              <w:cnfStyle w:val="000000100000" w:firstRow="0" w:lastRow="0" w:firstColumn="0" w:lastColumn="0" w:oddVBand="0" w:evenVBand="0" w:oddHBand="1" w:evenHBand="0" w:firstRowFirstColumn="0" w:firstRowLastColumn="0" w:lastRowFirstColumn="0" w:lastRowLastColumn="0"/>
+              <w:rPr>
+                <w:color w:val="4472C4" w:themeColor="accent1"/>
+              </w:rPr>
+            </w:pPr>
+            <w:r>
+              <w:rPr>
+                <w:color w:val="000000" w:themeColor="text1"/>
+              </w:rPr>
+              <w:t>BR-01</w:t>
+            </w:r>
+          </w:p>
+        </w:tc>
+        <w:tc>
+          <w:tcPr>
+            <w:tcW w:w="2407" w:type="dxa"/>
+            <w:shd w:val="clear" w:color="auto" w:fill="EE0000"/>
+          </w:tcPr>
+          <w:p>
+            <w:pPr>
+              <w:cnfStyle w:val="000000100000" w:firstRow="0" w:lastRow="0" w:firstColumn="0" w:lastColumn="0" w:oddVBand="0" w:evenVBand="0" w:oddHBand="1" w:evenHBand="0" w:firstRowFirstColumn="0" w:firstRowLastColumn="0" w:lastRowFirstColumn="0" w:lastRowLastColumn="0"/>
+              <w:rPr>
+                <w:color w:val="000000" w:themeColor="text1"/>
+              </w:rPr>
+            </w:pPr>
+            <w:r>
+              <w:rPr>
+                <w:color w:val="000000" w:themeColor="text1"/>
+              </w:rPr>
+              <w:t>Must Have</w:t>
+            </w:r>
+          </w:p>
+        </w:tc>
+      </w:tr>
+      <w:tr>
+        <w:trPr>
+          <w:trHeight w:val="496"/>
+        </w:trPr>
+        <w:tc>
+          <w:tcPr>
+            <w:cnfStyle w:val="001000000000" w:firstRow="0" w:lastRow="0" w:firstColumn="1" w:lastColumn="0" w:oddVBand="0" w:evenVBand="0" w:oddHBand="0" w:evenHBand="0" w:firstRowFirstColumn="0" w:firstRowLastColumn="0" w:lastRowFirstColumn="0" w:lastRowLastColumn="0"/>
+            <w:tcW w:w="2407" w:type="dxa"/>
+          </w:tcPr>
+          <w:p>
+            <w:pPr>
+              <w:rPr>
+                <w:color w:val="4472C4" w:themeColor="accent1"/>
+              </w:rPr>
+            </w:pPr>
+            <w:r>
+              <w:rPr>
+                <w:b w:val="0"/>
+                <w:bCs w:val="0"/>
+                <w:color w:val="000000" w:themeColor="text1"/>
+              </w:rPr>
+              <w:t>FR-0</w:t>
+            </w:r>
+            <w:r>
+              <w:rPr>
+                <w:b w:val="0"/>
+                <w:bCs w:val="0"/>
+                <w:color w:val="000000" w:themeColor="text1"/>
+              </w:rPr>
+              <w:t>6</w:t>
+            </w:r>
+          </w:p>
+        </w:tc>
+        <w:tc>
+          <w:tcPr>
+            <w:tcW w:w="2407" w:type="dxa"/>
+          </w:tcPr>
+          <w:p>
+            <w:pPr>
+              <w:cnfStyle w:val="000000000000" w:firstRow="0" w:lastRow="0" w:firstColumn="0" w:lastColumn="0" w:oddVBand="0" w:evenVBand="0" w:oddHBand="0" w:evenHBand="0" w:firstRowFirstColumn="0" w:firstRowLastColumn="0" w:lastRowFirstColumn="0" w:lastRowLastColumn="0"/>
+              <w:rPr>
+                <w:color w:val="000000" w:themeColor="text1"/>
+              </w:rPr>
+            </w:pPr>
+            <w:r>
+              <w:rPr>
+                <w:color w:val="000000" w:themeColor="text1"/>
+              </w:rPr>
+              <w:t>Status Tracking</w:t>
+            </w:r>
+          </w:p>
+        </w:tc>
+        <w:tc>
+          <w:tcPr>
+            <w:tcW w:w="2407" w:type="dxa"/>
+          </w:tcPr>
+          <w:p>
+            <w:pPr>
+              <w:cnfStyle w:val="000000000000" w:firstRow="0" w:lastRow="0" w:firstColumn="0" w:lastColumn="0" w:oddVBand="0" w:evenVBand="0" w:oddHBand="0" w:evenHBand="0" w:firstRowFirstColumn="0" w:firstRowLastColumn="0" w:lastRowFirstColumn="0" w:lastRowLastColumn="0"/>
+              <w:rPr>
+                <w:color w:val="4472C4" w:themeColor="accent1"/>
+              </w:rPr>
+            </w:pPr>
+            <w:r>
+              <w:rPr>
+                <w:color w:val="000000" w:themeColor="text1"/>
+              </w:rPr>
+              <w:t>BR-01</w:t>
+            </w:r>
+          </w:p>
+        </w:tc>
+        <w:tc>
+          <w:tcPr>
+            <w:tcW w:w="2407" w:type="dxa"/>
+            <w:shd w:val="clear" w:color="auto" w:fill="EE0000"/>
+          </w:tcPr>
+          <w:p>
+            <w:pPr>
+              <w:cnfStyle w:val="000000000000" w:firstRow="0" w:lastRow="0" w:firstColumn="0" w:lastColumn="0" w:oddVBand="0" w:evenVBand="0" w:oddHBand="0" w:evenHBand="0" w:firstRowFirstColumn="0" w:firstRowLastColumn="0" w:lastRowFirstColumn="0" w:lastRowLastColumn="0"/>
+              <w:rPr>
+                <w:color w:val="000000" w:themeColor="text1"/>
+              </w:rPr>
+            </w:pPr>
+            <w:r>
+              <w:rPr>
+                <w:color w:val="000000" w:themeColor="text1"/>
+              </w:rPr>
+              <w:t>Must Have</w:t>
+            </w:r>
+          </w:p>
+        </w:tc>
+      </w:tr>
+      <w:tr>
+        <w:trPr>
+          <w:cnfStyle w:val="000000100000" w:firstRow="0" w:lastRow="0" w:firstColumn="0" w:lastColumn="0" w:oddVBand="0" w:evenVBand="0" w:oddHBand="1" w:evenHBand="0" w:firstRowFirstColumn="0" w:firstRowLastColumn="0" w:lastRowFirstColumn="0" w:lastRowLastColumn="0"/>
+          <w:trHeight w:val="496"/>
+        </w:trPr>
+        <w:tc>
+          <w:tcPr>
+            <w:cnfStyle w:val="001000000000" w:firstRow="0" w:lastRow="0" w:firstColumn="1" w:lastColumn="0" w:oddVBand="0" w:evenVBand="0" w:oddHBand="0" w:evenHBand="0" w:firstRowFirstColumn="0" w:firstRowLastColumn="0" w:lastRowFirstColumn="0" w:lastRowLastColumn="0"/>
+            <w:tcW w:w="2407" w:type="dxa"/>
+          </w:tcPr>
+          <w:p>
+            <w:pPr>
+              <w:rPr>
+                <w:color w:val="4472C4" w:themeColor="accent1"/>
+              </w:rPr>
+            </w:pPr>
+            <w:r>
+              <w:rPr>
+                <w:b w:val="0"/>
+                <w:bCs w:val="0"/>
+                <w:color w:val="000000" w:themeColor="text1"/>
+              </w:rPr>
+              <w:t>FR-0</w:t>
+            </w:r>
+            <w:r>
+              <w:rPr>
+                <w:b w:val="0"/>
+                <w:bCs w:val="0"/>
+                <w:color w:val="000000" w:themeColor="text1"/>
+              </w:rPr>
+              <w:t>7</w:t>
+            </w:r>
+          </w:p>
+        </w:tc>
+        <w:tc>
+          <w:tcPr>
+            <w:tcW w:w="2407" w:type="dxa"/>
+          </w:tcPr>
+          <w:p>
+            <w:pPr>
+              <w:cnfStyle w:val="000000100000" w:firstRow="0" w:lastRow="0" w:firstColumn="0" w:lastColumn="0" w:oddVBand="0" w:evenVBand="0" w:oddHBand="1" w:evenHBand="0" w:firstRowFirstColumn="0" w:firstRowLastColumn="0" w:lastRowFirstColumn="0" w:lastRowLastColumn="0"/>
+              <w:rPr>
+                <w:color w:val="000000" w:themeColor="text1"/>
+              </w:rPr>
+            </w:pPr>
+            <w:r>
+              <w:rPr>
+                <w:color w:val="000000" w:themeColor="text1"/>
+              </w:rPr>
+              <w:t>Status Tracking</w:t>
+            </w:r>
+          </w:p>
+        </w:tc>
+        <w:tc>
+          <w:tcPr>
+            <w:tcW w:w="2407" w:type="dxa"/>
+          </w:tcPr>
+          <w:p>
+            <w:pPr>
+              <w:cnfStyle w:val="000000100000" w:firstRow="0" w:lastRow="0" w:firstColumn="0" w:lastColumn="0" w:oddVBand="0" w:evenVBand="0" w:oddHBand="1" w:evenHBand="0" w:firstRowFirstColumn="0" w:firstRowLastColumn="0" w:lastRowFirstColumn="0" w:lastRowLastColumn="0"/>
+              <w:rPr>
+                <w:color w:val="4472C4" w:themeColor="accent1"/>
+              </w:rPr>
+            </w:pPr>
+            <w:r>
+              <w:rPr>
+                <w:color w:val="000000" w:themeColor="text1"/>
+              </w:rPr>
+              <w:t>BR-01</w:t>
+            </w:r>
+          </w:p>
+        </w:tc>
+        <w:tc>
+          <w:tcPr>
+            <w:tcW w:w="2407" w:type="dxa"/>
+            <w:shd w:val="clear" w:color="auto" w:fill="EE0000"/>
+          </w:tcPr>
+          <w:p>
+            <w:pPr>
+              <w:cnfStyle w:val="000000100000" w:firstRow="0" w:lastRow="0" w:firstColumn="0" w:lastColumn="0" w:oddVBand="0" w:evenVBand="0" w:oddHBand="1" w:evenHBand="0" w:firstRowFirstColumn="0" w:firstRowLastColumn="0" w:lastRowFirstColumn="0" w:lastRowLastColumn="0"/>
+              <w:rPr>
+                <w:color w:val="000000" w:themeColor="text1"/>
+              </w:rPr>
+            </w:pPr>
+            <w:r>
+              <w:rPr>
+                <w:color w:val="000000" w:themeColor="text1"/>
+              </w:rPr>
+              <w:t>Must Have</w:t>
+            </w:r>
+          </w:p>
+        </w:tc>
+      </w:tr>
+      <w:tr>
+        <w:trPr>
+          <w:trHeight w:val="496"/>
+        </w:trPr>
+        <w:tc>
+          <w:tcPr>
+            <w:cnfStyle w:val="001000000000" w:firstRow="0" w:lastRow="0" w:firstColumn="1" w:lastColumn="0" w:oddVBand="0" w:evenVBand="0" w:oddHBand="0" w:evenHBand="0" w:firstRowFirstColumn="0" w:firstRowLastColumn="0" w:lastRowFirstColumn="0" w:lastRowLastColumn="0"/>
+            <w:tcW w:w="2407" w:type="dxa"/>
+          </w:tcPr>
+          <w:p>
+            <w:pPr>
+              <w:rPr>
+                <w:color w:val="4472C4" w:themeColor="accent1"/>
+              </w:rPr>
+            </w:pPr>
+            <w:r>
+              <w:rPr>
+                <w:b w:val="0"/>
+                <w:bCs w:val="0"/>
+                <w:color w:val="000000" w:themeColor="text1"/>
+              </w:rPr>
+              <w:t>FR-0</w:t>
+            </w:r>
+            <w:r>
+              <w:rPr>
+                <w:b w:val="0"/>
+                <w:bCs w:val="0"/>
+                <w:color w:val="000000" w:themeColor="text1"/>
+              </w:rPr>
+              <w:t>8</w:t>
+            </w:r>
+          </w:p>
+        </w:tc>
+        <w:tc>
+          <w:tcPr>
+            <w:tcW w:w="2407" w:type="dxa"/>
+          </w:tcPr>
+          <w:p>
+            <w:pPr>
+              <w:cnfStyle w:val="000000000000" w:firstRow="0" w:lastRow="0" w:firstColumn="0" w:lastColumn="0" w:oddVBand="0" w:evenVBand="0" w:oddHBand="0" w:evenHBand="0" w:firstRowFirstColumn="0" w:firstRowLastColumn="0" w:lastRowFirstColumn="0" w:lastRowLastColumn="0"/>
+              <w:rPr>
+                <w:color w:val="000000" w:themeColor="text1"/>
+              </w:rPr>
+            </w:pPr>
+            <w:r>
+              <w:rPr>
+                <w:color w:val="000000" w:themeColor="text1"/>
+              </w:rPr>
+              <w:t>Status Tracking</w:t>
+            </w:r>
+          </w:p>
+        </w:tc>
+        <w:tc>
+          <w:tcPr>
+            <w:tcW w:w="2407" w:type="dxa"/>
+          </w:tcPr>
+          <w:p>
+            <w:pPr>
+              <w:cnfStyle w:val="000000000000" w:firstRow="0" w:lastRow="0" w:firstColumn="0" w:lastColumn="0" w:oddVBand="0" w:evenVBand="0" w:oddHBand="0" w:evenHBand="0" w:firstRowFirstColumn="0" w:firstRowLastColumn="0" w:lastRowFirstColumn="0" w:lastRowLastColumn="0"/>
+              <w:rPr>
+                <w:color w:val="4472C4" w:themeColor="accent1"/>
+              </w:rPr>
+            </w:pPr>
+            <w:r>
+              <w:rPr>
+                <w:color w:val="000000" w:themeColor="text1"/>
+              </w:rPr>
+              <w:t>BR-01</w:t>
+            </w:r>
+          </w:p>
+        </w:tc>
+        <w:tc>
+          <w:tcPr>
+            <w:tcW w:w="2407" w:type="dxa"/>
+            <w:shd w:val="clear" w:color="auto" w:fill="00B050"/>
+          </w:tcPr>
+          <w:p>
+            <w:pPr>
+              <w:cnfStyle w:val="000000000000" w:firstRow="0" w:lastRow="0" w:firstColumn="0" w:lastColumn="0" w:oddVBand="0" w:evenVBand="0" w:oddHBand="0" w:evenHBand="0" w:firstRowFirstColumn="0" w:firstRowLastColumn="0" w:lastRowFirstColumn="0" w:lastRowLastColumn="0"/>
+              <w:rPr>
+                <w:color w:val="000000" w:themeColor="text1"/>
+              </w:rPr>
+            </w:pPr>
+            <w:r>
+              <w:rPr>
+                <w:color w:val="000000" w:themeColor="text1"/>
+              </w:rPr>
+              <w:t>Should Have</w:t>
+            </w:r>
+          </w:p>
+        </w:tc>
+      </w:tr>
+      <w:tr>
+        <w:trPr>
+          <w:cnfStyle w:val="000000100000" w:firstRow="0" w:lastRow="0" w:firstColumn="0" w:lastColumn="0" w:oddVBand="0" w:evenVBand="0" w:oddHBand="1" w:evenHBand="0" w:firstRowFirstColumn="0" w:firstRowLastColumn="0" w:lastRowFirstColumn="0" w:lastRowLastColumn="0"/>
+          <w:trHeight w:val="474"/>
+        </w:trPr>
+        <w:tc>
+          <w:tcPr>
+            <w:cnfStyle w:val="001000000000" w:firstRow="0" w:lastRow="0" w:firstColumn="1" w:lastColumn="0" w:oddVBand="0" w:evenVBand="0" w:oddHBand="0" w:evenHBand="0" w:firstRowFirstColumn="0" w:firstRowLastColumn="0" w:lastRowFirstColumn="0" w:lastRowLastColumn="0"/>
+            <w:tcW w:w="2407" w:type="dxa"/>
+          </w:tcPr>
+          <w:p>
+            <w:pPr>
+              <w:rPr>
+                <w:color w:val="4472C4" w:themeColor="accent1"/>
+              </w:rPr>
+            </w:pPr>
+            <w:r>
+              <w:rPr>
+                <w:b w:val="0"/>
+                <w:bCs w:val="0"/>
+                <w:color w:val="000000" w:themeColor="text1"/>
+              </w:rPr>
+              <w:t>FR-0</w:t>
+            </w:r>
+            <w:r>
+              <w:rPr>
+                <w:b w:val="0"/>
+                <w:bCs w:val="0"/>
+                <w:color w:val="000000" w:themeColor="text1"/>
+              </w:rPr>
+              <w:t>9</w:t>
+            </w:r>
+          </w:p>
+        </w:tc>
+        <w:tc>
+          <w:tcPr>
+            <w:tcW w:w="2407" w:type="dxa"/>
+          </w:tcPr>
+          <w:p>
+            <w:pPr>
+              <w:cnfStyle w:val="000000100000" w:firstRow="0" w:lastRow="0" w:firstColumn="0" w:lastColumn="0" w:oddVBand="0" w:evenVBand="0" w:oddHBand="1" w:evenHBand="0" w:firstRowFirstColumn="0" w:firstRowLastColumn="0" w:lastRowFirstColumn="0" w:lastRowLastColumn="0"/>
+              <w:rPr>
+                <w:color w:val="000000" w:themeColor="text1"/>
+              </w:rPr>
+            </w:pPr>
+            <w:r>
+              <w:rPr>
+                <w:color w:val="000000" w:themeColor="text1"/>
+              </w:rPr>
+              <w:t>Warehouse</w:t>
+            </w:r>
+          </w:p>
+        </w:tc>
+        <w:tc>
+          <w:tcPr>
+            <w:tcW w:w="2407" w:type="dxa"/>
+          </w:tcPr>
+          <w:p>
+            <w:pPr>
+              <w:cnfStyle w:val="000000100000" w:firstRow="0" w:lastRow="0" w:firstColumn="0" w:lastColumn="0" w:oddVBand="0" w:evenVBand="0" w:oddHBand="1" w:evenHBand="0" w:firstRowFirstColumn="0" w:firstRowLastColumn="0" w:lastRowFirstColumn="0" w:lastRowLastColumn="0"/>
+              <w:rPr>
+                <w:color w:val="4472C4" w:themeColor="accent1"/>
+              </w:rPr>
+            </w:pPr>
+            <w:r>
+              <w:rPr>
+                <w:color w:val="000000" w:themeColor="text1"/>
+              </w:rPr>
+              <w:t>BR-01</w:t>
+            </w:r>
+          </w:p>
+        </w:tc>
+        <w:tc>
+          <w:tcPr>
+            <w:tcW w:w="2407" w:type="dxa"/>
+            <w:shd w:val="clear" w:color="auto" w:fill="EE0000"/>
+          </w:tcPr>
+          <w:p>
+            <w:pPr>
+              <w:cnfStyle w:val="000000100000" w:firstRow="0" w:lastRow="0" w:firstColumn="0" w:lastColumn="0" w:oddVBand="0" w:evenVBand="0" w:oddHBand="1" w:evenHBand="0" w:firstRowFirstColumn="0" w:firstRowLastColumn="0" w:lastRowFirstColumn="0" w:lastRowLastColumn="0"/>
+              <w:rPr>
+                <w:color w:val="000000" w:themeColor="text1"/>
+              </w:rPr>
+            </w:pPr>
+            <w:r>
+              <w:rPr>
+                <w:color w:val="000000" w:themeColor="text1"/>
+              </w:rPr>
+              <w:t>Must Have</w:t>
+            </w:r>
+          </w:p>
+        </w:tc>
+      </w:tr>
+      <w:tr>
+        <w:trPr>
+          <w:trHeight w:val="496"/>
+        </w:trPr>
+        <w:tc>
+          <w:tcPr>
+            <w:cnfStyle w:val="001000000000" w:firstRow="0" w:lastRow="0" w:firstColumn="1" w:lastColumn="0" w:oddVBand="0" w:evenVBand="0" w:oddHBand="0" w:evenHBand="0" w:firstRowFirstColumn="0" w:firstRowLastColumn="0" w:lastRowFirstColumn="0" w:lastRowLastColumn="0"/>
+            <w:tcW w:w="2407" w:type="dxa"/>
+          </w:tcPr>
+          <w:p>
+            <w:pPr>
+              <w:rPr>
+                <w:color w:val="4472C4" w:themeColor="accent1"/>
+              </w:rPr>
+            </w:pPr>
+            <w:r>
+              <w:rPr>
+                <w:b w:val="0"/>
+                <w:bCs w:val="0"/>
+                <w:color w:val="000000" w:themeColor="text1"/>
+              </w:rPr>
+              <w:t>FR-1</w:t>
+            </w:r>
+            <w:r>
+              <w:rPr>
+                <w:b w:val="0"/>
+                <w:bCs w:val="0"/>
+                <w:color w:val="000000" w:themeColor="text1"/>
+              </w:rPr>
+              <w:t>0</w:t>
+            </w:r>
+          </w:p>
+        </w:tc>
+        <w:tc>
+          <w:tcPr>
+            <w:tcW w:w="2407" w:type="dxa"/>
+          </w:tcPr>
+          <w:p>
+            <w:pPr>
+              <w:cnfStyle w:val="000000000000" w:firstRow="0" w:lastRow="0" w:firstColumn="0" w:lastColumn="0" w:oddVBand="0" w:evenVBand="0" w:oddHBand="0" w:evenHBand="0" w:firstRowFirstColumn="0" w:firstRowLastColumn="0" w:lastRowFirstColumn="0" w:lastRowLastColumn="0"/>
+              <w:rPr>
+                <w:color w:val="000000" w:themeColor="text1"/>
+              </w:rPr>
+            </w:pPr>
+            <w:r>
+              <w:rPr>
+                <w:color w:val="000000" w:themeColor="text1"/>
+              </w:rPr>
+              <w:t>Warehouse</w:t>
+            </w:r>
+          </w:p>
+        </w:tc>
+        <w:tc>
+          <w:tcPr>
+            <w:tcW w:w="2407" w:type="dxa"/>
+          </w:tcPr>
+          <w:p>
+            <w:pPr>
+              <w:cnfStyle w:val="000000000000" w:firstRow="0" w:lastRow="0" w:firstColumn="0" w:lastColumn="0" w:oddVBand="0" w:evenVBand="0" w:oddHBand="0" w:evenHBand="0" w:firstRowFirstColumn="0" w:firstRowLastColumn="0" w:lastRowFirstColumn="0" w:lastRowLastColumn="0"/>
+              <w:rPr>
+                <w:color w:val="4472C4" w:themeColor="accent1"/>
+              </w:rPr>
+            </w:pPr>
+            <w:r>
+              <w:rPr>
+                <w:color w:val="000000" w:themeColor="text1"/>
+              </w:rPr>
+              <w:t>BR-01</w:t>
+            </w:r>
+          </w:p>
+        </w:tc>
+        <w:tc>
+          <w:tcPr>
+            <w:tcW w:w="2407" w:type="dxa"/>
+            <w:shd w:val="clear" w:color="auto" w:fill="EE0000"/>
+          </w:tcPr>
+          <w:p>
+            <w:pPr>
+              <w:cnfStyle w:val="000000000000" w:firstRow="0" w:lastRow="0" w:firstColumn="0" w:lastColumn="0" w:oddVBand="0" w:evenVBand="0" w:oddHBand="0" w:evenHBand="0" w:firstRowFirstColumn="0" w:firstRowLastColumn="0" w:lastRowFirstColumn="0" w:lastRowLastColumn="0"/>
+              <w:rPr>
+                <w:color w:val="000000" w:themeColor="text1"/>
+              </w:rPr>
+            </w:pPr>
+            <w:r>
+              <w:rPr>
+                <w:color w:val="000000" w:themeColor="text1"/>
+              </w:rPr>
+              <w:t>Must Have</w:t>
+            </w:r>
+          </w:p>
+        </w:tc>
+      </w:tr>
+      <w:tr>
+        <w:trPr>
+          <w:cnfStyle w:val="000000100000" w:firstRow="0" w:lastRow="0" w:firstColumn="0" w:lastColumn="0" w:oddVBand="0" w:evenVBand="0" w:oddHBand="1" w:evenHBand="0" w:firstRowFirstColumn="0" w:firstRowLastColumn="0" w:lastRowFirstColumn="0" w:lastRowLastColumn="0"/>
+          <w:trHeight w:val="496"/>
+        </w:trPr>
+        <w:tc>
+          <w:tcPr>
+            <w:cnfStyle w:val="001000000000" w:firstRow="0" w:lastRow="0" w:firstColumn="1" w:lastColumn="0" w:oddVBand="0" w:evenVBand="0" w:oddHBand="0" w:evenHBand="0" w:firstRowFirstColumn="0" w:firstRowLastColumn="0" w:lastRowFirstColumn="0" w:lastRowLastColumn="0"/>
+            <w:tcW w:w="2407" w:type="dxa"/>
+          </w:tcPr>
+          <w:p>
+            <w:pPr>
+              <w:rPr>
+                <w:color w:val="4472C4" w:themeColor="accent1"/>
+              </w:rPr>
+            </w:pPr>
+            <w:r>
+              <w:rPr>
+                <w:b w:val="0"/>
+                <w:bCs w:val="0"/>
+                <w:color w:val="000000" w:themeColor="text1"/>
+              </w:rPr>
+              <w:t>FR-</w:t>
+            </w:r>
+            <w:r>
+              <w:rPr>
+                <w:b w:val="0"/>
+                <w:bCs w:val="0"/>
+                <w:color w:val="000000" w:themeColor="text1"/>
+              </w:rPr>
+              <w:t>1</w:t>
+            </w:r>
+            <w:r>
+              <w:rPr>
+                <w:b w:val="0"/>
+                <w:bCs w:val="0"/>
+                <w:color w:val="000000" w:themeColor="text1"/>
+              </w:rPr>
+              <w:t>1</w:t>
+            </w:r>
+          </w:p>
+        </w:tc>
+        <w:tc>
+          <w:tcPr>
+            <w:tcW w:w="2407" w:type="dxa"/>
+          </w:tcPr>
+          <w:p>
+            <w:pPr>
+              <w:cnfStyle w:val="000000100000" w:firstRow="0" w:lastRow="0" w:firstColumn="0" w:lastColumn="0" w:oddVBand="0" w:evenVBand="0" w:oddHBand="1" w:evenHBand="0" w:firstRowFirstColumn="0" w:firstRowLastColumn="0" w:lastRowFirstColumn="0" w:lastRowLastColumn="0"/>
+              <w:rPr>
+                <w:color w:val="000000" w:themeColor="text1"/>
+              </w:rPr>
+            </w:pPr>
+            <w:r>
+              <w:rPr>
+                <w:color w:val="000000" w:themeColor="text1"/>
+              </w:rPr>
+              <w:t>Warehouse</w:t>
+            </w:r>
+          </w:p>
+        </w:tc>
+        <w:tc>
+          <w:tcPr>
+            <w:tcW w:w="2407" w:type="dxa"/>
+          </w:tcPr>
+          <w:p>
+            <w:pPr>
+              <w:cnfStyle w:val="000000100000" w:firstRow="0" w:lastRow="0" w:firstColumn="0" w:lastColumn="0" w:oddVBand="0" w:evenVBand="0" w:oddHBand="1" w:evenHBand="0" w:firstRowFirstColumn="0" w:firstRowLastColumn="0" w:lastRowFirstColumn="0" w:lastRowLastColumn="0"/>
+              <w:rPr>
+                <w:color w:val="4472C4" w:themeColor="accent1"/>
+              </w:rPr>
+            </w:pPr>
+            <w:r>
+              <w:rPr>
+                <w:color w:val="000000" w:themeColor="text1"/>
+              </w:rPr>
+              <w:t>BR-01</w:t>
+            </w:r>
+          </w:p>
+        </w:tc>
+        <w:tc>
+          <w:tcPr>
+            <w:tcW w:w="2407" w:type="dxa"/>
+            <w:shd w:val="clear" w:color="auto" w:fill="EE0000"/>
+          </w:tcPr>
+          <w:p>
+            <w:pPr>
+              <w:cnfStyle w:val="000000100000" w:firstRow="0" w:lastRow="0" w:firstColumn="0" w:lastColumn="0" w:oddVBand="0" w:evenVBand="0" w:oddHBand="1" w:evenHBand="0" w:firstRowFirstColumn="0" w:firstRowLastColumn="0" w:lastRowFirstColumn="0" w:lastRowLastColumn="0"/>
+              <w:rPr>
+                <w:color w:val="000000" w:themeColor="text1"/>
+              </w:rPr>
+            </w:pPr>
+            <w:r>
+              <w:rPr>
+                <w:color w:val="000000" w:themeColor="text1"/>
+              </w:rPr>
+              <w:t>Must Have</w:t>
+            </w:r>
+          </w:p>
+        </w:tc>
+      </w:tr>
+      <w:tr>
+        <w:trPr>
+          <w:trHeight w:val="474"/>
+        </w:trPr>
+        <w:tc>
+          <w:tcPr>
+            <w:cnfStyle w:val="001000000000" w:firstRow="0" w:lastRow="0" w:firstColumn="1" w:lastColumn="0" w:oddVBand="0" w:evenVBand="0" w:oddHBand="0" w:evenHBand="0" w:firstRowFirstColumn="0" w:firstRowLastColumn="0" w:lastRowFirstColumn="0" w:lastRowLastColumn="0"/>
+            <w:tcW w:w="2407" w:type="dxa"/>
+          </w:tcPr>
+          <w:p>
+            <w:pPr>
+              <w:rPr>
+                <w:color w:val="4472C4" w:themeColor="accent1"/>
+              </w:rPr>
+            </w:pPr>
+            <w:r>
+              <w:rPr>
+                <w:b w:val="0"/>
+                <w:bCs w:val="0"/>
+                <w:color w:val="000000" w:themeColor="text1"/>
+              </w:rPr>
+              <w:t>FR-1</w:t>
+            </w:r>
+            <w:r>
+              <w:rPr>
+                <w:b w:val="0"/>
+                <w:bCs w:val="0"/>
+                <w:color w:val="000000" w:themeColor="text1"/>
+              </w:rPr>
+              <w:t>2</w:t>
+            </w:r>
+          </w:p>
+        </w:tc>
+        <w:tc>
+          <w:tcPr>
+            <w:tcW w:w="2407" w:type="dxa"/>
+          </w:tcPr>
+          <w:p>
+            <w:pPr>
+              <w:cnfStyle w:val="000000000000" w:firstRow="0" w:lastRow="0" w:firstColumn="0" w:lastColumn="0" w:oddVBand="0" w:evenVBand="0" w:oddHBand="0" w:evenHBand="0" w:firstRowFirstColumn="0" w:firstRowLastColumn="0" w:lastRowFirstColumn="0" w:lastRowLastColumn="0"/>
+              <w:rPr>
+                <w:color w:val="000000" w:themeColor="text1"/>
+              </w:rPr>
+            </w:pPr>
+            <w:r>
+              <w:rPr>
+                <w:color w:val="000000" w:themeColor="text1"/>
+              </w:rPr>
+              <w:t>Finance</w:t>
+            </w:r>
+          </w:p>
+        </w:tc>
+        <w:tc>
+          <w:tcPr>
+            <w:tcW w:w="2407" w:type="dxa"/>
+          </w:tcPr>
+          <w:p>
+            <w:pPr>
+              <w:cnfStyle w:val="000000000000" w:firstRow="0" w:lastRow="0" w:firstColumn="0" w:lastColumn="0" w:oddVBand="0" w:evenVBand="0" w:oddHBand="0" w:evenHBand="0" w:firstRowFirstColumn="0" w:firstRowLastColumn="0" w:lastRowFirstColumn="0" w:lastRowLastColumn="0"/>
+              <w:rPr>
+                <w:color w:val="4472C4" w:themeColor="accent1"/>
+              </w:rPr>
+            </w:pPr>
+            <w:r>
+              <w:rPr>
+                <w:color w:val="000000" w:themeColor="text1"/>
+              </w:rPr>
+              <w:t>BR-01</w:t>
+            </w:r>
+          </w:p>
+        </w:tc>
+        <w:tc>
+          <w:tcPr>
+            <w:tcW w:w="2407" w:type="dxa"/>
+            <w:shd w:val="clear" w:color="auto" w:fill="EE0000"/>
+          </w:tcPr>
+          <w:p>
+            <w:pPr>
+              <w:cnfStyle w:val="000000000000" w:firstRow="0" w:lastRow="0" w:firstColumn="0" w:lastColumn="0" w:oddVBand="0" w:evenVBand="0" w:oddHBand="0" w:evenHBand="0" w:firstRowFirstColumn="0" w:firstRowLastColumn="0" w:lastRowFirstColumn="0" w:lastRowLastColumn="0"/>
+              <w:rPr>
+                <w:color w:val="000000" w:themeColor="text1"/>
+              </w:rPr>
+            </w:pPr>
+            <w:r>
+              <w:rPr>
+                <w:color w:val="000000" w:themeColor="text1"/>
+              </w:rPr>
+              <w:t>Must Have</w:t>
+            </w:r>
+          </w:p>
+        </w:tc>
+      </w:tr>
+      <w:tr>
+        <w:trPr>
+          <w:cnfStyle w:val="000000100000" w:firstRow="0" w:lastRow="0" w:firstColumn="0" w:lastColumn="0" w:oddVBand="0" w:evenVBand="0" w:oddHBand="1" w:evenHBand="0" w:firstRowFirstColumn="0" w:firstRowLastColumn="0" w:lastRowFirstColumn="0" w:lastRowLastColumn="0"/>
+          <w:trHeight w:val="496"/>
+        </w:trPr>
+        <w:tc>
+          <w:tcPr>
+            <w:cnfStyle w:val="001000000000" w:firstRow="0" w:lastRow="0" w:firstColumn="1" w:lastColumn="0" w:oddVBand="0" w:evenVBand="0" w:oddHBand="0" w:evenHBand="0" w:firstRowFirstColumn="0" w:firstRowLastColumn="0" w:lastRowFirstColumn="0" w:lastRowLastColumn="0"/>
+            <w:tcW w:w="2407" w:type="dxa"/>
+          </w:tcPr>
+          <w:p>
+            <w:pPr>
+              <w:rPr>
+                <w:color w:val="4472C4" w:themeColor="accent1"/>
+              </w:rPr>
+            </w:pPr>
+            <w:r>
+              <w:rPr>
+                <w:b w:val="0"/>
+                <w:bCs w:val="0"/>
+                <w:color w:val="000000" w:themeColor="text1"/>
+              </w:rPr>
+              <w:t>FR-1</w:t>
+            </w:r>
+            <w:r>
+              <w:rPr>
+                <w:b w:val="0"/>
+                <w:bCs w:val="0"/>
+                <w:color w:val="000000" w:themeColor="text1"/>
+              </w:rPr>
+              <w:t>3</w:t>
+            </w:r>
+          </w:p>
+        </w:tc>
+        <w:tc>
+          <w:tcPr>
+            <w:tcW w:w="2407" w:type="dxa"/>
+          </w:tcPr>
+          <w:p>
+            <w:pPr>
+              <w:cnfStyle w:val="000000100000" w:firstRow="0" w:lastRow="0" w:firstColumn="0" w:lastColumn="0" w:oddVBand="0" w:evenVBand="0" w:oddHBand="1" w:evenHBand="0" w:firstRowFirstColumn="0" w:firstRowLastColumn="0" w:lastRowFirstColumn="0" w:lastRowLastColumn="0"/>
+              <w:rPr>
+                <w:color w:val="000000" w:themeColor="text1"/>
+              </w:rPr>
+            </w:pPr>
+            <w:r>
+              <w:rPr>
+                <w:color w:val="000000" w:themeColor="text1"/>
+              </w:rPr>
+              <w:t>Finance</w:t>
+            </w:r>
+          </w:p>
+        </w:tc>
+        <w:tc>
+          <w:tcPr>
+            <w:tcW w:w="2407" w:type="dxa"/>
+          </w:tcPr>
+          <w:p>
+            <w:pPr>
+              <w:cnfStyle w:val="000000100000" w:firstRow="0" w:lastRow="0" w:firstColumn="0" w:lastColumn="0" w:oddVBand="0" w:evenVBand="0" w:oddHBand="1" w:evenHBand="0" w:firstRowFirstColumn="0" w:firstRowLastColumn="0" w:lastRowFirstColumn="0" w:lastRowLastColumn="0"/>
+              <w:rPr>
+                <w:color w:val="4472C4" w:themeColor="accent1"/>
+              </w:rPr>
+            </w:pPr>
+            <w:r>
+              <w:rPr>
+                <w:color w:val="000000" w:themeColor="text1"/>
+              </w:rPr>
+              <w:t>BR-01</w:t>
+            </w:r>
+          </w:p>
+        </w:tc>
+        <w:tc>
+          <w:tcPr>
+            <w:tcW w:w="2407" w:type="dxa"/>
+            <w:shd w:val="clear" w:color="auto" w:fill="EE0000"/>
+          </w:tcPr>
+          <w:p>
+            <w:pPr>
+              <w:cnfStyle w:val="000000100000" w:firstRow="0" w:lastRow="0" w:firstColumn="0" w:lastColumn="0" w:oddVBand="0" w:evenVBand="0" w:oddHBand="1" w:evenHBand="0" w:firstRowFirstColumn="0" w:firstRowLastColumn="0" w:lastRowFirstColumn="0" w:lastRowLastColumn="0"/>
+              <w:rPr>
+                <w:color w:val="000000" w:themeColor="text1"/>
+              </w:rPr>
+            </w:pPr>
+            <w:r>
+              <w:rPr>
+                <w:color w:val="000000" w:themeColor="text1"/>
+              </w:rPr>
+              <w:t>Must Have</w:t>
+            </w:r>
+          </w:p>
+        </w:tc>
+      </w:tr>
+      <w:tr>
+        <w:trPr>
+          <w:trHeight w:val="496"/>
+        </w:trPr>
+        <w:tc>
+          <w:tcPr>
+            <w:cnfStyle w:val="001000000000" w:firstRow="0" w:lastRow="0" w:firstColumn="1" w:lastColumn="0" w:oddVBand="0" w:evenVBand="0" w:oddHBand="0" w:evenHBand="0" w:firstRowFirstColumn="0" w:firstRowLastColumn="0" w:lastRowFirstColumn="0" w:lastRowLastColumn="0"/>
+            <w:tcW w:w="2407" w:type="dxa"/>
+          </w:tcPr>
+          <w:p>
+            <w:pPr>
+              <w:rPr>
+                <w:color w:val="4472C4" w:themeColor="accent1"/>
+              </w:rPr>
+            </w:pPr>
+            <w:r>
+              <w:rPr>
+                <w:b w:val="0"/>
+                <w:bCs w:val="0"/>
+                <w:color w:val="000000" w:themeColor="text1"/>
+              </w:rPr>
+              <w:t>FR-1</w:t>
+            </w:r>
+            <w:r>
+              <w:rPr>
+                <w:b w:val="0"/>
+                <w:bCs w:val="0"/>
+                <w:color w:val="000000" w:themeColor="text1"/>
+              </w:rPr>
+              <w:t>4</w:t>
+            </w:r>
+          </w:p>
+        </w:tc>
+        <w:tc>
+          <w:tcPr>
+            <w:tcW w:w="2407" w:type="dxa"/>
+          </w:tcPr>
+          <w:p>
+            <w:pPr>
+              <w:cnfStyle w:val="000000000000" w:firstRow="0" w:lastRow="0" w:firstColumn="0" w:lastColumn="0" w:oddVBand="0" w:evenVBand="0" w:oddHBand="0" w:evenHBand="0" w:firstRowFirstColumn="0" w:firstRowLastColumn="0" w:lastRowFirstColumn="0" w:lastRowLastColumn="0"/>
+              <w:rPr>
+                <w:color w:val="000000" w:themeColor="text1"/>
+              </w:rPr>
+            </w:pPr>
+            <w:r>
+              <w:rPr>
+                <w:color w:val="000000" w:themeColor="text1"/>
+              </w:rPr>
+              <w:t>Finance</w:t>
+            </w:r>
+          </w:p>
+        </w:tc>
+        <w:tc>
+          <w:tcPr>
+            <w:tcW w:w="2407" w:type="dxa"/>
+          </w:tcPr>
+          <w:p>
+            <w:pPr>
+              <w:cnfStyle w:val="000000000000" w:firstRow="0" w:lastRow="0" w:firstColumn="0" w:lastColumn="0" w:oddVBand="0" w:evenVBand="0" w:oddHBand="0" w:evenHBand="0" w:firstRowFirstColumn="0" w:firstRowLastColumn="0" w:lastRowFirstColumn="0" w:lastRowLastColumn="0"/>
+              <w:rPr>
+                <w:color w:val="4472C4" w:themeColor="accent1"/>
+              </w:rPr>
+            </w:pPr>
+            <w:r>
+              <w:rPr>
+                <w:color w:val="000000" w:themeColor="text1"/>
+              </w:rPr>
+              <w:t>BR-01</w:t>
+            </w:r>
+          </w:p>
+        </w:tc>
+        <w:tc>
+          <w:tcPr>
+            <w:tcW w:w="2407" w:type="dxa"/>
+            <w:shd w:val="clear" w:color="auto" w:fill="EE0000"/>
+          </w:tcPr>
+          <w:p>
+            <w:pPr>
+              <w:cnfStyle w:val="000000000000" w:firstRow="0" w:lastRow="0" w:firstColumn="0" w:lastColumn="0" w:oddVBand="0" w:evenVBand="0" w:oddHBand="0" w:evenHBand="0" w:firstRowFirstColumn="0" w:firstRowLastColumn="0" w:lastRowFirstColumn="0" w:lastRowLastColumn="0"/>
+              <w:rPr>
+                <w:color w:val="000000" w:themeColor="text1"/>
+              </w:rPr>
+            </w:pPr>
+            <w:r>
+              <w:rPr>
+                <w:color w:val="000000" w:themeColor="text1"/>
+              </w:rPr>
+              <w:t>Must Have</w:t>
+            </w:r>
+          </w:p>
+        </w:tc>
+      </w:tr>
+      <w:tr>
+        <w:trPr>
+          <w:cnfStyle w:val="000000100000" w:firstRow="0" w:lastRow="0" w:firstColumn="0" w:lastColumn="0" w:oddVBand="0" w:evenVBand="0" w:oddHBand="1" w:evenHBand="0" w:firstRowFirstColumn="0" w:firstRowLastColumn="0" w:lastRowFirstColumn="0" w:lastRowLastColumn="0"/>
+          <w:trHeight w:val="496"/>
+        </w:trPr>
+        <w:tc>
+          <w:tcPr>
+            <w:cnfStyle w:val="001000000000" w:firstRow="0" w:lastRow="0" w:firstColumn="1" w:lastColumn="0" w:oddVBand="0" w:evenVBand="0" w:oddHBand="0" w:evenHBand="0" w:firstRowFirstColumn="0" w:firstRowLastColumn="0" w:lastRowFirstColumn="0" w:lastRowLastColumn="0"/>
+            <w:tcW w:w="2407" w:type="dxa"/>
+          </w:tcPr>
+          <w:p>
+            <w:pPr>
+              <w:rPr>
+                <w:color w:val="4472C4" w:themeColor="accent1"/>
+              </w:rPr>
+            </w:pPr>
+            <w:r>
+              <w:rPr>
+                <w:b w:val="0"/>
+                <w:bCs w:val="0"/>
+                <w:color w:val="000000" w:themeColor="text1"/>
+              </w:rPr>
+              <w:t>FR-1</w:t>
+            </w:r>
+            <w:r>
+              <w:rPr>
+                <w:b w:val="0"/>
+                <w:bCs w:val="0"/>
+                <w:color w:val="000000" w:themeColor="text1"/>
+              </w:rPr>
+              <w:t>5</w:t>
+            </w:r>
+          </w:p>
+        </w:tc>
+        <w:tc>
+          <w:tcPr>
+            <w:tcW w:w="2407" w:type="dxa"/>
+          </w:tcPr>
+          <w:p>
+            <w:pPr>
+              <w:cnfStyle w:val="000000100000" w:firstRow="0" w:lastRow="0" w:firstColumn="0" w:lastColumn="0" w:oddVBand="0" w:evenVBand="0" w:oddHBand="1" w:evenHBand="0" w:firstRowFirstColumn="0" w:firstRowLastColumn="0" w:lastRowFirstColumn="0" w:lastRowLastColumn="0"/>
+              <w:rPr>
+                <w:color w:val="000000" w:themeColor="text1"/>
+              </w:rPr>
+            </w:pPr>
+            <w:r>
+              <w:rPr>
+                <w:color w:val="000000" w:themeColor="text1"/>
+              </w:rPr>
+              <w:t>Finance</w:t>
+            </w:r>
+          </w:p>
+        </w:tc>
+        <w:tc>
+          <w:tcPr>
+            <w:tcW w:w="2407" w:type="dxa"/>
+          </w:tcPr>
+          <w:p>
+            <w:pPr>
+              <w:cnfStyle w:val="000000100000" w:firstRow="0" w:lastRow="0" w:firstColumn="0" w:lastColumn="0" w:oddVBand="0" w:evenVBand="0" w:oddHBand="1" w:evenHBand="0" w:firstRowFirstColumn="0" w:firstRowLastColumn="0" w:lastRowFirstColumn="0" w:lastRowLastColumn="0"/>
+              <w:rPr>
+                <w:color w:val="4472C4" w:themeColor="accent1"/>
+              </w:rPr>
+            </w:pPr>
+            <w:r>
+              <w:rPr>
+                <w:color w:val="000000" w:themeColor="text1"/>
+              </w:rPr>
+              <w:t>BR-01</w:t>
+            </w:r>
+          </w:p>
+        </w:tc>
+        <w:tc>
+          <w:tcPr>
+            <w:tcW w:w="2407" w:type="dxa"/>
+            <w:shd w:val="clear" w:color="auto" w:fill="EE0000"/>
+          </w:tcPr>
+          <w:p>
+            <w:pPr>
+              <w:cnfStyle w:val="000000100000" w:firstRow="0" w:lastRow="0" w:firstColumn="0" w:lastColumn="0" w:oddVBand="0" w:evenVBand="0" w:oddHBand="1" w:evenHBand="0" w:firstRowFirstColumn="0" w:firstRowLastColumn="0" w:lastRowFirstColumn="0" w:lastRowLastColumn="0"/>
+              <w:rPr>
+                <w:color w:val="000000" w:themeColor="text1"/>
+              </w:rPr>
+            </w:pPr>
+            <w:r>
+              <w:rPr>
+                <w:color w:val="000000" w:themeColor="text1"/>
+              </w:rPr>
+              <w:t>Must Have</w:t>
+            </w:r>
+          </w:p>
+        </w:tc>
+      </w:tr>
+      <w:tr>
+        <w:trPr>
+          <w:trHeight w:val="474"/>
+        </w:trPr>
+        <w:tc>
+          <w:tcPr>
+            <w:cnfStyle w:val="001000000000" w:firstRow="0" w:lastRow="0" w:firstColumn="1" w:lastColumn="0" w:oddVBand="0" w:evenVBand="0" w:oddHBand="0" w:evenHBand="0" w:firstRowFirstColumn="0" w:firstRowLastColumn="0" w:lastRowFirstColumn="0" w:lastRowLastColumn="0"/>
+            <w:tcW w:w="2407" w:type="dxa"/>
+          </w:tcPr>
+          <w:p>
+            <w:pPr>
+              <w:rPr>
+                <w:color w:val="4472C4" w:themeColor="accent1"/>
+              </w:rPr>
+            </w:pPr>
+            <w:r>
+              <w:rPr>
+                <w:b w:val="0"/>
+                <w:bCs w:val="0"/>
+                <w:color w:val="000000" w:themeColor="text1"/>
+              </w:rPr>
+              <w:t>FR-1</w:t>
+            </w:r>
+            <w:r>
+              <w:rPr>
+                <w:b w:val="0"/>
+                <w:bCs w:val="0"/>
+                <w:color w:val="000000" w:themeColor="text1"/>
+              </w:rPr>
+              <w:t>6</w:t>
+            </w:r>
+          </w:p>
+        </w:tc>
+        <w:tc>
+          <w:tcPr>
+            <w:tcW w:w="2407" w:type="dxa"/>
+          </w:tcPr>
+          <w:p>
+            <w:pPr>
+              <w:cnfStyle w:val="000000000000" w:firstRow="0" w:lastRow="0" w:firstColumn="0" w:lastColumn="0" w:oddVBand="0" w:evenVBand="0" w:oddHBand="0" w:evenHBand="0" w:firstRowFirstColumn="0" w:firstRowLastColumn="0" w:lastRowFirstColumn="0" w:lastRowLastColumn="0"/>
+              <w:rPr>
+                <w:color w:val="000000" w:themeColor="text1"/>
+              </w:rPr>
+            </w:pPr>
+            <w:r>
+              <w:rPr>
+                <w:color w:val="000000" w:themeColor="text1"/>
+              </w:rPr>
+              <w:t>Analytics</w:t>
+            </w:r>
+          </w:p>
+        </w:tc>
+        <w:tc>
+          <w:tcPr>
+            <w:tcW w:w="2407" w:type="dxa"/>
+          </w:tcPr>
+          <w:p>
+            <w:pPr>
+              <w:cnfStyle w:val="000000000000" w:firstRow="0" w:lastRow="0" w:firstColumn="0" w:lastColumn="0" w:oddVBand="0" w:evenVBand="0" w:oddHBand="0" w:evenHBand="0" w:firstRowFirstColumn="0" w:firstRowLastColumn="0" w:lastRowFirstColumn="0" w:lastRowLastColumn="0"/>
+              <w:rPr>
+                <w:color w:val="4472C4" w:themeColor="accent1"/>
+              </w:rPr>
+            </w:pPr>
+            <w:r>
+              <w:rPr>
+                <w:color w:val="000000" w:themeColor="text1"/>
+              </w:rPr>
+              <w:t>BR-01</w:t>
+            </w:r>
+          </w:p>
+        </w:tc>
+        <w:tc>
+          <w:tcPr>
+            <w:tcW w:w="2407" w:type="dxa"/>
+            <w:shd w:val="clear" w:color="auto" w:fill="00B050"/>
+          </w:tcPr>
+          <w:p>
+            <w:pPr>
+              <w:cnfStyle w:val="000000000000" w:firstRow="0" w:lastRow="0" w:firstColumn="0" w:lastColumn="0" w:oddVBand="0" w:evenVBand="0" w:oddHBand="0" w:evenHBand="0" w:firstRowFirstColumn="0" w:firstRowLastColumn="0" w:lastRowFirstColumn="0" w:lastRowLastColumn="0"/>
+              <w:rPr>
+                <w:color w:val="000000" w:themeColor="text1"/>
+              </w:rPr>
+            </w:pPr>
+            <w:r>
+              <w:rPr>
+                <w:color w:val="000000" w:themeColor="text1"/>
+              </w:rPr>
+              <w:t>Should Have</w:t>
+            </w:r>
+          </w:p>
+        </w:tc>
+      </w:tr>
+      <w:tr>
+        <w:trPr>
+          <w:cnfStyle w:val="000000100000" w:firstRow="0" w:lastRow="0" w:firstColumn="0" w:lastColumn="0" w:oddVBand="0" w:evenVBand="0" w:oddHBand="1" w:evenHBand="0" w:firstRowFirstColumn="0" w:firstRowLastColumn="0" w:lastRowFirstColumn="0" w:lastRowLastColumn="0"/>
+          <w:trHeight w:val="496"/>
+        </w:trPr>
+        <w:tc>
+          <w:tcPr>
+            <w:cnfStyle w:val="001000000000" w:firstRow="0" w:lastRow="0" w:firstColumn="1" w:lastColumn="0" w:oddVBand="0" w:evenVBand="0" w:oddHBand="0" w:evenHBand="0" w:firstRowFirstColumn="0" w:firstRowLastColumn="0" w:lastRowFirstColumn="0" w:lastRowLastColumn="0"/>
+            <w:tcW w:w="2407" w:type="dxa"/>
+          </w:tcPr>
+          <w:p>
+            <w:pPr>
+              <w:rPr>
+                <w:color w:val="4472C4" w:themeColor="accent1"/>
+              </w:rPr>
+            </w:pPr>
+            <w:r>
+              <w:rPr>
+                <w:b w:val="0"/>
+                <w:bCs w:val="0"/>
+                <w:color w:val="000000" w:themeColor="text1"/>
+              </w:rPr>
+              <w:t>FR-1</w:t>
+            </w:r>
+            <w:r>
+              <w:rPr>
+                <w:b w:val="0"/>
+                <w:bCs w:val="0"/>
+                <w:color w:val="000000" w:themeColor="text1"/>
+              </w:rPr>
+              <w:t>7</w:t>
+            </w:r>
+          </w:p>
+        </w:tc>
+        <w:tc>
+          <w:tcPr>
+            <w:tcW w:w="2407" w:type="dxa"/>
+          </w:tcPr>
+          <w:p>
+            <w:pPr>
+              <w:cnfStyle w:val="000000100000" w:firstRow="0" w:lastRow="0" w:firstColumn="0" w:lastColumn="0" w:oddVBand="0" w:evenVBand="0" w:oddHBand="1" w:evenHBand="0" w:firstRowFirstColumn="0" w:firstRowLastColumn="0" w:lastRowFirstColumn="0" w:lastRowLastColumn="0"/>
+              <w:rPr>
+                <w:color w:val="000000" w:themeColor="text1"/>
+              </w:rPr>
+            </w:pPr>
+            <w:r>
+              <w:rPr>
+                <w:color w:val="000000" w:themeColor="text1"/>
+              </w:rPr>
+              <w:t>Agent Tools</w:t>
+            </w:r>
+          </w:p>
+        </w:tc>
+        <w:tc>
+          <w:tcPr>
+            <w:tcW w:w="2407" w:type="dxa"/>
+          </w:tcPr>
+          <w:p>
+            <w:pPr>
+              <w:cnfStyle w:val="000000100000" w:firstRow="0" w:lastRow="0" w:firstColumn="0" w:lastColumn="0" w:oddVBand="0" w:evenVBand="0" w:oddHBand="1" w:evenHBand="0" w:firstRowFirstColumn="0" w:firstRowLastColumn="0" w:lastRowFirstColumn="0" w:lastRowLastColumn="0"/>
+              <w:rPr>
+                <w:color w:val="4472C4" w:themeColor="accent1"/>
+              </w:rPr>
+            </w:pPr>
+            <w:r>
+              <w:rPr>
+                <w:color w:val="000000" w:themeColor="text1"/>
+              </w:rPr>
+              <w:t>BR-01</w:t>
+            </w:r>
+          </w:p>
+        </w:tc>
+        <w:tc>
+          <w:tcPr>
+            <w:tcW w:w="2407" w:type="dxa"/>
+            <w:shd w:val="clear" w:color="auto" w:fill="00B050"/>
+          </w:tcPr>
+          <w:p>
+            <w:pPr>
+              <w:cnfStyle w:val="000000100000" w:firstRow="0" w:lastRow="0" w:firstColumn="0" w:lastColumn="0" w:oddVBand="0" w:evenVBand="0" w:oddHBand="1" w:evenHBand="0" w:firstRowFirstColumn="0" w:firstRowLastColumn="0" w:lastRowFirstColumn="0" w:lastRowLastColumn="0"/>
+              <w:rPr>
+                <w:color w:val="000000" w:themeColor="text1"/>
+              </w:rPr>
+            </w:pPr>
+            <w:r>
+              <w:rPr>
+                <w:color w:val="000000" w:themeColor="text1"/>
+              </w:rPr>
+              <w:t>Should Have</w:t>
+            </w:r>
+          </w:p>
+        </w:tc>
+      </w:tr>
+      <w:tr>
+        <w:trPr>
+          <w:trHeight w:val="474"/>
+        </w:trPr>
+        <w:tc>
+          <w:tcPr>
+            <w:cnfStyle w:val="001000000000" w:firstRow="0" w:lastRow="0" w:firstColumn="1" w:lastColumn="0" w:oddVBand="0" w:evenVBand="0" w:oddHBand="0" w:evenHBand="0" w:firstRowFirstColumn="0" w:firstRowLastColumn="0" w:lastRowFirstColumn="0" w:lastRowLastColumn="0"/>
+            <w:tcW w:w="2407" w:type="dxa"/>
+          </w:tcPr>
+          <w:p>
+            <w:pPr>
+              <w:rPr>
+                <w:color w:val="4472C4" w:themeColor="accent1"/>
+              </w:rPr>
+            </w:pPr>
+            <w:r>
+              <w:rPr>
+                <w:b w:val="0"/>
+                <w:bCs w:val="0"/>
+                <w:color w:val="000000" w:themeColor="text1"/>
+              </w:rPr>
+              <w:t>FR-1</w:t>
+            </w:r>
+            <w:r>
+              <w:rPr>
+                <w:b w:val="0"/>
+                <w:bCs w:val="0"/>
+                <w:color w:val="000000" w:themeColor="text1"/>
+              </w:rPr>
+              <w:t>8</w:t>
+            </w:r>
+          </w:p>
+        </w:tc>
+        <w:tc>
+          <w:tcPr>
+            <w:tcW w:w="2407" w:type="dxa"/>
+          </w:tcPr>
+          <w:p>
+            <w:pPr>
+              <w:cnfStyle w:val="000000000000" w:firstRow="0" w:lastRow="0" w:firstColumn="0" w:lastColumn="0" w:oddVBand="0" w:evenVBand="0" w:oddHBand="0" w:evenHBand="0" w:firstRowFirstColumn="0" w:firstRowLastColumn="0" w:lastRowFirstColumn="0" w:lastRowLastColumn="0"/>
+              <w:rPr>
+                <w:color w:val="000000" w:themeColor="text1"/>
+              </w:rPr>
+            </w:pPr>
+            <w:r>
+              <w:rPr>
+                <w:color w:val="000000" w:themeColor="text1"/>
+              </w:rPr>
+              <w:t>Mobile</w:t>
+            </w:r>
+          </w:p>
+        </w:tc>
+        <w:tc>
+          <w:tcPr>
+            <w:tcW w:w="2407" w:type="dxa"/>
+          </w:tcPr>
+          <w:p>
+            <w:pPr>
+              <w:cnfStyle w:val="000000000000" w:firstRow="0" w:lastRow="0" w:firstColumn="0" w:lastColumn="0" w:oddVBand="0" w:evenVBand="0" w:oddHBand="0" w:evenHBand="0" w:firstRowFirstColumn="0" w:firstRowLastColumn="0" w:lastRowFirstColumn="0" w:lastRowLastColumn="0"/>
+              <w:rPr>
+                <w:color w:val="4472C4" w:themeColor="accent1"/>
+              </w:rPr>
+            </w:pPr>
+            <w:r>
+              <w:rPr>
+                <w:color w:val="000000" w:themeColor="text1"/>
+              </w:rPr>
+              <w:t>BR-01</w:t>
+            </w:r>
+          </w:p>
+        </w:tc>
+        <w:tc>
+          <w:tcPr>
+            <w:tcW w:w="2407" w:type="dxa"/>
+            <w:shd w:val="clear" w:color="auto" w:fill="EE0000"/>
+          </w:tcPr>
+          <w:p>
+            <w:pPr>
+              <w:cnfStyle w:val="000000000000" w:firstRow="0" w:lastRow="0" w:firstColumn="0" w:lastColumn="0" w:oddVBand="0" w:evenVBand="0" w:oddHBand="0" w:evenHBand="0" w:firstRowFirstColumn="0" w:firstRowLastColumn="0" w:lastRowFirstColumn="0" w:lastRowLastColumn="0"/>
+              <w:rPr>
+                <w:color w:val="000000" w:themeColor="text1"/>
+              </w:rPr>
+            </w:pPr>
+            <w:r>
+              <w:rPr>
+                <w:color w:val="000000" w:themeColor="text1"/>
+              </w:rPr>
+              <w:t>Must Have</w:t>
+            </w:r>
+          </w:p>
+        </w:tc>
+      </w:tr>
+    </w:tbl>
+    <w:p>
+      <w:pPr>
+        <w:rPr>
+          <w:color w:val="4472C4" w:themeColor="accent1"/>
+        </w:rPr>
+      </w:pPr>
     </w:p>
     <w:sectPr>
       <w:pgSz w:w="11906" w:h="16838"/>
@@ -482,6 +5713,565 @@
     </w:sectPr>
   </w:body>
 </w:document>
+</file>
+
+<file path=word/numbering.xml><?xml version="1.0" encoding="utf-8"?>
+<w:numbering xmlns:wpc="http://schemas.microsoft.com/office/word/2010/wordprocessingCanvas" xmlns:cx="http://schemas.microsoft.com/office/drawing/2014/chartex" xmlns:cx1="http://schemas.microsoft.com/office/drawing/2015/9/8/chartex" xmlns:cx2="http://schemas.microsoft.com/office/drawing/2015/10/21/chartex" xmlns:cx3="http://schemas.microsoft.com/office/drawing/2016/5/9/chartex" xmlns:cx4="http://schemas.microsoft.com/office/drawing/2016/5/10/chartex" xmlns:cx5="http://schemas.microsoft.com/office/drawing/2016/5/11/chartex" xmlns:cx6="http://schemas.microsoft.com/office/drawing/2016/5/12/chartex" xmlns:cx7="http://schemas.microsoft.com/office/drawing/2016/5/13/chartex" xmlns:cx8="http://schemas.microsoft.com/office/drawing/2016/5/14/chartex" xmlns:mc="http://schemas.openxmlformats.org/markup-compatibility/2006" xmlns:aink="http://schemas.microsoft.com/office/drawing/2016/ink" xmlns:am3d="http://schemas.microsoft.com/office/drawing/2017/model3d" xmlns:o="urn:schemas-microsoft-com:office:office" xmlns:oel="http://schemas.microsoft.com/office/2019/extlst" xmlns:r="http://schemas.openxmlformats.org/officeDocument/2006/relationships" xmlns:m="http://schemas.openxmlformats.org/officeDocument/2006/math" xmlns:v="urn:schemas-microsoft-com:vml" xmlns:wp14="http://schemas.microsoft.com/office/word/2010/wordprocessingDrawing" xmlns:wp="http://schemas.openxmlformats.org/drawingml/2006/wordprocessingDrawing" xmlns:w10="urn:schemas-microsoft-com:office:word" xmlns:w="http://schemas.openxmlformats.org/wordprocessingml/2006/main" xmlns:w14="http://schemas.microsoft.com/office/word/2010/wordml" xmlns:w15="http://schemas.microsoft.com/office/word/2012/wordml" xmlns:w16cex="http://schemas.microsoft.com/office/word/2018/wordml/cex" xmlns:w16cid="http://schemas.microsoft.com/office/word/2016/wordml/cid" xmlns:w16="http://schemas.microsoft.com/office/word/2018/wordml" xmlns:w16du="http://schemas.microsoft.com/office/word/2023/wordml/word16du" xmlns:w16sdtdh="http://schemas.microsoft.com/office/word/2020/wordml/sdtdatahash" xmlns:w16sdtfl="http://schemas.microsoft.com/office/word/2024/wordml/sdtformatlock" xmlns:w16se="http://schemas.microsoft.com/office/word/2015/wordml/symex" xmlns:wpg="http://schemas.microsoft.com/office/word/2010/wordprocessingGroup" xmlns:wpi="http://schemas.microsoft.com/office/word/2010/wordprocessingInk" xmlns:wne="http://schemas.microsoft.com/office/word/2006/wordml" xmlns:wps="http://schemas.microsoft.com/office/word/2010/wordprocessingShape" mc:Ignorable="w14 w15 w16se w16cid w16 w16cex w16sdtdh w16sdtfl w16du wp14">
+  <w:abstractNum w:abstractNumId="0" w15:restartNumberingAfterBreak="0">
+    <w:nsid w:val="0771314F"/>
+    <w:multiLevelType w:val="hybridMultilevel"/>
+    <w:tmpl w:val="BFBAE8BC"/>
+    <w:lvl w:ilvl="0" w:tplc="06D0AB0E">
+      <w:start w:val="1"/>
+      <w:numFmt w:val="bullet"/>
+      <w:lvlText w:val="•"/>
+      <w:lvlJc w:val="left"/>
+      <w:pPr>
+        <w:ind w:left="440" w:hanging="280"/>
+      </w:pPr>
+    </w:lvl>
+    <w:lvl w:ilvl="1" w:tplc="D3BA088C">
+      <w:numFmt w:val="decimal"/>
+      <w:lvlText w:val=""/>
+      <w:lvlJc w:val="left"/>
+      <w:pPr>
+        <w:ind w:left="0" w:firstLine="0"/>
+      </w:pPr>
+    </w:lvl>
+    <w:lvl w:ilvl="2" w:tplc="5404AD24">
+      <w:numFmt w:val="decimal"/>
+      <w:lvlText w:val=""/>
+      <w:lvlJc w:val="left"/>
+      <w:pPr>
+        <w:ind w:left="0" w:firstLine="0"/>
+      </w:pPr>
+    </w:lvl>
+    <w:lvl w:ilvl="3" w:tplc="CE3C5E2E">
+      <w:numFmt w:val="decimal"/>
+      <w:lvlText w:val=""/>
+      <w:lvlJc w:val="left"/>
+      <w:pPr>
+        <w:ind w:left="0" w:firstLine="0"/>
+      </w:pPr>
+    </w:lvl>
+    <w:lvl w:ilvl="4" w:tplc="A410AA18">
+      <w:numFmt w:val="decimal"/>
+      <w:lvlText w:val=""/>
+      <w:lvlJc w:val="left"/>
+      <w:pPr>
+        <w:ind w:left="0" w:firstLine="0"/>
+      </w:pPr>
+    </w:lvl>
+    <w:lvl w:ilvl="5" w:tplc="C61E1BAE">
+      <w:numFmt w:val="decimal"/>
+      <w:lvlText w:val=""/>
+      <w:lvlJc w:val="left"/>
+      <w:pPr>
+        <w:ind w:left="0" w:firstLine="0"/>
+      </w:pPr>
+    </w:lvl>
+    <w:lvl w:ilvl="6" w:tplc="546294CE">
+      <w:numFmt w:val="decimal"/>
+      <w:lvlText w:val=""/>
+      <w:lvlJc w:val="left"/>
+      <w:pPr>
+        <w:ind w:left="0" w:firstLine="0"/>
+      </w:pPr>
+    </w:lvl>
+    <w:lvl w:ilvl="7" w:tplc="1966AEBE">
+      <w:numFmt w:val="decimal"/>
+      <w:lvlText w:val=""/>
+      <w:lvlJc w:val="left"/>
+      <w:pPr>
+        <w:ind w:left="0" w:firstLine="0"/>
+      </w:pPr>
+    </w:lvl>
+    <w:lvl w:ilvl="8" w:tplc="2E304FF4">
+      <w:numFmt w:val="decimal"/>
+      <w:lvlText w:val=""/>
+      <w:lvlJc w:val="left"/>
+      <w:pPr>
+        <w:ind w:left="0" w:firstLine="0"/>
+      </w:pPr>
+    </w:lvl>
+  </w:abstractNum>
+  <w:abstractNum w:abstractNumId="1" w15:restartNumberingAfterBreak="0">
+    <w:nsid w:val="0E8E0933"/>
+    <w:multiLevelType w:val="hybridMultilevel"/>
+    <w:tmpl w:val="3E44225A"/>
+    <w:lvl w:ilvl="0" w:tplc="40090001">
+      <w:start w:val="1"/>
+      <w:numFmt w:val="bullet"/>
+      <w:lvlText w:val=""/>
+      <w:lvlJc w:val="left"/>
+      <w:pPr>
+        <w:ind w:left="880" w:hanging="360"/>
+      </w:pPr>
+      <w:rPr>
+        <w:rFonts w:ascii="Symbol" w:hAnsi="Symbol" w:hint="default"/>
+      </w:rPr>
+    </w:lvl>
+    <w:lvl w:ilvl="1" w:tplc="40090003" w:tentative="1">
+      <w:start w:val="1"/>
+      <w:numFmt w:val="bullet"/>
+      <w:lvlText w:val="o"/>
+      <w:lvlJc w:val="left"/>
+      <w:pPr>
+        <w:ind w:left="1600" w:hanging="360"/>
+      </w:pPr>
+      <w:rPr>
+        <w:rFonts w:ascii="Courier New" w:hAnsi="Courier New" w:cs="Courier New" w:hint="default"/>
+      </w:rPr>
+    </w:lvl>
+    <w:lvl w:ilvl="2" w:tplc="40090005" w:tentative="1">
+      <w:start w:val="1"/>
+      <w:numFmt w:val="bullet"/>
+      <w:lvlText w:val=""/>
+      <w:lvlJc w:val="left"/>
+      <w:pPr>
+        <w:ind w:left="2320" w:hanging="360"/>
+      </w:pPr>
+      <w:rPr>
+        <w:rFonts w:ascii="Wingdings" w:hAnsi="Wingdings" w:hint="default"/>
+      </w:rPr>
+    </w:lvl>
+    <w:lvl w:ilvl="3" w:tplc="40090001" w:tentative="1">
+      <w:start w:val="1"/>
+      <w:numFmt w:val="bullet"/>
+      <w:lvlText w:val=""/>
+      <w:lvlJc w:val="left"/>
+      <w:pPr>
+        <w:ind w:left="3040" w:hanging="360"/>
+      </w:pPr>
+      <w:rPr>
+        <w:rFonts w:ascii="Symbol" w:hAnsi="Symbol" w:hint="default"/>
+      </w:rPr>
+    </w:lvl>
+    <w:lvl w:ilvl="4" w:tplc="40090003" w:tentative="1">
+      <w:start w:val="1"/>
+      <w:numFmt w:val="bullet"/>
+      <w:lvlText w:val="o"/>
+      <w:lvlJc w:val="left"/>
+      <w:pPr>
+        <w:ind w:left="3760" w:hanging="360"/>
+      </w:pPr>
+      <w:rPr>
+        <w:rFonts w:ascii="Courier New" w:hAnsi="Courier New" w:cs="Courier New" w:hint="default"/>
+      </w:rPr>
+    </w:lvl>
+    <w:lvl w:ilvl="5" w:tplc="40090005" w:tentative="1">
+      <w:start w:val="1"/>
+      <w:numFmt w:val="bullet"/>
+      <w:lvlText w:val=""/>
+      <w:lvlJc w:val="left"/>
+      <w:pPr>
+        <w:ind w:left="4480" w:hanging="360"/>
+      </w:pPr>
+      <w:rPr>
+        <w:rFonts w:ascii="Wingdings" w:hAnsi="Wingdings" w:hint="default"/>
+      </w:rPr>
+    </w:lvl>
+    <w:lvl w:ilvl="6" w:tplc="40090001" w:tentative="1">
+      <w:start w:val="1"/>
+      <w:numFmt w:val="bullet"/>
+      <w:lvlText w:val=""/>
+      <w:lvlJc w:val="left"/>
+      <w:pPr>
+        <w:ind w:left="5200" w:hanging="360"/>
+      </w:pPr>
+      <w:rPr>
+        <w:rFonts w:ascii="Symbol" w:hAnsi="Symbol" w:hint="default"/>
+      </w:rPr>
+    </w:lvl>
+    <w:lvl w:ilvl="7" w:tplc="40090003" w:tentative="1">
+      <w:start w:val="1"/>
+      <w:numFmt w:val="bullet"/>
+      <w:lvlText w:val="o"/>
+      <w:lvlJc w:val="left"/>
+      <w:pPr>
+        <w:ind w:left="5920" w:hanging="360"/>
+      </w:pPr>
+      <w:rPr>
+        <w:rFonts w:ascii="Courier New" w:hAnsi="Courier New" w:cs="Courier New" w:hint="default"/>
+      </w:rPr>
+    </w:lvl>
+    <w:lvl w:ilvl="8" w:tplc="40090005" w:tentative="1">
+      <w:start w:val="1"/>
+      <w:numFmt w:val="bullet"/>
+      <w:lvlText w:val=""/>
+      <w:lvlJc w:val="left"/>
+      <w:pPr>
+        <w:ind w:left="6640" w:hanging="360"/>
+      </w:pPr>
+      <w:rPr>
+        <w:rFonts w:ascii="Wingdings" w:hAnsi="Wingdings" w:hint="default"/>
+      </w:rPr>
+    </w:lvl>
+  </w:abstractNum>
+  <w:abstractNum w:abstractNumId="2" w15:restartNumberingAfterBreak="0">
+    <w:nsid w:val="14890424"/>
+    <w:multiLevelType w:val="hybridMultilevel"/>
+    <w:tmpl w:val="2D6E4384"/>
+    <w:lvl w:ilvl="0" w:tplc="40090001">
+      <w:start w:val="1"/>
+      <w:numFmt w:val="bullet"/>
+      <w:lvlText w:val=""/>
+      <w:lvlJc w:val="left"/>
+      <w:pPr>
+        <w:ind w:left="1440" w:hanging="360"/>
+      </w:pPr>
+      <w:rPr>
+        <w:rFonts w:ascii="Symbol" w:hAnsi="Symbol" w:hint="default"/>
+      </w:rPr>
+    </w:lvl>
+    <w:lvl w:ilvl="1" w:tplc="40090003" w:tentative="1">
+      <w:start w:val="1"/>
+      <w:numFmt w:val="bullet"/>
+      <w:lvlText w:val="o"/>
+      <w:lvlJc w:val="left"/>
+      <w:pPr>
+        <w:ind w:left="2160" w:hanging="360"/>
+      </w:pPr>
+      <w:rPr>
+        <w:rFonts w:ascii="Courier New" w:hAnsi="Courier New" w:cs="Courier New" w:hint="default"/>
+      </w:rPr>
+    </w:lvl>
+    <w:lvl w:ilvl="2" w:tplc="40090005" w:tentative="1">
+      <w:start w:val="1"/>
+      <w:numFmt w:val="bullet"/>
+      <w:lvlText w:val=""/>
+      <w:lvlJc w:val="left"/>
+      <w:pPr>
+        <w:ind w:left="2880" w:hanging="360"/>
+      </w:pPr>
+      <w:rPr>
+        <w:rFonts w:ascii="Wingdings" w:hAnsi="Wingdings" w:hint="default"/>
+      </w:rPr>
+    </w:lvl>
+    <w:lvl w:ilvl="3" w:tplc="40090001" w:tentative="1">
+      <w:start w:val="1"/>
+      <w:numFmt w:val="bullet"/>
+      <w:lvlText w:val=""/>
+      <w:lvlJc w:val="left"/>
+      <w:pPr>
+        <w:ind w:left="3600" w:hanging="360"/>
+      </w:pPr>
+      <w:rPr>
+        <w:rFonts w:ascii="Symbol" w:hAnsi="Symbol" w:hint="default"/>
+      </w:rPr>
+    </w:lvl>
+    <w:lvl w:ilvl="4" w:tplc="40090003" w:tentative="1">
+      <w:start w:val="1"/>
+      <w:numFmt w:val="bullet"/>
+      <w:lvlText w:val="o"/>
+      <w:lvlJc w:val="left"/>
+      <w:pPr>
+        <w:ind w:left="4320" w:hanging="360"/>
+      </w:pPr>
+      <w:rPr>
+        <w:rFonts w:ascii="Courier New" w:hAnsi="Courier New" w:cs="Courier New" w:hint="default"/>
+      </w:rPr>
+    </w:lvl>
+    <w:lvl w:ilvl="5" w:tplc="40090005" w:tentative="1">
+      <w:start w:val="1"/>
+      <w:numFmt w:val="bullet"/>
+      <w:lvlText w:val=""/>
+      <w:lvlJc w:val="left"/>
+      <w:pPr>
+        <w:ind w:left="5040" w:hanging="360"/>
+      </w:pPr>
+      <w:rPr>
+        <w:rFonts w:ascii="Wingdings" w:hAnsi="Wingdings" w:hint="default"/>
+      </w:rPr>
+    </w:lvl>
+    <w:lvl w:ilvl="6" w:tplc="40090001" w:tentative="1">
+      <w:start w:val="1"/>
+      <w:numFmt w:val="bullet"/>
+      <w:lvlText w:val=""/>
+      <w:lvlJc w:val="left"/>
+      <w:pPr>
+        <w:ind w:left="5760" w:hanging="360"/>
+      </w:pPr>
+      <w:rPr>
+        <w:rFonts w:ascii="Symbol" w:hAnsi="Symbol" w:hint="default"/>
+      </w:rPr>
+    </w:lvl>
+    <w:lvl w:ilvl="7" w:tplc="40090003" w:tentative="1">
+      <w:start w:val="1"/>
+      <w:numFmt w:val="bullet"/>
+      <w:lvlText w:val="o"/>
+      <w:lvlJc w:val="left"/>
+      <w:pPr>
+        <w:ind w:left="6480" w:hanging="360"/>
+      </w:pPr>
+      <w:rPr>
+        <w:rFonts w:ascii="Courier New" w:hAnsi="Courier New" w:cs="Courier New" w:hint="default"/>
+      </w:rPr>
+    </w:lvl>
+    <w:lvl w:ilvl="8" w:tplc="40090005" w:tentative="1">
+      <w:start w:val="1"/>
+      <w:numFmt w:val="bullet"/>
+      <w:lvlText w:val=""/>
+      <w:lvlJc w:val="left"/>
+      <w:pPr>
+        <w:ind w:left="7200" w:hanging="360"/>
+      </w:pPr>
+      <w:rPr>
+        <w:rFonts w:ascii="Wingdings" w:hAnsi="Wingdings" w:hint="default"/>
+      </w:rPr>
+    </w:lvl>
+  </w:abstractNum>
+  <w:abstractNum w:abstractNumId="3" w15:restartNumberingAfterBreak="0">
+    <w:nsid w:val="43125E44"/>
+    <w:multiLevelType w:val="hybridMultilevel"/>
+    <w:tmpl w:val="E1E2580E"/>
+    <w:lvl w:ilvl="0" w:tplc="40090001">
+      <w:start w:val="1"/>
+      <w:numFmt w:val="bullet"/>
+      <w:lvlText w:val=""/>
+      <w:lvlJc w:val="left"/>
+      <w:pPr>
+        <w:ind w:left="720" w:hanging="360"/>
+      </w:pPr>
+      <w:rPr>
+        <w:rFonts w:ascii="Symbol" w:hAnsi="Symbol" w:hint="default"/>
+      </w:rPr>
+    </w:lvl>
+    <w:lvl w:ilvl="1" w:tplc="40090003" w:tentative="1">
+      <w:start w:val="1"/>
+      <w:numFmt w:val="bullet"/>
+      <w:lvlText w:val="o"/>
+      <w:lvlJc w:val="left"/>
+      <w:pPr>
+        <w:ind w:left="1440" w:hanging="360"/>
+      </w:pPr>
+      <w:rPr>
+        <w:rFonts w:ascii="Courier New" w:hAnsi="Courier New" w:cs="Courier New" w:hint="default"/>
+      </w:rPr>
+    </w:lvl>
+    <w:lvl w:ilvl="2" w:tplc="40090005" w:tentative="1">
+      <w:start w:val="1"/>
+      <w:numFmt w:val="bullet"/>
+      <w:lvlText w:val=""/>
+      <w:lvlJc w:val="left"/>
+      <w:pPr>
+        <w:ind w:left="2160" w:hanging="360"/>
+      </w:pPr>
+      <w:rPr>
+        <w:rFonts w:ascii="Wingdings" w:hAnsi="Wingdings" w:hint="default"/>
+      </w:rPr>
+    </w:lvl>
+    <w:lvl w:ilvl="3" w:tplc="40090001" w:tentative="1">
+      <w:start w:val="1"/>
+      <w:numFmt w:val="bullet"/>
+      <w:lvlText w:val=""/>
+      <w:lvlJc w:val="left"/>
+      <w:pPr>
+        <w:ind w:left="2880" w:hanging="360"/>
+      </w:pPr>
+      <w:rPr>
+        <w:rFonts w:ascii="Symbol" w:hAnsi="Symbol" w:hint="default"/>
+      </w:rPr>
+    </w:lvl>
+    <w:lvl w:ilvl="4" w:tplc="40090003" w:tentative="1">
+      <w:start w:val="1"/>
+      <w:numFmt w:val="bullet"/>
+      <w:lvlText w:val="o"/>
+      <w:lvlJc w:val="left"/>
+      <w:pPr>
+        <w:ind w:left="3600" w:hanging="360"/>
+      </w:pPr>
+      <w:rPr>
+        <w:rFonts w:ascii="Courier New" w:hAnsi="Courier New" w:cs="Courier New" w:hint="default"/>
+      </w:rPr>
+    </w:lvl>
+    <w:lvl w:ilvl="5" w:tplc="40090005" w:tentative="1">
+      <w:start w:val="1"/>
+      <w:numFmt w:val="bullet"/>
+      <w:lvlText w:val=""/>
+      <w:lvlJc w:val="left"/>
+      <w:pPr>
+        <w:ind w:left="4320" w:hanging="360"/>
+      </w:pPr>
+      <w:rPr>
+        <w:rFonts w:ascii="Wingdings" w:hAnsi="Wingdings" w:hint="default"/>
+      </w:rPr>
+    </w:lvl>
+    <w:lvl w:ilvl="6" w:tplc="40090001" w:tentative="1">
+      <w:start w:val="1"/>
+      <w:numFmt w:val="bullet"/>
+      <w:lvlText w:val=""/>
+      <w:lvlJc w:val="left"/>
+      <w:pPr>
+        <w:ind w:left="5040" w:hanging="360"/>
+      </w:pPr>
+      <w:rPr>
+        <w:rFonts w:ascii="Symbol" w:hAnsi="Symbol" w:hint="default"/>
+      </w:rPr>
+    </w:lvl>
+    <w:lvl w:ilvl="7" w:tplc="40090003" w:tentative="1">
+      <w:start w:val="1"/>
+      <w:numFmt w:val="bullet"/>
+      <w:lvlText w:val="o"/>
+      <w:lvlJc w:val="left"/>
+      <w:pPr>
+        <w:ind w:left="5760" w:hanging="360"/>
+      </w:pPr>
+      <w:rPr>
+        <w:rFonts w:ascii="Courier New" w:hAnsi="Courier New" w:cs="Courier New" w:hint="default"/>
+      </w:rPr>
+    </w:lvl>
+    <w:lvl w:ilvl="8" w:tplc="40090005" w:tentative="1">
+      <w:start w:val="1"/>
+      <w:numFmt w:val="bullet"/>
+      <w:lvlText w:val=""/>
+      <w:lvlJc w:val="left"/>
+      <w:pPr>
+        <w:ind w:left="6480" w:hanging="360"/>
+      </w:pPr>
+      <w:rPr>
+        <w:rFonts w:ascii="Wingdings" w:hAnsi="Wingdings" w:hint="default"/>
+      </w:rPr>
+    </w:lvl>
+  </w:abstractNum>
+  <w:abstractNum w:abstractNumId="4" w15:restartNumberingAfterBreak="0">
+    <w:nsid w:val="631A1B85"/>
+    <w:multiLevelType w:val="hybridMultilevel"/>
+    <w:tmpl w:val="07BC15D2"/>
+    <w:lvl w:ilvl="0" w:tplc="40090001">
+      <w:start w:val="1"/>
+      <w:numFmt w:val="bullet"/>
+      <w:lvlText w:val=""/>
+      <w:lvlJc w:val="left"/>
+      <w:pPr>
+        <w:ind w:left="720" w:hanging="360"/>
+      </w:pPr>
+      <w:rPr>
+        <w:rFonts w:ascii="Symbol" w:hAnsi="Symbol" w:hint="default"/>
+      </w:rPr>
+    </w:lvl>
+    <w:lvl w:ilvl="1" w:tplc="40090003" w:tentative="1">
+      <w:start w:val="1"/>
+      <w:numFmt w:val="bullet"/>
+      <w:lvlText w:val="o"/>
+      <w:lvlJc w:val="left"/>
+      <w:pPr>
+        <w:ind w:left="1440" w:hanging="360"/>
+      </w:pPr>
+      <w:rPr>
+        <w:rFonts w:ascii="Courier New" w:hAnsi="Courier New" w:cs="Courier New" w:hint="default"/>
+      </w:rPr>
+    </w:lvl>
+    <w:lvl w:ilvl="2" w:tplc="40090005" w:tentative="1">
+      <w:start w:val="1"/>
+      <w:numFmt w:val="bullet"/>
+      <w:lvlText w:val=""/>
+      <w:lvlJc w:val="left"/>
+      <w:pPr>
+        <w:ind w:left="2160" w:hanging="360"/>
+      </w:pPr>
+      <w:rPr>
+        <w:rFonts w:ascii="Wingdings" w:hAnsi="Wingdings" w:hint="default"/>
+      </w:rPr>
+    </w:lvl>
+    <w:lvl w:ilvl="3" w:tplc="40090001" w:tentative="1">
+      <w:start w:val="1"/>
+      <w:numFmt w:val="bullet"/>
+      <w:lvlText w:val=""/>
+      <w:lvlJc w:val="left"/>
+      <w:pPr>
+        <w:ind w:left="2880" w:hanging="360"/>
+      </w:pPr>
+      <w:rPr>
+        <w:rFonts w:ascii="Symbol" w:hAnsi="Symbol" w:hint="default"/>
+      </w:rPr>
+    </w:lvl>
+    <w:lvl w:ilvl="4" w:tplc="40090003" w:tentative="1">
+      <w:start w:val="1"/>
+      <w:numFmt w:val="bullet"/>
+      <w:lvlText w:val="o"/>
+      <w:lvlJc w:val="left"/>
+      <w:pPr>
+        <w:ind w:left="3600" w:hanging="360"/>
+      </w:pPr>
+      <w:rPr>
+        <w:rFonts w:ascii="Courier New" w:hAnsi="Courier New" w:cs="Courier New" w:hint="default"/>
+      </w:rPr>
+    </w:lvl>
+    <w:lvl w:ilvl="5" w:tplc="40090005" w:tentative="1">
+      <w:start w:val="1"/>
+      <w:numFmt w:val="bullet"/>
+      <w:lvlText w:val=""/>
+      <w:lvlJc w:val="left"/>
+      <w:pPr>
+        <w:ind w:left="4320" w:hanging="360"/>
+      </w:pPr>
+      <w:rPr>
+        <w:rFonts w:ascii="Wingdings" w:hAnsi="Wingdings" w:hint="default"/>
+      </w:rPr>
+    </w:lvl>
+    <w:lvl w:ilvl="6" w:tplc="40090001" w:tentative="1">
+      <w:start w:val="1"/>
+      <w:numFmt w:val="bullet"/>
+      <w:lvlText w:val=""/>
+      <w:lvlJc w:val="left"/>
+      <w:pPr>
+        <w:ind w:left="5040" w:hanging="360"/>
+      </w:pPr>
+      <w:rPr>
+        <w:rFonts w:ascii="Symbol" w:hAnsi="Symbol" w:hint="default"/>
+      </w:rPr>
+    </w:lvl>
+    <w:lvl w:ilvl="7" w:tplc="40090003" w:tentative="1">
+      <w:start w:val="1"/>
+      <w:numFmt w:val="bullet"/>
+      <w:lvlText w:val="o"/>
+      <w:lvlJc w:val="left"/>
+      <w:pPr>
+        <w:ind w:left="5760" w:hanging="360"/>
+      </w:pPr>
+      <w:rPr>
+        <w:rFonts w:ascii="Courier New" w:hAnsi="Courier New" w:cs="Courier New" w:hint="default"/>
+      </w:rPr>
+    </w:lvl>
+    <w:lvl w:ilvl="8" w:tplc="40090005" w:tentative="1">
+      <w:start w:val="1"/>
+      <w:numFmt w:val="bullet"/>
+      <w:lvlText w:val=""/>
+      <w:lvlJc w:val="left"/>
+      <w:pPr>
+        <w:ind w:left="6480" w:hanging="360"/>
+      </w:pPr>
+      <w:rPr>
+        <w:rFonts w:ascii="Wingdings" w:hAnsi="Wingdings" w:hint="default"/>
+      </w:rPr>
+    </w:lvl>
+  </w:abstractNum>
+  <w:num w:numId="1" w16cid:durableId="572933212">
+    <w:abstractNumId w:val="3"/>
+  </w:num>
+  <w:num w:numId="2" w16cid:durableId="781458568">
+    <w:abstractNumId w:val="0"/>
+    <w:lvlOverride w:ilvl="0"/>
+    <w:lvlOverride w:ilvl="1"/>
+    <w:lvlOverride w:ilvl="2"/>
+    <w:lvlOverride w:ilvl="3"/>
+    <w:lvlOverride w:ilvl="4"/>
+    <w:lvlOverride w:ilvl="5"/>
+    <w:lvlOverride w:ilvl="6"/>
+    <w:lvlOverride w:ilvl="7"/>
+    <w:lvlOverride w:ilvl="8"/>
+  </w:num>
+  <w:num w:numId="3" w16cid:durableId="728502176">
+    <w:abstractNumId w:val="1"/>
+  </w:num>
+  <w:num w:numId="4" w16cid:durableId="1750040059">
+    <w:abstractNumId w:val="4"/>
+  </w:num>
+  <w:num w:numId="5" w16cid:durableId="1573849665">
+    <w:abstractNumId w:val="2"/>
+  </w:num>
+</w:numbering>
 </file>
 
 <file path=word/styles.xml><?xml version="1.0" encoding="utf-8"?>
